--- a/01-artefactos-de-gestao/01.01-templates/convocatoria-outra-reuniao-template-v06.docx
+++ b/01-artefactos-de-gestao/01.01-templates/convocatoria-outra-reuniao-template-v06.docx
@@ -75,7 +75,55 @@
                 <w:sz w:val="17"/>
                 <w:lang w:val="pt-PT"/>
               </w:rPr>
-              <w:t>Este ficheiro é o template obrigatório para convocar uma reunião extraordinária ou outra reunião formal não abrangida pelos templates específicos de Backlog Refinement, Sprint Planning e Sprint Review, e não pode ser substituído por um template próprio. É também o template obrigatório para a reunião formal autónoma de controlo final realizada antes da submissão de cada milestone. Em m2, m3 e m4, essa mesma reunião realiza cumulativamente o controlo final da Milestone de Entrega e o fecho do respetivo Momento de Avaliação.</w:t>
+              <w:t xml:space="preserve">Este ficheiro é o template obrigatório para convocar uma reunião extraordinária ou outra reunião formal não abrangida pelos templates específicos de Backlog </w:t>
+            </w:r>
+            <w:proofErr w:type="spellStart"/>
+            <w:r>
+              <w:rPr>
+                <w:sz w:val="17"/>
+                <w:lang w:val="pt-PT"/>
+              </w:rPr>
+              <w:t>Refinement</w:t>
+            </w:r>
+            <w:proofErr w:type="spellEnd"/>
+            <w:r>
+              <w:rPr>
+                <w:sz w:val="17"/>
+                <w:lang w:val="pt-PT"/>
+              </w:rPr>
+              <w:t xml:space="preserve">, Sprint </w:t>
+            </w:r>
+            <w:proofErr w:type="spellStart"/>
+            <w:r>
+              <w:rPr>
+                <w:sz w:val="17"/>
+                <w:lang w:val="pt-PT"/>
+              </w:rPr>
+              <w:t>Planning</w:t>
+            </w:r>
+            <w:proofErr w:type="spellEnd"/>
+            <w:r>
+              <w:rPr>
+                <w:sz w:val="17"/>
+                <w:lang w:val="pt-PT"/>
+              </w:rPr>
+              <w:t xml:space="preserve"> e Sprint </w:t>
+            </w:r>
+            <w:proofErr w:type="spellStart"/>
+            <w:r>
+              <w:rPr>
+                <w:sz w:val="17"/>
+                <w:lang w:val="pt-PT"/>
+              </w:rPr>
+              <w:t>Review</w:t>
+            </w:r>
+            <w:proofErr w:type="spellEnd"/>
+            <w:r>
+              <w:rPr>
+                <w:sz w:val="17"/>
+                <w:lang w:val="pt-PT"/>
+              </w:rPr>
+              <w:t>, e não pode ser substituído por um template próprio. É também o template obrigatório para a reunião formal autónoma de controlo final realizada antes da submissão de cada milestone. Em m2, m3 e m4, essa mesma reunião realiza cumulativamente o controlo final da Milestone de Entrega e o fecho do respetivo Momento de Avaliação.</w:t>
             </w:r>
           </w:p>
           <w:p>
@@ -278,21 +326,7 @@
                 <w:sz w:val="17"/>
                 <w:lang w:val="pt-PT"/>
               </w:rPr>
-              <w:t xml:space="preserve">Grupo </w:t>
-            </w:r>
-            <w:r>
-              <w:rPr>
-                <w:sz w:val="17"/>
-                <w:lang w:val="pt-PT"/>
-              </w:rPr>
-              <w:t>0</w:t>
-            </w:r>
-            <w:r>
-              <w:rPr>
-                <w:sz w:val="17"/>
-                <w:lang w:val="pt-PT"/>
-              </w:rPr>
-              <w:t>3</w:t>
+              <w:t>Grupo 03</w:t>
             </w:r>
           </w:p>
         </w:tc>
@@ -345,6 +379,7 @@
                 <w:lang w:val="pt-PT"/>
               </w:rPr>
             </w:pPr>
+            <w:proofErr w:type="spellStart"/>
             <w:r>
               <w:rPr>
                 <w:sz w:val="17"/>
@@ -352,6 +387,7 @@
               </w:rPr>
               <w:t>MedStock</w:t>
             </w:r>
+            <w:proofErr w:type="spellEnd"/>
           </w:p>
         </w:tc>
       </w:tr>
@@ -413,14 +449,7 @@
                 <w:sz w:val="17"/>
                 <w:lang w:val="pt-PT"/>
               </w:rPr>
-              <w:t>m</w:t>
-            </w:r>
-            <w:r>
-              <w:rPr>
-                <w:sz w:val="17"/>
-                <w:lang w:val="pt-PT"/>
-              </w:rPr>
-              <w:t>2</w:t>
+              <w:t>m2</w:t>
             </w:r>
           </w:p>
         </w:tc>
@@ -2488,7 +2517,23 @@
                 <w:sz w:val="17"/>
                 <w:lang w:val="pt-PT"/>
               </w:rPr>
-              <w:t xml:space="preserve">Quando esta convocatória for utilizada para a reunião formal autónoma de controlo final anterior à submissão de uma milestone, a ordem de trabalhos deve incluir obrigatoriamente a alternativa C — Controlo Final da Milestone de Entrega. Devem ser previstos, pelo menos: confirmação dos artefactos a entregar; preenchimento integral da checklist de controlo final definida na Avaliação Interna dos Grupos; verificação da CCA cumulativa e atualizada; confirmação da exportação da CCA para PDF e da preparação desse PDF para assinatura; verificação do README, da estrutura e conteúdo do diretório /projeto e do ZIP cumulativo; confirmação dos mapas e restantes evidências aplicáveis; identificação de incumprimentos e respetivas ações corretivas; e aprovação do resultado do controlo final. </w:t>
+              <w:t xml:space="preserve">Quando esta convocatória for utilizada para a reunião formal autónoma de controlo final anterior à submissão de uma milestone, a ordem de trabalhos deve incluir obrigatoriamente a alternativa C — Controlo Final da Milestone de Entrega. Devem ser previstos, pelo menos: confirmação dos artefactos a entregar; preenchimento integral da </w:t>
+            </w:r>
+            <w:proofErr w:type="spellStart"/>
+            <w:r>
+              <w:rPr>
+                <w:sz w:val="17"/>
+                <w:lang w:val="pt-PT"/>
+              </w:rPr>
+              <w:t>checklist</w:t>
+            </w:r>
+            <w:proofErr w:type="spellEnd"/>
+            <w:r>
+              <w:rPr>
+                <w:sz w:val="17"/>
+                <w:lang w:val="pt-PT"/>
+              </w:rPr>
+              <w:t xml:space="preserve"> de controlo final definida na Avaliação Interna dos Grupos; verificação da CCA cumulativa e atualizada; confirmação da exportação da CCA para PDF e da preparação desse PDF para assinatura; verificação do README, da estrutura e conteúdo do diretório /projeto e do ZIP cumulativo; confirmação dos mapas e restantes evidências aplicáveis; identificação de incumprimentos e respetivas ações corretivas; e aprovação do resultado do controlo final. </w:t>
             </w:r>
           </w:p>
           <w:p>
@@ -2513,7 +2558,55 @@
                 <w:sz w:val="17"/>
                 <w:lang w:val="pt-PT"/>
               </w:rPr>
-              <w:t xml:space="preserve">Em m2, m3 e m4, a mesma reunião deve incluir cumulativamente a alternativa D — Fecho do Momento de Avaliação. A ordem de trabalhos deve prever, pelo menos, a apreciação e aprovação do número de alunos considerado (n), do Orçamento Total do Grupo (B_T), do total de pontos de cada aluno (P_i), do Índice Bruto (IB_i) e da Nota Individual (NI_i), com identificação dos mapas acumulados e restantes evidências que fundamentam esses valores. </w:t>
+              <w:t>Em m2, m3 e m4, a mesma reunião deve incluir cumulativamente a alternativa D — Fecho do Momento de Avaliação. A ordem de trabalhos deve prever, pelo menos, a apreciação e aprovação do número de alunos considerado (n), do Orçamento Total do Grupo (B_T), do total de pontos de cada aluno (</w:t>
+            </w:r>
+            <w:proofErr w:type="spellStart"/>
+            <w:r>
+              <w:rPr>
+                <w:sz w:val="17"/>
+                <w:lang w:val="pt-PT"/>
+              </w:rPr>
+              <w:t>P_i</w:t>
+            </w:r>
+            <w:proofErr w:type="spellEnd"/>
+            <w:r>
+              <w:rPr>
+                <w:sz w:val="17"/>
+                <w:lang w:val="pt-PT"/>
+              </w:rPr>
+              <w:t>), do Índice Bruto (</w:t>
+            </w:r>
+            <w:proofErr w:type="spellStart"/>
+            <w:r>
+              <w:rPr>
+                <w:sz w:val="17"/>
+                <w:lang w:val="pt-PT"/>
+              </w:rPr>
+              <w:t>IB_i</w:t>
+            </w:r>
+            <w:proofErr w:type="spellEnd"/>
+            <w:r>
+              <w:rPr>
+                <w:sz w:val="17"/>
+                <w:lang w:val="pt-PT"/>
+              </w:rPr>
+              <w:t>) e da Nota Individual (</w:t>
+            </w:r>
+            <w:proofErr w:type="spellStart"/>
+            <w:r>
+              <w:rPr>
+                <w:sz w:val="17"/>
+                <w:lang w:val="pt-PT"/>
+              </w:rPr>
+              <w:t>NI_i</w:t>
+            </w:r>
+            <w:proofErr w:type="spellEnd"/>
+            <w:r>
+              <w:rPr>
+                <w:sz w:val="17"/>
+                <w:lang w:val="pt-PT"/>
+              </w:rPr>
+              <w:t xml:space="preserve">), com identificação dos mapas acumulados e restantes evidências que fundamentam esses valores. </w:t>
             </w:r>
           </w:p>
           <w:p>
@@ -2537,7 +2630,23 @@
                 <w:sz w:val="17"/>
                 <w:lang w:val="pt-PT"/>
               </w:rPr>
-              <w:t>Em «Objetivo ou decisão esperada», indique concretamente o resultado pretendido e evite formulações vagas. Em «Referências e preparação necessária», identifique as Issues, os documentos, os ficheiros editáveis, os PDF assinados, as versões, as evidências e o trabalho prévio. A ordem de trabalhos não deve antecipar uma decisão: deve identificar a matéria a analisar e o resultado que se pretende obter da reunião.</w:t>
+              <w:t xml:space="preserve">Em «Objetivo ou decisão esperada», indique concretamente o resultado pretendido e evite formulações vagas. Em «Referências e preparação necessária», identifique as </w:t>
+            </w:r>
+            <w:proofErr w:type="spellStart"/>
+            <w:r>
+              <w:rPr>
+                <w:sz w:val="17"/>
+                <w:lang w:val="pt-PT"/>
+              </w:rPr>
+              <w:t>Issues</w:t>
+            </w:r>
+            <w:proofErr w:type="spellEnd"/>
+            <w:r>
+              <w:rPr>
+                <w:sz w:val="17"/>
+                <w:lang w:val="pt-PT"/>
+              </w:rPr>
+              <w:t>, os documentos, os ficheiros editáveis, os PDF assinados, as versões, as evidências e o trabalho prévio. A ordem de trabalhos não deve antecipar uma decisão: deve identificar a matéria a analisar e o resultado que se pretende obter da reunião.</w:t>
             </w:r>
           </w:p>
         </w:tc>
@@ -4383,7 +4492,7 @@
       </w:pPr>
     </w:p>
     <w:sectPr>
-      <w:footerReference w:type="default" r:id="rId11"/>
+      <w:footerReference w:type="default" r:id="rId8"/>
       <w:pgSz w:w="11906" w:h="16838"/>
       <w:pgMar w:top="709" w:right="850" w:bottom="765" w:left="850" w:header="340" w:footer="397" w:gutter="0"/>
       <w:cols w:space="720"/>
@@ -4422,7 +4531,7 @@
 <w:ftr xmlns:wpc="http://schemas.microsoft.com/office/word/2010/wordprocessingCanvas" xmlns:cx="http://schemas.microsoft.com/office/drawing/2014/chartex" xmlns:cx1="http://schemas.microsoft.com/office/drawing/2015/9/8/chartex" xmlns:cx2="http://schemas.microsoft.com/office/drawing/2015/10/21/chartex" xmlns:cx3="http://schemas.microsoft.com/office/drawing/2016/5/9/chartex" xmlns:cx4="http://schemas.microsoft.com/office/drawing/2016/5/10/chartex" xmlns:cx5="http://schemas.microsoft.com/office/drawing/2016/5/11/chartex" xmlns:cx6="http://schemas.microsoft.com/office/drawing/2016/5/12/chartex" xmlns:cx7="http://schemas.microsoft.com/office/drawing/2016/5/13/chartex" xmlns:cx8="http://schemas.microsoft.com/office/drawing/2016/5/14/chartex" xmlns:mc="http://schemas.openxmlformats.org/markup-compatibility/2006" xmlns:aink="http://schemas.microsoft.com/office/drawing/2016/ink" xmlns:am3d="http://schemas.microsoft.com/office/drawing/2017/model3d" xmlns:o="urn:schemas-microsoft-com:office:office" xmlns:oel="http://schemas.microsoft.com/office/2019/extlst" xmlns:r="http://schemas.openxmlformats.org/officeDocument/2006/relationships" xmlns:m="http://schemas.openxmlformats.org/officeDocument/2006/math" xmlns:v="urn:schemas-microsoft-com:vml" xmlns:wp14="http://schemas.microsoft.com/office/word/2010/wordprocessingDrawing" xmlns:wp="http://schemas.openxmlformats.org/drawingml/2006/wordprocessingDrawing" xmlns:w10="urn:schemas-microsoft-com:office:word" xmlns:w="http://schemas.openxmlformats.org/wordprocessingml/2006/main" xmlns:w14="http://schemas.microsoft.com/office/word/2010/wordml" xmlns:w15="http://schemas.microsoft.com/office/word/2012/wordml" xmlns:w16cex="http://schemas.microsoft.com/office/word/2018/wordml/cex" xmlns:w16cid="http://schemas.microsoft.com/office/word/2016/wordml/cid" xmlns:w16="http://schemas.microsoft.com/office/word/2018/wordml" xmlns:w16du="http://schemas.microsoft.com/office/word/2023/wordml/word16du" xmlns:w16sdtdh="http://schemas.microsoft.com/office/word/2020/wordml/sdtdatahash" xmlns:w16sdtfl="http://schemas.microsoft.com/office/word/2024/wordml/sdtformatlock" xmlns:w16se="http://schemas.microsoft.com/office/word/2015/wordml/symex" xmlns:wpg="http://schemas.microsoft.com/office/word/2010/wordprocessingGroup" xmlns:wpi="http://schemas.microsoft.com/office/word/2010/wordprocessingInk" xmlns:wne="http://schemas.microsoft.com/office/word/2006/wordml" xmlns:wps="http://schemas.microsoft.com/office/word/2010/wordprocessingShape" mc:Ignorable="w14 w15 w16se w16cid w16 w16cex w16sdtdh w16sdtfl w16du wp14">
   <w:p>
     <w:pPr>
-      <w:pStyle w:val="Footer"/>
+      <w:pStyle w:val="Rodap"/>
       <w:jc w:val="right"/>
     </w:pPr>
     <w:r>
@@ -4583,7 +4692,7 @@
     <w:lvl w:ilvl="0">
       <w:start w:val="1"/>
       <w:numFmt w:val="decimal"/>
-      <w:pStyle w:val="ListNumber3"/>
+      <w:pStyle w:val="Listanumerada3"/>
       <w:lvlText w:val="%1."/>
       <w:lvlJc w:val="left"/>
       <w:pPr>
@@ -4601,7 +4710,7 @@
     <w:lvl w:ilvl="0">
       <w:start w:val="1"/>
       <w:numFmt w:val="decimal"/>
-      <w:pStyle w:val="ListNumber2"/>
+      <w:pStyle w:val="Listanumerada2"/>
       <w:lvlText w:val="%1."/>
       <w:lvlJc w:val="left"/>
       <w:pPr>
@@ -4639,7 +4748,7 @@
     <w:lvl w:ilvl="0">
       <w:start w:val="1"/>
       <w:numFmt w:val="bullet"/>
-      <w:pStyle w:val="ListBullet3"/>
+      <w:pStyle w:val="Listacommarcas3"/>
       <w:lvlText w:val=""/>
       <w:lvlJc w:val="left"/>
       <w:pPr>
@@ -4660,7 +4769,7 @@
     <w:lvl w:ilvl="0">
       <w:start w:val="1"/>
       <w:numFmt w:val="bullet"/>
-      <w:pStyle w:val="ListBullet2"/>
+      <w:pStyle w:val="Listacommarcas2"/>
       <w:lvlText w:val=""/>
       <w:lvlJc w:val="left"/>
       <w:pPr>
@@ -4681,7 +4790,7 @@
     <w:lvl w:ilvl="0">
       <w:start w:val="1"/>
       <w:numFmt w:val="decimal"/>
-      <w:pStyle w:val="ListNumber"/>
+      <w:pStyle w:val="Listanumerada"/>
       <w:lvlText w:val="%1."/>
       <w:lvlJc w:val="left"/>
       <w:pPr>
@@ -4699,7 +4808,7 @@
     <w:lvl w:ilvl="0">
       <w:start w:val="1"/>
       <w:numFmt w:val="bullet"/>
-      <w:pStyle w:val="ListBullet"/>
+      <w:pStyle w:val="Listacommarcas"/>
       <w:lvlText w:val=""/>
       <w:lvlJc w:val="left"/>
       <w:pPr>
@@ -5142,11 +5251,11 @@
       <w:sz w:val="18"/>
     </w:rPr>
   </w:style>
-  <w:style w:type="paragraph" w:styleId="Heading1">
+  <w:style w:type="paragraph" w:styleId="Ttulo1">
     <w:name w:val="heading 1"/>
     <w:basedOn w:val="Normal"/>
     <w:next w:val="Normal"/>
-    <w:link w:val="Heading1Char"/>
+    <w:link w:val="Ttulo1Carter"/>
     <w:uiPriority w:val="9"/>
     <w:qFormat/>
     <w:rsid w:val="00FC693F"/>
@@ -5165,11 +5274,11 @@
       <w:szCs w:val="28"/>
     </w:rPr>
   </w:style>
-  <w:style w:type="paragraph" w:styleId="Heading2">
+  <w:style w:type="paragraph" w:styleId="Ttulo2">
     <w:name w:val="heading 2"/>
     <w:basedOn w:val="Normal"/>
     <w:next w:val="Normal"/>
-    <w:link w:val="Heading2Char"/>
+    <w:link w:val="Ttulo2Carter"/>
     <w:uiPriority w:val="9"/>
     <w:unhideWhenUsed/>
     <w:qFormat/>
@@ -5189,11 +5298,11 @@
       <w:szCs w:val="26"/>
     </w:rPr>
   </w:style>
-  <w:style w:type="paragraph" w:styleId="Heading3">
+  <w:style w:type="paragraph" w:styleId="Ttulo3">
     <w:name w:val="heading 3"/>
     <w:basedOn w:val="Normal"/>
     <w:next w:val="Normal"/>
-    <w:link w:val="Heading3Char"/>
+    <w:link w:val="Ttulo3Carter"/>
     <w:uiPriority w:val="9"/>
     <w:unhideWhenUsed/>
     <w:qFormat/>
@@ -5211,11 +5320,11 @@
       <w:color w:val="4F81BD" w:themeColor="accent1"/>
     </w:rPr>
   </w:style>
-  <w:style w:type="paragraph" w:styleId="Heading4">
+  <w:style w:type="paragraph" w:styleId="Ttulo4">
     <w:name w:val="heading 4"/>
     <w:basedOn w:val="Normal"/>
     <w:next w:val="Normal"/>
-    <w:link w:val="Heading4Char"/>
+    <w:link w:val="Ttulo4Carter"/>
     <w:uiPriority w:val="9"/>
     <w:semiHidden/>
     <w:unhideWhenUsed/>
@@ -5236,11 +5345,11 @@
       <w:color w:val="4F81BD" w:themeColor="accent1"/>
     </w:rPr>
   </w:style>
-  <w:style w:type="paragraph" w:styleId="Heading5">
+  <w:style w:type="paragraph" w:styleId="Ttulo5">
     <w:name w:val="heading 5"/>
     <w:basedOn w:val="Normal"/>
     <w:next w:val="Normal"/>
-    <w:link w:val="Heading5Char"/>
+    <w:link w:val="Ttulo5Carter"/>
     <w:uiPriority w:val="9"/>
     <w:semiHidden/>
     <w:unhideWhenUsed/>
@@ -5257,11 +5366,11 @@
       <w:color w:val="243F60" w:themeColor="accent1" w:themeShade="7F"/>
     </w:rPr>
   </w:style>
-  <w:style w:type="paragraph" w:styleId="Heading6">
+  <w:style w:type="paragraph" w:styleId="Ttulo6">
     <w:name w:val="heading 6"/>
     <w:basedOn w:val="Normal"/>
     <w:next w:val="Normal"/>
-    <w:link w:val="Heading6Char"/>
+    <w:link w:val="Ttulo6Carter"/>
     <w:uiPriority w:val="9"/>
     <w:semiHidden/>
     <w:unhideWhenUsed/>
@@ -5280,11 +5389,11 @@
       <w:color w:val="243F60" w:themeColor="accent1" w:themeShade="7F"/>
     </w:rPr>
   </w:style>
-  <w:style w:type="paragraph" w:styleId="Heading7">
+  <w:style w:type="paragraph" w:styleId="Ttulo7">
     <w:name w:val="heading 7"/>
     <w:basedOn w:val="Normal"/>
     <w:next w:val="Normal"/>
-    <w:link w:val="Heading7Char"/>
+    <w:link w:val="Ttulo7Carter"/>
     <w:uiPriority w:val="9"/>
     <w:semiHidden/>
     <w:unhideWhenUsed/>
@@ -5303,11 +5412,11 @@
       <w:color w:val="404040" w:themeColor="text1" w:themeTint="BF"/>
     </w:rPr>
   </w:style>
-  <w:style w:type="paragraph" w:styleId="Heading8">
+  <w:style w:type="paragraph" w:styleId="Ttulo8">
     <w:name w:val="heading 8"/>
     <w:basedOn w:val="Normal"/>
     <w:next w:val="Normal"/>
-    <w:link w:val="Heading8Char"/>
+    <w:link w:val="Ttulo8Carter"/>
     <w:uiPriority w:val="9"/>
     <w:semiHidden/>
     <w:unhideWhenUsed/>
@@ -5326,11 +5435,11 @@
       <w:szCs w:val="20"/>
     </w:rPr>
   </w:style>
-  <w:style w:type="paragraph" w:styleId="Heading9">
+  <w:style w:type="paragraph" w:styleId="Ttulo9">
     <w:name w:val="heading 9"/>
     <w:basedOn w:val="Normal"/>
     <w:next w:val="Normal"/>
-    <w:link w:val="Heading9Char"/>
+    <w:link w:val="Ttulo9Carter"/>
     <w:uiPriority w:val="9"/>
     <w:semiHidden/>
     <w:unhideWhenUsed/>
@@ -5351,13 +5460,12 @@
       <w:szCs w:val="20"/>
     </w:rPr>
   </w:style>
-  <w:style w:type="character" w:default="1" w:styleId="DefaultParagraphFont">
+  <w:style w:type="character" w:default="1" w:styleId="Tipodeletrapredefinidodopargrafo">
     <w:name w:val="Default Paragraph Font"/>
     <w:uiPriority w:val="1"/>
-    <w:semiHidden/>
     <w:unhideWhenUsed/>
   </w:style>
-  <w:style w:type="table" w:default="1" w:styleId="TableNormal">
+  <w:style w:type="table" w:default="1" w:styleId="Tabelanormal">
     <w:name w:val="Normal Table"/>
     <w:uiPriority w:val="99"/>
     <w:semiHidden/>
@@ -5372,16 +5480,16 @@
       </w:tblCellMar>
     </w:tblPr>
   </w:style>
-  <w:style w:type="numbering" w:default="1" w:styleId="NoList">
+  <w:style w:type="numbering" w:default="1" w:styleId="Semlista">
     <w:name w:val="No List"/>
     <w:uiPriority w:val="99"/>
     <w:semiHidden/>
     <w:unhideWhenUsed/>
   </w:style>
-  <w:style w:type="paragraph" w:styleId="Header">
+  <w:style w:type="paragraph" w:styleId="Cabealho">
     <w:name w:val="header"/>
     <w:basedOn w:val="Normal"/>
-    <w:link w:val="HeaderChar"/>
+    <w:link w:val="CabealhoCarter"/>
     <w:uiPriority w:val="99"/>
     <w:unhideWhenUsed/>
     <w:rsid w:val="00E618BF"/>
@@ -5393,17 +5501,17 @@
       <w:spacing w:after="0" w:line="240" w:lineRule="auto"/>
     </w:pPr>
   </w:style>
-  <w:style w:type="character" w:customStyle="1" w:styleId="HeaderChar">
-    <w:name w:val="Header Char"/>
-    <w:basedOn w:val="DefaultParagraphFont"/>
-    <w:link w:val="Header"/>
+  <w:style w:type="character" w:customStyle="1" w:styleId="CabealhoCarter">
+    <w:name w:val="Cabeçalho Caráter"/>
+    <w:basedOn w:val="Tipodeletrapredefinidodopargrafo"/>
+    <w:link w:val="Cabealho"/>
     <w:uiPriority w:val="99"/>
     <w:rsid w:val="00E618BF"/>
   </w:style>
-  <w:style w:type="paragraph" w:styleId="Footer">
+  <w:style w:type="paragraph" w:styleId="Rodap">
     <w:name w:val="footer"/>
     <w:basedOn w:val="Normal"/>
-    <w:link w:val="FooterChar"/>
+    <w:link w:val="RodapCarter"/>
     <w:uiPriority w:val="99"/>
     <w:unhideWhenUsed/>
     <w:rsid w:val="00E618BF"/>
@@ -5415,14 +5523,14 @@
       <w:spacing w:after="0" w:line="240" w:lineRule="auto"/>
     </w:pPr>
   </w:style>
-  <w:style w:type="character" w:customStyle="1" w:styleId="FooterChar">
-    <w:name w:val="Footer Char"/>
-    <w:basedOn w:val="DefaultParagraphFont"/>
-    <w:link w:val="Footer"/>
+  <w:style w:type="character" w:customStyle="1" w:styleId="RodapCarter">
+    <w:name w:val="Rodapé Caráter"/>
+    <w:basedOn w:val="Tipodeletrapredefinidodopargrafo"/>
+    <w:link w:val="Rodap"/>
     <w:uiPriority w:val="99"/>
     <w:rsid w:val="00E618BF"/>
   </w:style>
-  <w:style w:type="paragraph" w:styleId="NoSpacing">
+  <w:style w:type="paragraph" w:styleId="SemEspaamento">
     <w:name w:val="No Spacing"/>
     <w:uiPriority w:val="1"/>
     <w:qFormat/>
@@ -5431,10 +5539,10 @@
       <w:spacing w:after="0" w:line="240" w:lineRule="auto"/>
     </w:pPr>
   </w:style>
-  <w:style w:type="character" w:customStyle="1" w:styleId="Heading1Char">
-    <w:name w:val="Heading 1 Char"/>
-    <w:basedOn w:val="DefaultParagraphFont"/>
-    <w:link w:val="Heading1"/>
+  <w:style w:type="character" w:customStyle="1" w:styleId="Ttulo1Carter">
+    <w:name w:val="Título 1 Caráter"/>
+    <w:basedOn w:val="Tipodeletrapredefinidodopargrafo"/>
+    <w:link w:val="Ttulo1"/>
     <w:uiPriority w:val="9"/>
     <w:rsid w:val="00FC693F"/>
     <w:rPr>
@@ -5446,10 +5554,10 @@
       <w:szCs w:val="28"/>
     </w:rPr>
   </w:style>
-  <w:style w:type="character" w:customStyle="1" w:styleId="Heading2Char">
-    <w:name w:val="Heading 2 Char"/>
-    <w:basedOn w:val="DefaultParagraphFont"/>
-    <w:link w:val="Heading2"/>
+  <w:style w:type="character" w:customStyle="1" w:styleId="Ttulo2Carter">
+    <w:name w:val="Título 2 Caráter"/>
+    <w:basedOn w:val="Tipodeletrapredefinidodopargrafo"/>
+    <w:link w:val="Ttulo2"/>
     <w:uiPriority w:val="9"/>
     <w:rsid w:val="00FC693F"/>
     <w:rPr>
@@ -5461,10 +5569,10 @@
       <w:szCs w:val="26"/>
     </w:rPr>
   </w:style>
-  <w:style w:type="character" w:customStyle="1" w:styleId="Heading3Char">
-    <w:name w:val="Heading 3 Char"/>
-    <w:basedOn w:val="DefaultParagraphFont"/>
-    <w:link w:val="Heading3"/>
+  <w:style w:type="character" w:customStyle="1" w:styleId="Ttulo3Carter">
+    <w:name w:val="Título 3 Caráter"/>
+    <w:basedOn w:val="Tipodeletrapredefinidodopargrafo"/>
+    <w:link w:val="Ttulo3"/>
     <w:uiPriority w:val="9"/>
     <w:rsid w:val="00FC693F"/>
     <w:rPr>
@@ -5474,11 +5582,11 @@
       <w:color w:val="4F81BD" w:themeColor="accent1"/>
     </w:rPr>
   </w:style>
-  <w:style w:type="paragraph" w:styleId="Title">
+  <w:style w:type="paragraph" w:styleId="Ttulo">
     <w:name w:val="Title"/>
     <w:basedOn w:val="Normal"/>
     <w:next w:val="Normal"/>
-    <w:link w:val="TitleChar"/>
+    <w:link w:val="TtuloCarter"/>
     <w:uiPriority w:val="10"/>
     <w:qFormat/>
     <w:rsid w:val="00FC693F"/>
@@ -5498,10 +5606,10 @@
       <w:szCs w:val="52"/>
     </w:rPr>
   </w:style>
-  <w:style w:type="character" w:customStyle="1" w:styleId="TitleChar">
-    <w:name w:val="Title Char"/>
-    <w:basedOn w:val="DefaultParagraphFont"/>
-    <w:link w:val="Title"/>
+  <w:style w:type="character" w:customStyle="1" w:styleId="TtuloCarter">
+    <w:name w:val="Título Caráter"/>
+    <w:basedOn w:val="Tipodeletrapredefinidodopargrafo"/>
+    <w:link w:val="Ttulo"/>
     <w:uiPriority w:val="10"/>
     <w:rsid w:val="00FC693F"/>
     <w:rPr>
@@ -5513,11 +5621,11 @@
       <w:szCs w:val="52"/>
     </w:rPr>
   </w:style>
-  <w:style w:type="paragraph" w:styleId="Subtitle">
+  <w:style w:type="paragraph" w:styleId="Subttulo">
     <w:name w:val="Subtitle"/>
     <w:basedOn w:val="Normal"/>
     <w:next w:val="Normal"/>
-    <w:link w:val="SubtitleChar"/>
+    <w:link w:val="SubttuloCarter"/>
     <w:uiPriority w:val="11"/>
     <w:qFormat/>
     <w:rsid w:val="00FC693F"/>
@@ -5536,10 +5644,10 @@
       <w:szCs w:val="24"/>
     </w:rPr>
   </w:style>
-  <w:style w:type="character" w:customStyle="1" w:styleId="SubtitleChar">
-    <w:name w:val="Subtitle Char"/>
-    <w:basedOn w:val="DefaultParagraphFont"/>
-    <w:link w:val="Subtitle"/>
+  <w:style w:type="character" w:customStyle="1" w:styleId="SubttuloCarter">
+    <w:name w:val="Subtítulo Caráter"/>
+    <w:basedOn w:val="Tipodeletrapredefinidodopargrafo"/>
+    <w:link w:val="Subttulo"/>
     <w:uiPriority w:val="11"/>
     <w:rsid w:val="00FC693F"/>
     <w:rPr>
@@ -5552,7 +5660,7 @@
       <w:szCs w:val="24"/>
     </w:rPr>
   </w:style>
-  <w:style w:type="paragraph" w:styleId="ListParagraph">
+  <w:style w:type="paragraph" w:styleId="PargrafodaLista">
     <w:name w:val="List Paragraph"/>
     <w:basedOn w:val="Normal"/>
     <w:uiPriority w:val="34"/>
@@ -5563,10 +5671,10 @@
       <w:contextualSpacing/>
     </w:pPr>
   </w:style>
-  <w:style w:type="paragraph" w:styleId="BodyText">
+  <w:style w:type="paragraph" w:styleId="Corpodetexto">
     <w:name w:val="Body Text"/>
     <w:basedOn w:val="Normal"/>
-    <w:link w:val="BodyTextChar"/>
+    <w:link w:val="CorpodetextoCarter"/>
     <w:uiPriority w:val="99"/>
     <w:unhideWhenUsed/>
     <w:rsid w:val="00AA1D8D"/>
@@ -5574,17 +5682,17 @@
       <w:spacing w:after="120"/>
     </w:pPr>
   </w:style>
-  <w:style w:type="character" w:customStyle="1" w:styleId="BodyTextChar">
-    <w:name w:val="Body Text Char"/>
-    <w:basedOn w:val="DefaultParagraphFont"/>
-    <w:link w:val="BodyText"/>
+  <w:style w:type="character" w:customStyle="1" w:styleId="CorpodetextoCarter">
+    <w:name w:val="Corpo de texto Caráter"/>
+    <w:basedOn w:val="Tipodeletrapredefinidodopargrafo"/>
+    <w:link w:val="Corpodetexto"/>
     <w:uiPriority w:val="99"/>
     <w:rsid w:val="00AA1D8D"/>
   </w:style>
-  <w:style w:type="paragraph" w:styleId="BodyText2">
+  <w:style w:type="paragraph" w:styleId="Corpodetexto2">
     <w:name w:val="Body Text 2"/>
     <w:basedOn w:val="Normal"/>
-    <w:link w:val="BodyText2Char"/>
+    <w:link w:val="Corpodetexto2Carter"/>
     <w:uiPriority w:val="99"/>
     <w:unhideWhenUsed/>
     <w:rsid w:val="00AA1D8D"/>
@@ -5592,17 +5700,17 @@
       <w:spacing w:after="120" w:line="480" w:lineRule="auto"/>
     </w:pPr>
   </w:style>
-  <w:style w:type="character" w:customStyle="1" w:styleId="BodyText2Char">
-    <w:name w:val="Body Text 2 Char"/>
-    <w:basedOn w:val="DefaultParagraphFont"/>
-    <w:link w:val="BodyText2"/>
+  <w:style w:type="character" w:customStyle="1" w:styleId="Corpodetexto2Carter">
+    <w:name w:val="Corpo de texto 2 Caráter"/>
+    <w:basedOn w:val="Tipodeletrapredefinidodopargrafo"/>
+    <w:link w:val="Corpodetexto2"/>
     <w:uiPriority w:val="99"/>
     <w:rsid w:val="00AA1D8D"/>
   </w:style>
-  <w:style w:type="paragraph" w:styleId="BodyText3">
+  <w:style w:type="paragraph" w:styleId="Corpodetexto3">
     <w:name w:val="Body Text 3"/>
     <w:basedOn w:val="Normal"/>
-    <w:link w:val="BodyText3Char"/>
+    <w:link w:val="Corpodetexto3Carter"/>
     <w:uiPriority w:val="99"/>
     <w:unhideWhenUsed/>
     <w:rsid w:val="00AA1D8D"/>
@@ -5614,10 +5722,10 @@
       <w:szCs w:val="16"/>
     </w:rPr>
   </w:style>
-  <w:style w:type="character" w:customStyle="1" w:styleId="BodyText3Char">
-    <w:name w:val="Body Text 3 Char"/>
-    <w:basedOn w:val="DefaultParagraphFont"/>
-    <w:link w:val="BodyText3"/>
+  <w:style w:type="character" w:customStyle="1" w:styleId="Corpodetexto3Carter">
+    <w:name w:val="Corpo de texto 3 Caráter"/>
+    <w:basedOn w:val="Tipodeletrapredefinidodopargrafo"/>
+    <w:link w:val="Corpodetexto3"/>
     <w:uiPriority w:val="99"/>
     <w:rsid w:val="00AA1D8D"/>
     <w:rPr>
@@ -5625,7 +5733,7 @@
       <w:szCs w:val="16"/>
     </w:rPr>
   </w:style>
-  <w:style w:type="paragraph" w:styleId="List">
+  <w:style w:type="paragraph" w:styleId="Lista">
     <w:name w:val="List"/>
     <w:basedOn w:val="Normal"/>
     <w:uiPriority w:val="99"/>
@@ -5636,7 +5744,7 @@
       <w:contextualSpacing/>
     </w:pPr>
   </w:style>
-  <w:style w:type="paragraph" w:styleId="List2">
+  <w:style w:type="paragraph" w:styleId="Lista2">
     <w:name w:val="List 2"/>
     <w:basedOn w:val="Normal"/>
     <w:uiPriority w:val="99"/>
@@ -5647,7 +5755,7 @@
       <w:contextualSpacing/>
     </w:pPr>
   </w:style>
-  <w:style w:type="paragraph" w:styleId="List3">
+  <w:style w:type="paragraph" w:styleId="Lista3">
     <w:name w:val="List 3"/>
     <w:basedOn w:val="Normal"/>
     <w:uiPriority w:val="99"/>
@@ -5658,7 +5766,7 @@
       <w:contextualSpacing/>
     </w:pPr>
   </w:style>
-  <w:style w:type="paragraph" w:styleId="ListBullet">
+  <w:style w:type="paragraph" w:styleId="Listacommarcas">
     <w:name w:val="List Bullet"/>
     <w:basedOn w:val="Normal"/>
     <w:uiPriority w:val="99"/>
@@ -5671,7 +5779,7 @@
       <w:contextualSpacing/>
     </w:pPr>
   </w:style>
-  <w:style w:type="paragraph" w:styleId="ListBullet2">
+  <w:style w:type="paragraph" w:styleId="Listacommarcas2">
     <w:name w:val="List Bullet 2"/>
     <w:basedOn w:val="Normal"/>
     <w:uiPriority w:val="99"/>
@@ -5684,7 +5792,7 @@
       <w:contextualSpacing/>
     </w:pPr>
   </w:style>
-  <w:style w:type="paragraph" w:styleId="ListBullet3">
+  <w:style w:type="paragraph" w:styleId="Listacommarcas3">
     <w:name w:val="List Bullet 3"/>
     <w:basedOn w:val="Normal"/>
     <w:uiPriority w:val="99"/>
@@ -5697,7 +5805,7 @@
       <w:contextualSpacing/>
     </w:pPr>
   </w:style>
-  <w:style w:type="paragraph" w:styleId="ListNumber">
+  <w:style w:type="paragraph" w:styleId="Listanumerada">
     <w:name w:val="List Number"/>
     <w:basedOn w:val="Normal"/>
     <w:uiPriority w:val="99"/>
@@ -5710,7 +5818,7 @@
       <w:contextualSpacing/>
     </w:pPr>
   </w:style>
-  <w:style w:type="paragraph" w:styleId="ListNumber2">
+  <w:style w:type="paragraph" w:styleId="Listanumerada2">
     <w:name w:val="List Number 2"/>
     <w:basedOn w:val="Normal"/>
     <w:uiPriority w:val="99"/>
@@ -5723,7 +5831,7 @@
       <w:contextualSpacing/>
     </w:pPr>
   </w:style>
-  <w:style w:type="paragraph" w:styleId="ListNumber3">
+  <w:style w:type="paragraph" w:styleId="Listanumerada3">
     <w:name w:val="List Number 3"/>
     <w:basedOn w:val="Normal"/>
     <w:uiPriority w:val="99"/>
@@ -5736,7 +5844,7 @@
       <w:contextualSpacing/>
     </w:pPr>
   </w:style>
-  <w:style w:type="paragraph" w:styleId="ListContinue">
+  <w:style w:type="paragraph" w:styleId="Listadecont">
     <w:name w:val="List Continue"/>
     <w:basedOn w:val="Normal"/>
     <w:uiPriority w:val="99"/>
@@ -5748,7 +5856,7 @@
       <w:contextualSpacing/>
     </w:pPr>
   </w:style>
-  <w:style w:type="paragraph" w:styleId="ListContinue2">
+  <w:style w:type="paragraph" w:styleId="Listadecont2">
     <w:name w:val="List Continue 2"/>
     <w:basedOn w:val="Normal"/>
     <w:uiPriority w:val="99"/>
@@ -5760,7 +5868,7 @@
       <w:contextualSpacing/>
     </w:pPr>
   </w:style>
-  <w:style w:type="paragraph" w:styleId="ListContinue3">
+  <w:style w:type="paragraph" w:styleId="Listadecont3">
     <w:name w:val="List Continue 3"/>
     <w:basedOn w:val="Normal"/>
     <w:uiPriority w:val="99"/>
@@ -5772,9 +5880,9 @@
       <w:contextualSpacing/>
     </w:pPr>
   </w:style>
-  <w:style w:type="paragraph" w:styleId="MacroText">
+  <w:style w:type="paragraph" w:styleId="Textodemacro">
     <w:name w:val="macro"/>
-    <w:link w:val="MacroTextChar"/>
+    <w:link w:val="TextodemacroCarter"/>
     <w:uiPriority w:val="99"/>
     <w:unhideWhenUsed/>
     <w:rsid w:val="0029639D"/>
@@ -5795,10 +5903,10 @@
       <w:szCs w:val="20"/>
     </w:rPr>
   </w:style>
-  <w:style w:type="character" w:customStyle="1" w:styleId="MacroTextChar">
-    <w:name w:val="Macro Text Char"/>
-    <w:basedOn w:val="DefaultParagraphFont"/>
-    <w:link w:val="MacroText"/>
+  <w:style w:type="character" w:customStyle="1" w:styleId="TextodemacroCarter">
+    <w:name w:val="Texto de macro Caráter"/>
+    <w:basedOn w:val="Tipodeletrapredefinidodopargrafo"/>
+    <w:link w:val="Textodemacro"/>
     <w:uiPriority w:val="99"/>
     <w:rsid w:val="0029639D"/>
     <w:rPr>
@@ -5807,11 +5915,11 @@
       <w:szCs w:val="20"/>
     </w:rPr>
   </w:style>
-  <w:style w:type="paragraph" w:styleId="Quote">
+  <w:style w:type="paragraph" w:styleId="Citao">
     <w:name w:val="Quote"/>
     <w:basedOn w:val="Normal"/>
     <w:next w:val="Normal"/>
-    <w:link w:val="QuoteChar"/>
+    <w:link w:val="CitaoCarter"/>
     <w:uiPriority w:val="29"/>
     <w:qFormat/>
     <w:rsid w:val="00FC693F"/>
@@ -5821,10 +5929,10 @@
       <w:color w:val="000000" w:themeColor="text1"/>
     </w:rPr>
   </w:style>
-  <w:style w:type="character" w:customStyle="1" w:styleId="QuoteChar">
-    <w:name w:val="Quote Char"/>
-    <w:basedOn w:val="DefaultParagraphFont"/>
-    <w:link w:val="Quote"/>
+  <w:style w:type="character" w:customStyle="1" w:styleId="CitaoCarter">
+    <w:name w:val="Citação Caráter"/>
+    <w:basedOn w:val="Tipodeletrapredefinidodopargrafo"/>
+    <w:link w:val="Citao"/>
     <w:uiPriority w:val="29"/>
     <w:rsid w:val="00FC693F"/>
     <w:rPr>
@@ -5833,10 +5941,10 @@
       <w:color w:val="000000" w:themeColor="text1"/>
     </w:rPr>
   </w:style>
-  <w:style w:type="character" w:customStyle="1" w:styleId="Heading4Char">
-    <w:name w:val="Heading 4 Char"/>
-    <w:basedOn w:val="DefaultParagraphFont"/>
-    <w:link w:val="Heading4"/>
+  <w:style w:type="character" w:customStyle="1" w:styleId="Ttulo4Carter">
+    <w:name w:val="Título 4 Caráter"/>
+    <w:basedOn w:val="Tipodeletrapredefinidodopargrafo"/>
+    <w:link w:val="Ttulo4"/>
     <w:uiPriority w:val="9"/>
     <w:semiHidden/>
     <w:rsid w:val="00FC693F"/>
@@ -5849,10 +5957,10 @@
       <w:color w:val="4F81BD" w:themeColor="accent1"/>
     </w:rPr>
   </w:style>
-  <w:style w:type="character" w:customStyle="1" w:styleId="Heading5Char">
-    <w:name w:val="Heading 5 Char"/>
-    <w:basedOn w:val="DefaultParagraphFont"/>
-    <w:link w:val="Heading5"/>
+  <w:style w:type="character" w:customStyle="1" w:styleId="Ttulo5Carter">
+    <w:name w:val="Título 5 Caráter"/>
+    <w:basedOn w:val="Tipodeletrapredefinidodopargrafo"/>
+    <w:link w:val="Ttulo5"/>
     <w:uiPriority w:val="9"/>
     <w:semiHidden/>
     <w:rsid w:val="00FC693F"/>
@@ -5861,10 +5969,10 @@
       <w:color w:val="243F60" w:themeColor="accent1" w:themeShade="7F"/>
     </w:rPr>
   </w:style>
-  <w:style w:type="character" w:customStyle="1" w:styleId="Heading6Char">
-    <w:name w:val="Heading 6 Char"/>
-    <w:basedOn w:val="DefaultParagraphFont"/>
-    <w:link w:val="Heading6"/>
+  <w:style w:type="character" w:customStyle="1" w:styleId="Ttulo6Carter">
+    <w:name w:val="Título 6 Caráter"/>
+    <w:basedOn w:val="Tipodeletrapredefinidodopargrafo"/>
+    <w:link w:val="Ttulo6"/>
     <w:uiPriority w:val="9"/>
     <w:semiHidden/>
     <w:rsid w:val="00FC693F"/>
@@ -5875,10 +5983,10 @@
       <w:color w:val="243F60" w:themeColor="accent1" w:themeShade="7F"/>
     </w:rPr>
   </w:style>
-  <w:style w:type="character" w:customStyle="1" w:styleId="Heading7Char">
-    <w:name w:val="Heading 7 Char"/>
-    <w:basedOn w:val="DefaultParagraphFont"/>
-    <w:link w:val="Heading7"/>
+  <w:style w:type="character" w:customStyle="1" w:styleId="Ttulo7Carter">
+    <w:name w:val="Título 7 Caráter"/>
+    <w:basedOn w:val="Tipodeletrapredefinidodopargrafo"/>
+    <w:link w:val="Ttulo7"/>
     <w:uiPriority w:val="9"/>
     <w:semiHidden/>
     <w:rsid w:val="00FC693F"/>
@@ -5889,10 +5997,10 @@
       <w:color w:val="404040" w:themeColor="text1" w:themeTint="BF"/>
     </w:rPr>
   </w:style>
-  <w:style w:type="character" w:customStyle="1" w:styleId="Heading8Char">
-    <w:name w:val="Heading 8 Char"/>
-    <w:basedOn w:val="DefaultParagraphFont"/>
-    <w:link w:val="Heading8"/>
+  <w:style w:type="character" w:customStyle="1" w:styleId="Ttulo8Carter">
+    <w:name w:val="Título 8 Caráter"/>
+    <w:basedOn w:val="Tipodeletrapredefinidodopargrafo"/>
+    <w:link w:val="Ttulo8"/>
     <w:uiPriority w:val="9"/>
     <w:semiHidden/>
     <w:rsid w:val="00FC693F"/>
@@ -5903,10 +6011,10 @@
       <w:szCs w:val="20"/>
     </w:rPr>
   </w:style>
-  <w:style w:type="character" w:customStyle="1" w:styleId="Heading9Char">
-    <w:name w:val="Heading 9 Char"/>
-    <w:basedOn w:val="DefaultParagraphFont"/>
-    <w:link w:val="Heading9"/>
+  <w:style w:type="character" w:customStyle="1" w:styleId="Ttulo9Carter">
+    <w:name w:val="Título 9 Caráter"/>
+    <w:basedOn w:val="Tipodeletrapredefinidodopargrafo"/>
+    <w:link w:val="Ttulo9"/>
     <w:uiPriority w:val="9"/>
     <w:semiHidden/>
     <w:rsid w:val="00FC693F"/>
@@ -5919,7 +6027,7 @@
       <w:szCs w:val="20"/>
     </w:rPr>
   </w:style>
-  <w:style w:type="paragraph" w:styleId="Caption">
+  <w:style w:type="paragraph" w:styleId="Legenda">
     <w:name w:val="caption"/>
     <w:basedOn w:val="Normal"/>
     <w:next w:val="Normal"/>
@@ -5938,9 +6046,9 @@
       <w:szCs w:val="18"/>
     </w:rPr>
   </w:style>
-  <w:style w:type="character" w:styleId="Strong">
+  <w:style w:type="character" w:styleId="Forte">
     <w:name w:val="Strong"/>
-    <w:basedOn w:val="DefaultParagraphFont"/>
+    <w:basedOn w:val="Tipodeletrapredefinidodopargrafo"/>
     <w:uiPriority w:val="22"/>
     <w:qFormat/>
     <w:rsid w:val="00FC693F"/>
@@ -5949,9 +6057,9 @@
       <w:bCs/>
     </w:rPr>
   </w:style>
-  <w:style w:type="character" w:styleId="Emphasis">
+  <w:style w:type="character" w:styleId="nfase">
     <w:name w:val="Emphasis"/>
-    <w:basedOn w:val="DefaultParagraphFont"/>
+    <w:basedOn w:val="Tipodeletrapredefinidodopargrafo"/>
     <w:uiPriority w:val="20"/>
     <w:qFormat/>
     <w:rsid w:val="00FC693F"/>
@@ -5960,11 +6068,11 @@
       <w:iCs/>
     </w:rPr>
   </w:style>
-  <w:style w:type="paragraph" w:styleId="IntenseQuote">
+  <w:style w:type="paragraph" w:styleId="CitaoIntensa">
     <w:name w:val="Intense Quote"/>
     <w:basedOn w:val="Normal"/>
     <w:next w:val="Normal"/>
-    <w:link w:val="IntenseQuoteChar"/>
+    <w:link w:val="CitaoIntensaCarter"/>
     <w:uiPriority w:val="30"/>
     <w:qFormat/>
     <w:rsid w:val="00FC693F"/>
@@ -5983,10 +6091,10 @@
       <w:color w:val="4F81BD" w:themeColor="accent1"/>
     </w:rPr>
   </w:style>
-  <w:style w:type="character" w:customStyle="1" w:styleId="IntenseQuoteChar">
-    <w:name w:val="Intense Quote Char"/>
-    <w:basedOn w:val="DefaultParagraphFont"/>
-    <w:link w:val="IntenseQuote"/>
+  <w:style w:type="character" w:customStyle="1" w:styleId="CitaoIntensaCarter">
+    <w:name w:val="Citação Intensa Caráter"/>
+    <w:basedOn w:val="Tipodeletrapredefinidodopargrafo"/>
+    <w:link w:val="CitaoIntensa"/>
     <w:uiPriority w:val="30"/>
     <w:rsid w:val="00FC693F"/>
     <w:rPr>
@@ -5997,9 +6105,9 @@
       <w:color w:val="4F81BD" w:themeColor="accent1"/>
     </w:rPr>
   </w:style>
-  <w:style w:type="character" w:styleId="SubtleEmphasis">
+  <w:style w:type="character" w:styleId="nfaseDiscreta">
     <w:name w:val="Subtle Emphasis"/>
-    <w:basedOn w:val="DefaultParagraphFont"/>
+    <w:basedOn w:val="Tipodeletrapredefinidodopargrafo"/>
     <w:uiPriority w:val="19"/>
     <w:qFormat/>
     <w:rsid w:val="00FC693F"/>
@@ -6009,9 +6117,9 @@
       <w:color w:val="808080" w:themeColor="text1" w:themeTint="7F"/>
     </w:rPr>
   </w:style>
-  <w:style w:type="character" w:styleId="IntenseEmphasis">
+  <w:style w:type="character" w:styleId="nfaseIntensa">
     <w:name w:val="Intense Emphasis"/>
-    <w:basedOn w:val="DefaultParagraphFont"/>
+    <w:basedOn w:val="Tipodeletrapredefinidodopargrafo"/>
     <w:uiPriority w:val="21"/>
     <w:qFormat/>
     <w:rsid w:val="00FC693F"/>
@@ -6023,9 +6131,9 @@
       <w:color w:val="4F81BD" w:themeColor="accent1"/>
     </w:rPr>
   </w:style>
-  <w:style w:type="character" w:styleId="SubtleReference">
+  <w:style w:type="character" w:styleId="RefernciaDiscreta">
     <w:name w:val="Subtle Reference"/>
-    <w:basedOn w:val="DefaultParagraphFont"/>
+    <w:basedOn w:val="Tipodeletrapredefinidodopargrafo"/>
     <w:uiPriority w:val="31"/>
     <w:qFormat/>
     <w:rsid w:val="00FC693F"/>
@@ -6035,9 +6143,9 @@
       <w:u w:val="single"/>
     </w:rPr>
   </w:style>
-  <w:style w:type="character" w:styleId="IntenseReference">
+  <w:style w:type="character" w:styleId="RefernciaIntensa">
     <w:name w:val="Intense Reference"/>
-    <w:basedOn w:val="DefaultParagraphFont"/>
+    <w:basedOn w:val="Tipodeletrapredefinidodopargrafo"/>
     <w:uiPriority w:val="32"/>
     <w:qFormat/>
     <w:rsid w:val="00FC693F"/>
@@ -6050,9 +6158,9 @@
       <w:u w:val="single"/>
     </w:rPr>
   </w:style>
-  <w:style w:type="character" w:styleId="BookTitle">
+  <w:style w:type="character" w:styleId="TtulodoLivro">
     <w:name w:val="Book Title"/>
-    <w:basedOn w:val="DefaultParagraphFont"/>
+    <w:basedOn w:val="Tipodeletrapredefinidodopargrafo"/>
     <w:uiPriority w:val="33"/>
     <w:qFormat/>
     <w:rsid w:val="00FC693F"/>
@@ -6063,9 +6171,9 @@
       <w:spacing w:val="5"/>
     </w:rPr>
   </w:style>
-  <w:style w:type="paragraph" w:styleId="TOCHeading">
+  <w:style w:type="paragraph" w:styleId="Cabealhodondice">
     <w:name w:val="TOC Heading"/>
-    <w:basedOn w:val="Heading1"/>
+    <w:basedOn w:val="Ttulo1"/>
     <w:next w:val="Normal"/>
     <w:uiPriority w:val="39"/>
     <w:semiHidden/>
@@ -6076,9 +6184,9 @@
       <w:outlineLvl w:val="9"/>
     </w:pPr>
   </w:style>
-  <w:style w:type="table" w:styleId="TableGrid">
+  <w:style w:type="table" w:styleId="TabelacomGrelha">
     <w:name w:val="Table Grid"/>
-    <w:basedOn w:val="TableNormal"/>
+    <w:basedOn w:val="Tabelanormal"/>
     <w:uiPriority w:val="59"/>
     <w:rsid w:val="00FC693F"/>
     <w:pPr>
@@ -6095,9 +6203,9 @@
       </w:tblBorders>
     </w:tblPr>
   </w:style>
-  <w:style w:type="table" w:styleId="LightShading">
+  <w:style w:type="table" w:styleId="SombreadoClaro">
     <w:name w:val="Light Shading"/>
-    <w:basedOn w:val="TableNormal"/>
+    <w:basedOn w:val="Tabelanormal"/>
     <w:uiPriority w:val="60"/>
     <w:rsid w:val="00FC693F"/>
     <w:pPr>
@@ -6191,9 +6299,9 @@
       </w:tcPr>
     </w:tblStylePr>
   </w:style>
-  <w:style w:type="table" w:styleId="LightShading-Accent1">
+  <w:style w:type="table" w:styleId="SombreadoClaro-Cor1">
     <w:name w:val="Light Shading Accent 1"/>
-    <w:basedOn w:val="TableNormal"/>
+    <w:basedOn w:val="Tabelanormal"/>
     <w:uiPriority w:val="60"/>
     <w:rsid w:val="00FC693F"/>
     <w:pPr>
@@ -6287,9 +6395,9 @@
       </w:tcPr>
     </w:tblStylePr>
   </w:style>
-  <w:style w:type="table" w:styleId="LightShading-Accent2">
+  <w:style w:type="table" w:styleId="SombreadoClaro-Cor2">
     <w:name w:val="Light Shading Accent 2"/>
-    <w:basedOn w:val="TableNormal"/>
+    <w:basedOn w:val="Tabelanormal"/>
     <w:uiPriority w:val="60"/>
     <w:rsid w:val="00FC693F"/>
     <w:pPr>
@@ -6383,9 +6491,9 @@
       </w:tcPr>
     </w:tblStylePr>
   </w:style>
-  <w:style w:type="table" w:styleId="LightShading-Accent3">
+  <w:style w:type="table" w:styleId="SombreadoClaro-Cor3">
     <w:name w:val="Light Shading Accent 3"/>
-    <w:basedOn w:val="TableNormal"/>
+    <w:basedOn w:val="Tabelanormal"/>
     <w:uiPriority w:val="60"/>
     <w:rsid w:val="00FC693F"/>
     <w:pPr>
@@ -6479,9 +6587,9 @@
       </w:tcPr>
     </w:tblStylePr>
   </w:style>
-  <w:style w:type="table" w:styleId="LightShading-Accent4">
+  <w:style w:type="table" w:styleId="SombreadoClaro-Cor4">
     <w:name w:val="Light Shading Accent 4"/>
-    <w:basedOn w:val="TableNormal"/>
+    <w:basedOn w:val="Tabelanormal"/>
     <w:uiPriority w:val="60"/>
     <w:rsid w:val="00FC693F"/>
     <w:pPr>
@@ -6575,9 +6683,9 @@
       </w:tcPr>
     </w:tblStylePr>
   </w:style>
-  <w:style w:type="table" w:styleId="LightShading-Accent5">
+  <w:style w:type="table" w:styleId="SombreadoClaro-Cor5">
     <w:name w:val="Light Shading Accent 5"/>
-    <w:basedOn w:val="TableNormal"/>
+    <w:basedOn w:val="Tabelanormal"/>
     <w:uiPriority w:val="60"/>
     <w:rsid w:val="00FC693F"/>
     <w:pPr>
@@ -6671,9 +6779,9 @@
       </w:tcPr>
     </w:tblStylePr>
   </w:style>
-  <w:style w:type="table" w:styleId="LightShading-Accent6">
+  <w:style w:type="table" w:styleId="SombreadoClaro-Cor6">
     <w:name w:val="Light Shading Accent 6"/>
-    <w:basedOn w:val="TableNormal"/>
+    <w:basedOn w:val="Tabelanormal"/>
     <w:uiPriority w:val="60"/>
     <w:rsid w:val="00FC693F"/>
     <w:pPr>
@@ -6767,9 +6875,9 @@
       </w:tcPr>
     </w:tblStylePr>
   </w:style>
-  <w:style w:type="table" w:styleId="LightList">
+  <w:style w:type="table" w:styleId="ListaClara">
     <w:name w:val="Light List"/>
-    <w:basedOn w:val="TableNormal"/>
+    <w:basedOn w:val="Tabelanormal"/>
     <w:uiPriority w:val="61"/>
     <w:rsid w:val="00FC693F"/>
     <w:pPr>
@@ -6852,9 +6960,9 @@
       </w:tcPr>
     </w:tblStylePr>
   </w:style>
-  <w:style w:type="table" w:styleId="LightList-Accent1">
+  <w:style w:type="table" w:styleId="ListaClara-Cor1">
     <w:name w:val="Light List Accent 1"/>
-    <w:basedOn w:val="TableNormal"/>
+    <w:basedOn w:val="Tabelanormal"/>
     <w:uiPriority w:val="61"/>
     <w:rsid w:val="00FC693F"/>
     <w:pPr>
@@ -6937,9 +7045,9 @@
       </w:tcPr>
     </w:tblStylePr>
   </w:style>
-  <w:style w:type="table" w:styleId="LightList-Accent2">
+  <w:style w:type="table" w:styleId="ListaClara-Cor2">
     <w:name w:val="Light List Accent 2"/>
-    <w:basedOn w:val="TableNormal"/>
+    <w:basedOn w:val="Tabelanormal"/>
     <w:uiPriority w:val="61"/>
     <w:rsid w:val="00CB0664"/>
     <w:pPr>
@@ -7022,9 +7130,9 @@
       </w:tcPr>
     </w:tblStylePr>
   </w:style>
-  <w:style w:type="table" w:styleId="LightList-Accent3">
+  <w:style w:type="table" w:styleId="ListaClara-Cor3">
     <w:name w:val="Light List Accent 3"/>
-    <w:basedOn w:val="TableNormal"/>
+    <w:basedOn w:val="Tabelanormal"/>
     <w:uiPriority w:val="61"/>
     <w:rsid w:val="00CB0664"/>
     <w:pPr>
@@ -7107,9 +7215,9 @@
       </w:tcPr>
     </w:tblStylePr>
   </w:style>
-  <w:style w:type="table" w:styleId="LightList-Accent4">
+  <w:style w:type="table" w:styleId="ListaClara-Cor4">
     <w:name w:val="Light List Accent 4"/>
-    <w:basedOn w:val="TableNormal"/>
+    <w:basedOn w:val="Tabelanormal"/>
     <w:uiPriority w:val="61"/>
     <w:rsid w:val="00CB0664"/>
     <w:pPr>
@@ -7192,9 +7300,9 @@
       </w:tcPr>
     </w:tblStylePr>
   </w:style>
-  <w:style w:type="table" w:styleId="LightList-Accent5">
+  <w:style w:type="table" w:styleId="ListaClara-Cor5">
     <w:name w:val="Light List Accent 5"/>
-    <w:basedOn w:val="TableNormal"/>
+    <w:basedOn w:val="Tabelanormal"/>
     <w:uiPriority w:val="61"/>
     <w:rsid w:val="00CB0664"/>
     <w:pPr>
@@ -7277,9 +7385,9 @@
       </w:tcPr>
     </w:tblStylePr>
   </w:style>
-  <w:style w:type="table" w:styleId="LightList-Accent6">
+  <w:style w:type="table" w:styleId="ListaClara-Cor6">
     <w:name w:val="Light List Accent 6"/>
-    <w:basedOn w:val="TableNormal"/>
+    <w:basedOn w:val="Tabelanormal"/>
     <w:uiPriority w:val="61"/>
     <w:rsid w:val="00CB0664"/>
     <w:pPr>
@@ -7362,9 +7470,9 @@
       </w:tcPr>
     </w:tblStylePr>
   </w:style>
-  <w:style w:type="table" w:styleId="LightGrid">
+  <w:style w:type="table" w:styleId="GrelhaClara">
     <w:name w:val="Light Grid"/>
-    <w:basedOn w:val="TableNormal"/>
+    <w:basedOn w:val="Tabelanormal"/>
     <w:uiPriority w:val="62"/>
     <w:rsid w:val="00CB0664"/>
     <w:pPr>
@@ -7485,9 +7593,9 @@
       </w:tcPr>
     </w:tblStylePr>
   </w:style>
-  <w:style w:type="table" w:styleId="LightGrid-Accent1">
+  <w:style w:type="table" w:styleId="GrelhaClara-Cor1">
     <w:name w:val="Light Grid Accent 1"/>
-    <w:basedOn w:val="TableNormal"/>
+    <w:basedOn w:val="Tabelanormal"/>
     <w:uiPriority w:val="62"/>
     <w:rsid w:val="00CB0664"/>
     <w:pPr>
@@ -7608,9 +7716,9 @@
       </w:tcPr>
     </w:tblStylePr>
   </w:style>
-  <w:style w:type="table" w:styleId="LightGrid-Accent2">
+  <w:style w:type="table" w:styleId="GrelhaClara-Cor2">
     <w:name w:val="Light Grid Accent 2"/>
-    <w:basedOn w:val="TableNormal"/>
+    <w:basedOn w:val="Tabelanormal"/>
     <w:uiPriority w:val="62"/>
     <w:rsid w:val="00CB0664"/>
     <w:pPr>
@@ -7731,9 +7839,9 @@
       </w:tcPr>
     </w:tblStylePr>
   </w:style>
-  <w:style w:type="table" w:styleId="LightGrid-Accent3">
+  <w:style w:type="table" w:styleId="GrelhaClara-Cor3">
     <w:name w:val="Light Grid Accent 3"/>
-    <w:basedOn w:val="TableNormal"/>
+    <w:basedOn w:val="Tabelanormal"/>
     <w:uiPriority w:val="62"/>
     <w:rsid w:val="00CB0664"/>
     <w:pPr>
@@ -7854,9 +7962,9 @@
       </w:tcPr>
     </w:tblStylePr>
   </w:style>
-  <w:style w:type="table" w:styleId="LightGrid-Accent4">
+  <w:style w:type="table" w:styleId="GrelhaClara-Cor4">
     <w:name w:val="Light Grid Accent 4"/>
-    <w:basedOn w:val="TableNormal"/>
+    <w:basedOn w:val="Tabelanormal"/>
     <w:uiPriority w:val="62"/>
     <w:rsid w:val="00CB0664"/>
     <w:pPr>
@@ -7977,9 +8085,9 @@
       </w:tcPr>
     </w:tblStylePr>
   </w:style>
-  <w:style w:type="table" w:styleId="LightGrid-Accent5">
+  <w:style w:type="table" w:styleId="GrelhaClara-Cor5">
     <w:name w:val="Light Grid Accent 5"/>
-    <w:basedOn w:val="TableNormal"/>
+    <w:basedOn w:val="Tabelanormal"/>
     <w:uiPriority w:val="62"/>
     <w:rsid w:val="00CB0664"/>
     <w:pPr>
@@ -8100,9 +8208,9 @@
       </w:tcPr>
     </w:tblStylePr>
   </w:style>
-  <w:style w:type="table" w:styleId="LightGrid-Accent6">
+  <w:style w:type="table" w:styleId="GrelhaClara-Cor6">
     <w:name w:val="Light Grid Accent 6"/>
-    <w:basedOn w:val="TableNormal"/>
+    <w:basedOn w:val="Tabelanormal"/>
     <w:uiPriority w:val="62"/>
     <w:rsid w:val="00CB0664"/>
     <w:pPr>
@@ -8223,9 +8331,9 @@
       </w:tcPr>
     </w:tblStylePr>
   </w:style>
-  <w:style w:type="table" w:styleId="MediumShading1">
+  <w:style w:type="table" w:styleId="SombreadoMdio1">
     <w:name w:val="Medium Shading 1"/>
-    <w:basedOn w:val="TableNormal"/>
+    <w:basedOn w:val="Tabelanormal"/>
     <w:uiPriority w:val="63"/>
     <w:rsid w:val="00CB0664"/>
     <w:pPr>
@@ -8322,9 +8430,9 @@
       </w:tcPr>
     </w:tblStylePr>
   </w:style>
-  <w:style w:type="table" w:styleId="MediumShading1-Accent1">
+  <w:style w:type="table" w:styleId="SombreadoMdio1-Cor1">
     <w:name w:val="Medium Shading 1 Accent 1"/>
-    <w:basedOn w:val="TableNormal"/>
+    <w:basedOn w:val="Tabelanormal"/>
     <w:uiPriority w:val="63"/>
     <w:rsid w:val="00CB0664"/>
     <w:pPr>
@@ -8421,9 +8529,9 @@
       </w:tcPr>
     </w:tblStylePr>
   </w:style>
-  <w:style w:type="table" w:styleId="MediumShading1-Accent2">
+  <w:style w:type="table" w:styleId="SombreadoMdio1-Cor2">
     <w:name w:val="Medium Shading 1 Accent 2"/>
-    <w:basedOn w:val="TableNormal"/>
+    <w:basedOn w:val="Tabelanormal"/>
     <w:uiPriority w:val="63"/>
     <w:rsid w:val="00CB0664"/>
     <w:pPr>
@@ -8520,9 +8628,9 @@
       </w:tcPr>
     </w:tblStylePr>
   </w:style>
-  <w:style w:type="table" w:styleId="MediumShading1-Accent3">
+  <w:style w:type="table" w:styleId="SombreadoMdio1-Cor3">
     <w:name w:val="Medium Shading 1 Accent 3"/>
-    <w:basedOn w:val="TableNormal"/>
+    <w:basedOn w:val="Tabelanormal"/>
     <w:uiPriority w:val="63"/>
     <w:rsid w:val="00CB0664"/>
     <w:pPr>
@@ -8619,9 +8727,9 @@
       </w:tcPr>
     </w:tblStylePr>
   </w:style>
-  <w:style w:type="table" w:styleId="MediumShading1-Accent4">
+  <w:style w:type="table" w:styleId="SombreadoMdio1-Cor4">
     <w:name w:val="Medium Shading 1 Accent 4"/>
-    <w:basedOn w:val="TableNormal"/>
+    <w:basedOn w:val="Tabelanormal"/>
     <w:uiPriority w:val="63"/>
     <w:rsid w:val="00CB0664"/>
     <w:pPr>
@@ -8718,9 +8826,9 @@
       </w:tcPr>
     </w:tblStylePr>
   </w:style>
-  <w:style w:type="table" w:styleId="MediumShading1-Accent5">
+  <w:style w:type="table" w:styleId="SombreadoMdio1-Cor5">
     <w:name w:val="Medium Shading 1 Accent 5"/>
-    <w:basedOn w:val="TableNormal"/>
+    <w:basedOn w:val="Tabelanormal"/>
     <w:uiPriority w:val="63"/>
     <w:rsid w:val="00CB0664"/>
     <w:pPr>
@@ -8817,9 +8925,9 @@
       </w:tcPr>
     </w:tblStylePr>
   </w:style>
-  <w:style w:type="table" w:styleId="MediumShading1-Accent6">
+  <w:style w:type="table" w:styleId="SombreadoMdio1-Cor6">
     <w:name w:val="Medium Shading 1 Accent 6"/>
-    <w:basedOn w:val="TableNormal"/>
+    <w:basedOn w:val="Tabelanormal"/>
     <w:uiPriority w:val="63"/>
     <w:rsid w:val="00CB0664"/>
     <w:pPr>
@@ -8916,9 +9024,9 @@
       </w:tcPr>
     </w:tblStylePr>
   </w:style>
-  <w:style w:type="table" w:styleId="MediumShading2">
+  <w:style w:type="table" w:styleId="SombreadoMdio2">
     <w:name w:val="Medium Shading 2"/>
-    <w:basedOn w:val="TableNormal"/>
+    <w:basedOn w:val="Tabelanormal"/>
     <w:uiPriority w:val="64"/>
     <w:rsid w:val="00CB0664"/>
     <w:pPr>
@@ -9058,9 +9166,9 @@
       </w:tcPr>
     </w:tblStylePr>
   </w:style>
-  <w:style w:type="table" w:styleId="MediumShading2-Accent1">
+  <w:style w:type="table" w:styleId="SombreadoMdio2-Cor1">
     <w:name w:val="Medium Shading 2 Accent 1"/>
-    <w:basedOn w:val="TableNormal"/>
+    <w:basedOn w:val="Tabelanormal"/>
     <w:uiPriority w:val="64"/>
     <w:rsid w:val="00CB0664"/>
     <w:pPr>
@@ -9200,9 +9308,9 @@
       </w:tcPr>
     </w:tblStylePr>
   </w:style>
-  <w:style w:type="table" w:styleId="MediumShading2-Accent2">
+  <w:style w:type="table" w:styleId="SombreadoMdio2-Cor2">
     <w:name w:val="Medium Shading 2 Accent 2"/>
-    <w:basedOn w:val="TableNormal"/>
+    <w:basedOn w:val="Tabelanormal"/>
     <w:uiPriority w:val="64"/>
     <w:rsid w:val="00CB0664"/>
     <w:pPr>
@@ -9342,9 +9450,9 @@
       </w:tcPr>
     </w:tblStylePr>
   </w:style>
-  <w:style w:type="table" w:styleId="MediumShading2-Accent3">
+  <w:style w:type="table" w:styleId="SombreadoMdio2-Cor3">
     <w:name w:val="Medium Shading 2 Accent 3"/>
-    <w:basedOn w:val="TableNormal"/>
+    <w:basedOn w:val="Tabelanormal"/>
     <w:uiPriority w:val="64"/>
     <w:rsid w:val="00CB0664"/>
     <w:pPr>
@@ -9484,9 +9592,9 @@
       </w:tcPr>
     </w:tblStylePr>
   </w:style>
-  <w:style w:type="table" w:styleId="MediumShading2-Accent4">
+  <w:style w:type="table" w:styleId="SombreadoMdio2-Cor4">
     <w:name w:val="Medium Shading 2 Accent 4"/>
-    <w:basedOn w:val="TableNormal"/>
+    <w:basedOn w:val="Tabelanormal"/>
     <w:uiPriority w:val="64"/>
     <w:rsid w:val="00CB0664"/>
     <w:pPr>
@@ -9626,9 +9734,9 @@
       </w:tcPr>
     </w:tblStylePr>
   </w:style>
-  <w:style w:type="table" w:styleId="MediumShading2-Accent5">
+  <w:style w:type="table" w:styleId="SombreadoMdio2-Cor5">
     <w:name w:val="Medium Shading 2 Accent 5"/>
-    <w:basedOn w:val="TableNormal"/>
+    <w:basedOn w:val="Tabelanormal"/>
     <w:uiPriority w:val="64"/>
     <w:rsid w:val="00CB0664"/>
     <w:pPr>
@@ -9768,9 +9876,9 @@
       </w:tcPr>
     </w:tblStylePr>
   </w:style>
-  <w:style w:type="table" w:styleId="MediumShading2-Accent6">
+  <w:style w:type="table" w:styleId="SombreadoMdio2-Cor6">
     <w:name w:val="Medium Shading 2 Accent 6"/>
-    <w:basedOn w:val="TableNormal"/>
+    <w:basedOn w:val="Tabelanormal"/>
     <w:uiPriority w:val="64"/>
     <w:rsid w:val="00CB0664"/>
     <w:pPr>
@@ -9910,9 +10018,9 @@
       </w:tcPr>
     </w:tblStylePr>
   </w:style>
-  <w:style w:type="table" w:styleId="MediumList1">
+  <w:style w:type="table" w:styleId="ListaMdia1">
     <w:name w:val="Medium List 1"/>
-    <w:basedOn w:val="TableNormal"/>
+    <w:basedOn w:val="Tabelanormal"/>
     <w:uiPriority w:val="65"/>
     <w:rsid w:val="00CB0664"/>
     <w:pPr>
@@ -9987,9 +10095,9 @@
       </w:tcPr>
     </w:tblStylePr>
   </w:style>
-  <w:style w:type="table" w:styleId="MediumList1-Accent1">
+  <w:style w:type="table" w:styleId="ListaMdia1-Cor1">
     <w:name w:val="Medium List 1 Accent 1"/>
-    <w:basedOn w:val="TableNormal"/>
+    <w:basedOn w:val="Tabelanormal"/>
     <w:uiPriority w:val="65"/>
     <w:rsid w:val="00CB0664"/>
     <w:pPr>
@@ -10064,9 +10172,9 @@
       </w:tcPr>
     </w:tblStylePr>
   </w:style>
-  <w:style w:type="table" w:styleId="MediumList1-Accent2">
+  <w:style w:type="table" w:styleId="ListaMdia1-Cor2">
     <w:name w:val="Medium List 1 Accent 2"/>
-    <w:basedOn w:val="TableNormal"/>
+    <w:basedOn w:val="Tabelanormal"/>
     <w:uiPriority w:val="65"/>
     <w:rsid w:val="00CB0664"/>
     <w:pPr>
@@ -10141,9 +10249,9 @@
       </w:tcPr>
     </w:tblStylePr>
   </w:style>
-  <w:style w:type="table" w:styleId="MediumList1-Accent3">
+  <w:style w:type="table" w:styleId="ListaMdia1-Cor3">
     <w:name w:val="Medium List 1 Accent 3"/>
-    <w:basedOn w:val="TableNormal"/>
+    <w:basedOn w:val="Tabelanormal"/>
     <w:uiPriority w:val="65"/>
     <w:rsid w:val="00CB0664"/>
     <w:pPr>
@@ -10218,9 +10326,9 @@
       </w:tcPr>
     </w:tblStylePr>
   </w:style>
-  <w:style w:type="table" w:styleId="MediumList1-Accent4">
+  <w:style w:type="table" w:styleId="ListaMdia1-Cor4">
     <w:name w:val="Medium List 1 Accent 4"/>
-    <w:basedOn w:val="TableNormal"/>
+    <w:basedOn w:val="Tabelanormal"/>
     <w:uiPriority w:val="65"/>
     <w:rsid w:val="00CB0664"/>
     <w:pPr>
@@ -10295,9 +10403,9 @@
       </w:tcPr>
     </w:tblStylePr>
   </w:style>
-  <w:style w:type="table" w:styleId="MediumList1-Accent5">
+  <w:style w:type="table" w:styleId="ListaMdia1-Cor5">
     <w:name w:val="Medium List 1 Accent 5"/>
-    <w:basedOn w:val="TableNormal"/>
+    <w:basedOn w:val="Tabelanormal"/>
     <w:uiPriority w:val="65"/>
     <w:rsid w:val="00CB0664"/>
     <w:pPr>
@@ -10372,9 +10480,9 @@
       </w:tcPr>
     </w:tblStylePr>
   </w:style>
-  <w:style w:type="table" w:styleId="MediumList1-Accent6">
+  <w:style w:type="table" w:styleId="ListaMdia1-Cor6">
     <w:name w:val="Medium List 1 Accent 6"/>
-    <w:basedOn w:val="TableNormal"/>
+    <w:basedOn w:val="Tabelanormal"/>
     <w:uiPriority w:val="65"/>
     <w:rsid w:val="00CB0664"/>
     <w:pPr>
@@ -10449,9 +10557,9 @@
       </w:tcPr>
     </w:tblStylePr>
   </w:style>
-  <w:style w:type="table" w:styleId="MediumList2">
+  <w:style w:type="table" w:styleId="ListaMdia2">
     <w:name w:val="Medium List 2"/>
-    <w:basedOn w:val="TableNormal"/>
+    <w:basedOn w:val="Tabelanormal"/>
     <w:uiPriority w:val="66"/>
     <w:rsid w:val="00CB0664"/>
     <w:pPr>
@@ -10570,9 +10678,9 @@
       </w:tcPr>
     </w:tblStylePr>
   </w:style>
-  <w:style w:type="table" w:styleId="MediumList2-Accent1">
+  <w:style w:type="table" w:styleId="ListaMdia2-Cor1">
     <w:name w:val="Medium List 2 Accent 1"/>
-    <w:basedOn w:val="TableNormal"/>
+    <w:basedOn w:val="Tabelanormal"/>
     <w:uiPriority w:val="66"/>
     <w:rsid w:val="00CB0664"/>
     <w:pPr>
@@ -10691,9 +10799,9 @@
       </w:tcPr>
     </w:tblStylePr>
   </w:style>
-  <w:style w:type="table" w:styleId="MediumList2-Accent2">
+  <w:style w:type="table" w:styleId="ListaMdia2-Cor2">
     <w:name w:val="Medium List 2 Accent 2"/>
-    <w:basedOn w:val="TableNormal"/>
+    <w:basedOn w:val="Tabelanormal"/>
     <w:uiPriority w:val="66"/>
     <w:rsid w:val="00CB0664"/>
     <w:pPr>
@@ -10812,9 +10920,9 @@
       </w:tcPr>
     </w:tblStylePr>
   </w:style>
-  <w:style w:type="table" w:styleId="MediumList2-Accent3">
+  <w:style w:type="table" w:styleId="ListaMdia2-Cor3">
     <w:name w:val="Medium List 2 Accent 3"/>
-    <w:basedOn w:val="TableNormal"/>
+    <w:basedOn w:val="Tabelanormal"/>
     <w:uiPriority w:val="66"/>
     <w:rsid w:val="00CB0664"/>
     <w:pPr>
@@ -10933,9 +11041,9 @@
       </w:tcPr>
     </w:tblStylePr>
   </w:style>
-  <w:style w:type="table" w:styleId="MediumList2-Accent4">
+  <w:style w:type="table" w:styleId="ListaMdia2-Cor4">
     <w:name w:val="Medium List 2 Accent 4"/>
-    <w:basedOn w:val="TableNormal"/>
+    <w:basedOn w:val="Tabelanormal"/>
     <w:uiPriority w:val="66"/>
     <w:rsid w:val="00CB0664"/>
     <w:pPr>
@@ -11054,9 +11162,9 @@
       </w:tcPr>
     </w:tblStylePr>
   </w:style>
-  <w:style w:type="table" w:styleId="MediumList2-Accent5">
+  <w:style w:type="table" w:styleId="ListaMdia2-Cor5">
     <w:name w:val="Medium List 2 Accent 5"/>
-    <w:basedOn w:val="TableNormal"/>
+    <w:basedOn w:val="Tabelanormal"/>
     <w:uiPriority w:val="66"/>
     <w:rsid w:val="00CB0664"/>
     <w:pPr>
@@ -11175,9 +11283,9 @@
       </w:tcPr>
     </w:tblStylePr>
   </w:style>
-  <w:style w:type="table" w:styleId="MediumList2-Accent6">
+  <w:style w:type="table" w:styleId="ListaMdia2-Cor6">
     <w:name w:val="Medium List 2 Accent 6"/>
-    <w:basedOn w:val="TableNormal"/>
+    <w:basedOn w:val="Tabelanormal"/>
     <w:uiPriority w:val="66"/>
     <w:rsid w:val="00CB0664"/>
     <w:pPr>
@@ -11296,9 +11404,9 @@
       </w:tcPr>
     </w:tblStylePr>
   </w:style>
-  <w:style w:type="table" w:styleId="MediumGrid1">
+  <w:style w:type="table" w:styleId="GrelhaMdia1">
     <w:name w:val="Medium Grid 1"/>
-    <w:basedOn w:val="TableNormal"/>
+    <w:basedOn w:val="Tabelanormal"/>
     <w:uiPriority w:val="67"/>
     <w:rsid w:val="00CB0664"/>
     <w:pPr>
@@ -11362,9 +11470,9 @@
       </w:tcPr>
     </w:tblStylePr>
   </w:style>
-  <w:style w:type="table" w:styleId="MediumGrid1-Accent1">
+  <w:style w:type="table" w:styleId="GrelhaMdia1-Cor1">
     <w:name w:val="Medium Grid 1 Accent 1"/>
-    <w:basedOn w:val="TableNormal"/>
+    <w:basedOn w:val="Tabelanormal"/>
     <w:uiPriority w:val="67"/>
     <w:rsid w:val="00CB0664"/>
     <w:pPr>
@@ -11428,9 +11536,9 @@
       </w:tcPr>
     </w:tblStylePr>
   </w:style>
-  <w:style w:type="table" w:styleId="MediumGrid1-Accent2">
+  <w:style w:type="table" w:styleId="GrelhaMdia1-Cor2">
     <w:name w:val="Medium Grid 1 Accent 2"/>
-    <w:basedOn w:val="TableNormal"/>
+    <w:basedOn w:val="Tabelanormal"/>
     <w:uiPriority w:val="67"/>
     <w:rsid w:val="00CB0664"/>
     <w:pPr>
@@ -11494,9 +11602,9 @@
       </w:tcPr>
     </w:tblStylePr>
   </w:style>
-  <w:style w:type="table" w:styleId="MediumGrid1-Accent3">
+  <w:style w:type="table" w:styleId="GrelhaMdia1-Cor3">
     <w:name w:val="Medium Grid 1 Accent 3"/>
-    <w:basedOn w:val="TableNormal"/>
+    <w:basedOn w:val="Tabelanormal"/>
     <w:uiPriority w:val="67"/>
     <w:rsid w:val="00CB0664"/>
     <w:pPr>
@@ -11560,9 +11668,9 @@
       </w:tcPr>
     </w:tblStylePr>
   </w:style>
-  <w:style w:type="table" w:styleId="MediumGrid1-Accent4">
+  <w:style w:type="table" w:styleId="GrelhaMdia1-Cor4">
     <w:name w:val="Medium Grid 1 Accent 4"/>
-    <w:basedOn w:val="TableNormal"/>
+    <w:basedOn w:val="Tabelanormal"/>
     <w:uiPriority w:val="67"/>
     <w:rsid w:val="00CB0664"/>
     <w:pPr>
@@ -11626,9 +11734,9 @@
       </w:tcPr>
     </w:tblStylePr>
   </w:style>
-  <w:style w:type="table" w:styleId="MediumGrid1-Accent5">
+  <w:style w:type="table" w:styleId="GrelhaMdia1-Cor5">
     <w:name w:val="Medium Grid 1 Accent 5"/>
-    <w:basedOn w:val="TableNormal"/>
+    <w:basedOn w:val="Tabelanormal"/>
     <w:uiPriority w:val="67"/>
     <w:rsid w:val="00CB0664"/>
     <w:pPr>
@@ -11692,9 +11800,9 @@
       </w:tcPr>
     </w:tblStylePr>
   </w:style>
-  <w:style w:type="table" w:styleId="MediumGrid1-Accent6">
+  <w:style w:type="table" w:styleId="GrelhaMdia1-Cor6">
     <w:name w:val="Medium Grid 1 Accent 6"/>
-    <w:basedOn w:val="TableNormal"/>
+    <w:basedOn w:val="Tabelanormal"/>
     <w:uiPriority w:val="67"/>
     <w:rsid w:val="00CB0664"/>
     <w:pPr>
@@ -11758,9 +11866,9 @@
       </w:tcPr>
     </w:tblStylePr>
   </w:style>
-  <w:style w:type="table" w:styleId="MediumGrid2">
+  <w:style w:type="table" w:styleId="GrelhaMdia2">
     <w:name w:val="Medium Grid 2"/>
-    <w:basedOn w:val="TableNormal"/>
+    <w:basedOn w:val="Tabelanormal"/>
     <w:uiPriority w:val="68"/>
     <w:rsid w:val="00CB0664"/>
     <w:pPr>
@@ -11876,9 +11984,9 @@
       </w:tcPr>
     </w:tblStylePr>
   </w:style>
-  <w:style w:type="table" w:styleId="MediumGrid2-Accent1">
+  <w:style w:type="table" w:styleId="GrelhaMdia2-Cor1">
     <w:name w:val="Medium Grid 2 Accent 1"/>
-    <w:basedOn w:val="TableNormal"/>
+    <w:basedOn w:val="Tabelanormal"/>
     <w:uiPriority w:val="68"/>
     <w:rsid w:val="00CB0664"/>
     <w:pPr>
@@ -11994,9 +12102,9 @@
       </w:tcPr>
     </w:tblStylePr>
   </w:style>
-  <w:style w:type="table" w:styleId="MediumGrid2-Accent2">
+  <w:style w:type="table" w:styleId="GrelhaMdia2-Cor2">
     <w:name w:val="Medium Grid 2 Accent 2"/>
-    <w:basedOn w:val="TableNormal"/>
+    <w:basedOn w:val="Tabelanormal"/>
     <w:uiPriority w:val="68"/>
     <w:rsid w:val="00CB0664"/>
     <w:pPr>
@@ -12112,9 +12220,9 @@
       </w:tcPr>
     </w:tblStylePr>
   </w:style>
-  <w:style w:type="table" w:styleId="MediumGrid2-Accent3">
+  <w:style w:type="table" w:styleId="GrelhaMdia2-Cor3">
     <w:name w:val="Medium Grid 2 Accent 3"/>
-    <w:basedOn w:val="TableNormal"/>
+    <w:basedOn w:val="Tabelanormal"/>
     <w:uiPriority w:val="68"/>
     <w:rsid w:val="00CB0664"/>
     <w:pPr>
@@ -12230,9 +12338,9 @@
       </w:tcPr>
     </w:tblStylePr>
   </w:style>
-  <w:style w:type="table" w:styleId="MediumGrid2-Accent4">
+  <w:style w:type="table" w:styleId="GrelhaMdia2-Cor4">
     <w:name w:val="Medium Grid 2 Accent 4"/>
-    <w:basedOn w:val="TableNormal"/>
+    <w:basedOn w:val="Tabelanormal"/>
     <w:uiPriority w:val="68"/>
     <w:rsid w:val="00CB0664"/>
     <w:pPr>
@@ -12348,9 +12456,9 @@
       </w:tcPr>
     </w:tblStylePr>
   </w:style>
-  <w:style w:type="table" w:styleId="MediumGrid2-Accent5">
+  <w:style w:type="table" w:styleId="GrelhaMdia2-Cor5">
     <w:name w:val="Medium Grid 2 Accent 5"/>
-    <w:basedOn w:val="TableNormal"/>
+    <w:basedOn w:val="Tabelanormal"/>
     <w:uiPriority w:val="68"/>
     <w:rsid w:val="00CB0664"/>
     <w:pPr>
@@ -12466,9 +12574,9 @@
       </w:tcPr>
     </w:tblStylePr>
   </w:style>
-  <w:style w:type="table" w:styleId="MediumGrid2-Accent6">
+  <w:style w:type="table" w:styleId="GrelhaMdia2-Cor6">
     <w:name w:val="Medium Grid 2 Accent 6"/>
-    <w:basedOn w:val="TableNormal"/>
+    <w:basedOn w:val="Tabelanormal"/>
     <w:uiPriority w:val="68"/>
     <w:rsid w:val="00CB0664"/>
     <w:pPr>
@@ -12584,9 +12692,9 @@
       </w:tcPr>
     </w:tblStylePr>
   </w:style>
-  <w:style w:type="table" w:styleId="MediumGrid3">
+  <w:style w:type="table" w:styleId="GrelhaMdia3">
     <w:name w:val="Medium Grid 3"/>
-    <w:basedOn w:val="TableNormal"/>
+    <w:basedOn w:val="Tabelanormal"/>
     <w:uiPriority w:val="69"/>
     <w:rsid w:val="00CB0664"/>
     <w:pPr>
@@ -12718,9 +12826,9 @@
       </w:tcPr>
     </w:tblStylePr>
   </w:style>
-  <w:style w:type="table" w:styleId="MediumGrid3-Accent1">
+  <w:style w:type="table" w:styleId="GrelhaMdia3-Cor1">
     <w:name w:val="Medium Grid 3 Accent 1"/>
-    <w:basedOn w:val="TableNormal"/>
+    <w:basedOn w:val="Tabelanormal"/>
     <w:uiPriority w:val="69"/>
     <w:rsid w:val="00CB0664"/>
     <w:pPr>
@@ -12852,9 +12960,9 @@
       </w:tcPr>
     </w:tblStylePr>
   </w:style>
-  <w:style w:type="table" w:styleId="MediumGrid3-Accent2">
+  <w:style w:type="table" w:styleId="GrelhaMdia3-Cor2">
     <w:name w:val="Medium Grid 3 Accent 2"/>
-    <w:basedOn w:val="TableNormal"/>
+    <w:basedOn w:val="Tabelanormal"/>
     <w:uiPriority w:val="69"/>
     <w:rsid w:val="00CB0664"/>
     <w:pPr>
@@ -12986,9 +13094,9 @@
       </w:tcPr>
     </w:tblStylePr>
   </w:style>
-  <w:style w:type="table" w:styleId="MediumGrid3-Accent3">
+  <w:style w:type="table" w:styleId="GrelhaMdia3-Cor3">
     <w:name w:val="Medium Grid 3 Accent 3"/>
-    <w:basedOn w:val="TableNormal"/>
+    <w:basedOn w:val="Tabelanormal"/>
     <w:uiPriority w:val="69"/>
     <w:rsid w:val="00CB0664"/>
     <w:pPr>
@@ -13120,9 +13228,9 @@
       </w:tcPr>
     </w:tblStylePr>
   </w:style>
-  <w:style w:type="table" w:styleId="MediumGrid3-Accent4">
+  <w:style w:type="table" w:styleId="GrelhaMdia3-Cor4">
     <w:name w:val="Medium Grid 3 Accent 4"/>
-    <w:basedOn w:val="TableNormal"/>
+    <w:basedOn w:val="Tabelanormal"/>
     <w:uiPriority w:val="69"/>
     <w:rsid w:val="00CB0664"/>
     <w:pPr>
@@ -13254,9 +13362,9 @@
       </w:tcPr>
     </w:tblStylePr>
   </w:style>
-  <w:style w:type="table" w:styleId="MediumGrid3-Accent5">
+  <w:style w:type="table" w:styleId="GrelhaMdia3-Cor5">
     <w:name w:val="Medium Grid 3 Accent 5"/>
-    <w:basedOn w:val="TableNormal"/>
+    <w:basedOn w:val="Tabelanormal"/>
     <w:uiPriority w:val="69"/>
     <w:rsid w:val="00CB0664"/>
     <w:pPr>
@@ -13388,9 +13496,9 @@
       </w:tcPr>
     </w:tblStylePr>
   </w:style>
-  <w:style w:type="table" w:styleId="MediumGrid3-Accent6">
+  <w:style w:type="table" w:styleId="GrelhaMdia3-Cor6">
     <w:name w:val="Medium Grid 3 Accent 6"/>
-    <w:basedOn w:val="TableNormal"/>
+    <w:basedOn w:val="Tabelanormal"/>
     <w:uiPriority w:val="69"/>
     <w:rsid w:val="00CB0664"/>
     <w:pPr>
@@ -13522,9 +13630,9 @@
       </w:tcPr>
     </w:tblStylePr>
   </w:style>
-  <w:style w:type="table" w:styleId="DarkList">
+  <w:style w:type="table" w:styleId="ListaEscura">
     <w:name w:val="Dark List"/>
-    <w:basedOn w:val="TableNormal"/>
+    <w:basedOn w:val="Tabelanormal"/>
     <w:uiPriority w:val="70"/>
     <w:rsid w:val="00CB0664"/>
     <w:pPr>
@@ -13629,9 +13737,9 @@
       </w:tcPr>
     </w:tblStylePr>
   </w:style>
-  <w:style w:type="table" w:styleId="DarkList-Accent1">
+  <w:style w:type="table" w:styleId="ListaEscura-Cor1">
     <w:name w:val="Dark List Accent 1"/>
-    <w:basedOn w:val="TableNormal"/>
+    <w:basedOn w:val="Tabelanormal"/>
     <w:uiPriority w:val="70"/>
     <w:rsid w:val="00CB0664"/>
     <w:pPr>
@@ -13736,9 +13844,9 @@
       </w:tcPr>
     </w:tblStylePr>
   </w:style>
-  <w:style w:type="table" w:styleId="DarkList-Accent2">
+  <w:style w:type="table" w:styleId="ListaEscura-Cor2">
     <w:name w:val="Dark List Accent 2"/>
-    <w:basedOn w:val="TableNormal"/>
+    <w:basedOn w:val="Tabelanormal"/>
     <w:uiPriority w:val="70"/>
     <w:rsid w:val="00CB0664"/>
     <w:pPr>
@@ -13843,9 +13951,9 @@
       </w:tcPr>
     </w:tblStylePr>
   </w:style>
-  <w:style w:type="table" w:styleId="DarkList-Accent3">
+  <w:style w:type="table" w:styleId="ListaEscura-Cor3">
     <w:name w:val="Dark List Accent 3"/>
-    <w:basedOn w:val="TableNormal"/>
+    <w:basedOn w:val="Tabelanormal"/>
     <w:uiPriority w:val="70"/>
     <w:rsid w:val="00CB0664"/>
     <w:pPr>
@@ -13950,9 +14058,9 @@
       </w:tcPr>
     </w:tblStylePr>
   </w:style>
-  <w:style w:type="table" w:styleId="DarkList-Accent4">
+  <w:style w:type="table" w:styleId="ListaEscura-Cor4">
     <w:name w:val="Dark List Accent 4"/>
-    <w:basedOn w:val="TableNormal"/>
+    <w:basedOn w:val="Tabelanormal"/>
     <w:uiPriority w:val="70"/>
     <w:rsid w:val="00CB0664"/>
     <w:pPr>
@@ -14057,9 +14165,9 @@
       </w:tcPr>
     </w:tblStylePr>
   </w:style>
-  <w:style w:type="table" w:styleId="DarkList-Accent5">
+  <w:style w:type="table" w:styleId="ListaEscura-Cor5">
     <w:name w:val="Dark List Accent 5"/>
-    <w:basedOn w:val="TableNormal"/>
+    <w:basedOn w:val="Tabelanormal"/>
     <w:uiPriority w:val="70"/>
     <w:rsid w:val="00CB0664"/>
     <w:pPr>
@@ -14164,9 +14272,9 @@
       </w:tcPr>
     </w:tblStylePr>
   </w:style>
-  <w:style w:type="table" w:styleId="DarkList-Accent6">
+  <w:style w:type="table" w:styleId="ListaEscura-Cor6">
     <w:name w:val="Dark List Accent 6"/>
-    <w:basedOn w:val="TableNormal"/>
+    <w:basedOn w:val="Tabelanormal"/>
     <w:uiPriority w:val="70"/>
     <w:rsid w:val="00CB0664"/>
     <w:pPr>
@@ -14271,9 +14379,9 @@
       </w:tcPr>
     </w:tblStylePr>
   </w:style>
-  <w:style w:type="table" w:styleId="ColorfulShading">
+  <w:style w:type="table" w:styleId="SombreadoColorido">
     <w:name w:val="Colorful Shading"/>
-    <w:basedOn w:val="TableNormal"/>
+    <w:basedOn w:val="Tabelanormal"/>
     <w:uiPriority w:val="71"/>
     <w:rsid w:val="00CB0664"/>
     <w:pPr>
@@ -14386,9 +14494,9 @@
       </w:rPr>
     </w:tblStylePr>
   </w:style>
-  <w:style w:type="table" w:styleId="ColorfulShading-Accent1">
+  <w:style w:type="table" w:styleId="SombreadoColorido-Cor1">
     <w:name w:val="Colorful Shading Accent 1"/>
-    <w:basedOn w:val="TableNormal"/>
+    <w:basedOn w:val="Tabelanormal"/>
     <w:uiPriority w:val="71"/>
     <w:rsid w:val="00CB0664"/>
     <w:pPr>
@@ -14501,9 +14609,9 @@
       </w:rPr>
     </w:tblStylePr>
   </w:style>
-  <w:style w:type="table" w:styleId="ColorfulShading-Accent2">
+  <w:style w:type="table" w:styleId="SombreadoColorido-Cor2">
     <w:name w:val="Colorful Shading Accent 2"/>
-    <w:basedOn w:val="TableNormal"/>
+    <w:basedOn w:val="Tabelanormal"/>
     <w:uiPriority w:val="71"/>
     <w:rsid w:val="00CB0664"/>
     <w:pPr>
@@ -14616,9 +14724,9 @@
       </w:rPr>
     </w:tblStylePr>
   </w:style>
-  <w:style w:type="table" w:styleId="ColorfulShading-Accent3">
+  <w:style w:type="table" w:styleId="SombreadoColorido-Cor3">
     <w:name w:val="Colorful Shading Accent 3"/>
-    <w:basedOn w:val="TableNormal"/>
+    <w:basedOn w:val="Tabelanormal"/>
     <w:uiPriority w:val="71"/>
     <w:rsid w:val="00CB0664"/>
     <w:pPr>
@@ -14721,9 +14829,9 @@
       </w:tcPr>
     </w:tblStylePr>
   </w:style>
-  <w:style w:type="table" w:styleId="ColorfulShading-Accent4">
+  <w:style w:type="table" w:styleId="SombreadoColorido-Cor4">
     <w:name w:val="Colorful Shading Accent 4"/>
-    <w:basedOn w:val="TableNormal"/>
+    <w:basedOn w:val="Tabelanormal"/>
     <w:uiPriority w:val="71"/>
     <w:rsid w:val="00CB0664"/>
     <w:pPr>
@@ -14836,9 +14944,9 @@
       </w:rPr>
     </w:tblStylePr>
   </w:style>
-  <w:style w:type="table" w:styleId="ColorfulShading-Accent5">
+  <w:style w:type="table" w:styleId="SombreadoColorido-Cor5">
     <w:name w:val="Colorful Shading Accent 5"/>
-    <w:basedOn w:val="TableNormal"/>
+    <w:basedOn w:val="Tabelanormal"/>
     <w:uiPriority w:val="71"/>
     <w:rsid w:val="00CB0664"/>
     <w:pPr>
@@ -14951,9 +15059,9 @@
       </w:rPr>
     </w:tblStylePr>
   </w:style>
-  <w:style w:type="table" w:styleId="ColorfulShading-Accent6">
+  <w:style w:type="table" w:styleId="SombreadoColorido-Cor6">
     <w:name w:val="Colorful Shading Accent 6"/>
-    <w:basedOn w:val="TableNormal"/>
+    <w:basedOn w:val="Tabelanormal"/>
     <w:uiPriority w:val="71"/>
     <w:rsid w:val="00CB0664"/>
     <w:pPr>
@@ -15066,9 +15174,9 @@
       </w:rPr>
     </w:tblStylePr>
   </w:style>
-  <w:style w:type="table" w:styleId="ColorfulList">
+  <w:style w:type="table" w:styleId="ListaColorida">
     <w:name w:val="Colorful List"/>
-    <w:basedOn w:val="TableNormal"/>
+    <w:basedOn w:val="Tabelanormal"/>
     <w:uiPriority w:val="72"/>
     <w:rsid w:val="00CB0664"/>
     <w:pPr>
@@ -15145,9 +15253,9 @@
       </w:tcPr>
     </w:tblStylePr>
   </w:style>
-  <w:style w:type="table" w:styleId="ColorfulList-Accent1">
+  <w:style w:type="table" w:styleId="ListaColorida-Cor1">
     <w:name w:val="Colorful List Accent 1"/>
-    <w:basedOn w:val="TableNormal"/>
+    <w:basedOn w:val="Tabelanormal"/>
     <w:uiPriority w:val="72"/>
     <w:rsid w:val="00CB0664"/>
     <w:pPr>
@@ -15224,9 +15332,9 @@
       </w:tcPr>
     </w:tblStylePr>
   </w:style>
-  <w:style w:type="table" w:styleId="ColorfulList-Accent2">
+  <w:style w:type="table" w:styleId="ListaColorida-Cor2">
     <w:name w:val="Colorful List Accent 2"/>
-    <w:basedOn w:val="TableNormal"/>
+    <w:basedOn w:val="Tabelanormal"/>
     <w:uiPriority w:val="72"/>
     <w:rsid w:val="00CB0664"/>
     <w:pPr>
@@ -15303,9 +15411,9 @@
       </w:tcPr>
     </w:tblStylePr>
   </w:style>
-  <w:style w:type="table" w:styleId="ColorfulList-Accent3">
+  <w:style w:type="table" w:styleId="ListaColorida-Cor3">
     <w:name w:val="Colorful List Accent 3"/>
-    <w:basedOn w:val="TableNormal"/>
+    <w:basedOn w:val="Tabelanormal"/>
     <w:uiPriority w:val="72"/>
     <w:rsid w:val="00CB0664"/>
     <w:pPr>
@@ -15382,9 +15490,9 @@
       </w:tcPr>
     </w:tblStylePr>
   </w:style>
-  <w:style w:type="table" w:styleId="ColorfulList-Accent4">
+  <w:style w:type="table" w:styleId="ListaColorida-Cor4">
     <w:name w:val="Colorful List Accent 4"/>
-    <w:basedOn w:val="TableNormal"/>
+    <w:basedOn w:val="Tabelanormal"/>
     <w:uiPriority w:val="72"/>
     <w:rsid w:val="00CB0664"/>
     <w:pPr>
@@ -15461,9 +15569,9 @@
       </w:tcPr>
     </w:tblStylePr>
   </w:style>
-  <w:style w:type="table" w:styleId="ColorfulList-Accent5">
+  <w:style w:type="table" w:styleId="ListaColorida-Cor5">
     <w:name w:val="Colorful List Accent 5"/>
-    <w:basedOn w:val="TableNormal"/>
+    <w:basedOn w:val="Tabelanormal"/>
     <w:uiPriority w:val="72"/>
     <w:rsid w:val="00CB0664"/>
     <w:pPr>
@@ -15540,9 +15648,9 @@
       </w:tcPr>
     </w:tblStylePr>
   </w:style>
-  <w:style w:type="table" w:styleId="ColorfulList-Accent6">
+  <w:style w:type="table" w:styleId="ListaColorida-Cor6">
     <w:name w:val="Colorful List Accent 6"/>
-    <w:basedOn w:val="TableNormal"/>
+    <w:basedOn w:val="Tabelanormal"/>
     <w:uiPriority w:val="72"/>
     <w:rsid w:val="00CB0664"/>
     <w:pPr>
@@ -15619,9 +15727,9 @@
       </w:tcPr>
     </w:tblStylePr>
   </w:style>
-  <w:style w:type="table" w:styleId="ColorfulGrid">
+  <w:style w:type="table" w:styleId="GrelhaColorida">
     <w:name w:val="Colorful Grid"/>
-    <w:basedOn w:val="TableNormal"/>
+    <w:basedOn w:val="Tabelanormal"/>
     <w:uiPriority w:val="73"/>
     <w:rsid w:val="00CB0664"/>
     <w:pPr>
@@ -15692,9 +15800,9 @@
       </w:tcPr>
     </w:tblStylePr>
   </w:style>
-  <w:style w:type="table" w:styleId="ColorfulGrid-Accent1">
+  <w:style w:type="table" w:styleId="GrelhaColorida-Cor1">
     <w:name w:val="Colorful Grid Accent 1"/>
-    <w:basedOn w:val="TableNormal"/>
+    <w:basedOn w:val="Tabelanormal"/>
     <w:uiPriority w:val="73"/>
     <w:rsid w:val="00CB0664"/>
     <w:pPr>
@@ -15765,9 +15873,9 @@
       </w:tcPr>
     </w:tblStylePr>
   </w:style>
-  <w:style w:type="table" w:styleId="ColorfulGrid-Accent2">
+  <w:style w:type="table" w:styleId="GrelhaColorida-Cor2">
     <w:name w:val="Colorful Grid Accent 2"/>
-    <w:basedOn w:val="TableNormal"/>
+    <w:basedOn w:val="Tabelanormal"/>
     <w:uiPriority w:val="73"/>
     <w:rsid w:val="00CB0664"/>
     <w:pPr>
@@ -15838,9 +15946,9 @@
       </w:tcPr>
     </w:tblStylePr>
   </w:style>
-  <w:style w:type="table" w:styleId="ColorfulGrid-Accent3">
+  <w:style w:type="table" w:styleId="GrelhaColorida-Cor3">
     <w:name w:val="Colorful Grid Accent 3"/>
-    <w:basedOn w:val="TableNormal"/>
+    <w:basedOn w:val="Tabelanormal"/>
     <w:uiPriority w:val="73"/>
     <w:rsid w:val="00CB0664"/>
     <w:pPr>
@@ -15911,9 +16019,9 @@
       </w:tcPr>
     </w:tblStylePr>
   </w:style>
-  <w:style w:type="table" w:styleId="ColorfulGrid-Accent4">
+  <w:style w:type="table" w:styleId="GrelhaColorida-Cor4">
     <w:name w:val="Colorful Grid Accent 4"/>
-    <w:basedOn w:val="TableNormal"/>
+    <w:basedOn w:val="Tabelanormal"/>
     <w:uiPriority w:val="73"/>
     <w:rsid w:val="00CB0664"/>
     <w:pPr>
@@ -15984,9 +16092,9 @@
       </w:tcPr>
     </w:tblStylePr>
   </w:style>
-  <w:style w:type="table" w:styleId="ColorfulGrid-Accent5">
+  <w:style w:type="table" w:styleId="GrelhaColorida-Cor5">
     <w:name w:val="Colorful Grid Accent 5"/>
-    <w:basedOn w:val="TableNormal"/>
+    <w:basedOn w:val="Tabelanormal"/>
     <w:uiPriority w:val="73"/>
     <w:rsid w:val="00CB0664"/>
     <w:pPr>
@@ -16057,9 +16165,9 @@
       </w:tcPr>
     </w:tblStylePr>
   </w:style>
-  <w:style w:type="table" w:styleId="ColorfulGrid-Accent6">
+  <w:style w:type="table" w:styleId="GrelhaColorida-Cor6">
     <w:name w:val="Colorful Grid Accent 6"/>
-    <w:basedOn w:val="TableNormal"/>
+    <w:basedOn w:val="Tabelanormal"/>
     <w:uiPriority w:val="73"/>
     <w:rsid w:val="00CB0664"/>
     <w:pPr>
@@ -16454,25 +16562,10 @@
 </file>
 
 <file path=customXml/item1.xml><?xml version="1.0" encoding="utf-8"?>
-<p:properties xmlns:p="http://schemas.microsoft.com/office/2006/metadata/properties" xmlns:xsi="http://www.w3.org/2001/XMLSchema-instance" xmlns:pc="http://schemas.microsoft.com/office/infopath/2007/PartnerControls">
-  <documentManagement/>
-</p:properties>
+<b:Sources xmlns:b="http://schemas.openxmlformats.org/officeDocument/2006/bibliography" xmlns="http://schemas.openxmlformats.org/officeDocument/2006/bibliography" SelectedStyle="/APA.XSL" StyleName="APA"/>
 </file>
 
 <file path=customXml/item2.xml><?xml version="1.0" encoding="utf-8"?>
-<?mso-contentType ?>
-<FormTemplates xmlns="http://schemas.microsoft.com/sharepoint/v3/contenttype/forms">
-  <Display>DocumentLibraryForm</Display>
-  <Edit>DocumentLibraryForm</Edit>
-  <New>DocumentLibraryForm</New>
-</FormTemplates>
-</file>
-
-<file path=customXml/item3.xml><?xml version="1.0" encoding="utf-8"?>
-<b:Sources xmlns:b="http://schemas.openxmlformats.org/officeDocument/2006/bibliography" xmlns="http://schemas.openxmlformats.org/officeDocument/2006/bibliography" SelectedStyle="/APA.XSL" StyleName="APA"/>
-</file>
-
-<file path=customXml/item4.xml><?xml version="1.0" encoding="utf-8"?>
 <ct:contentTypeSchema xmlns:ct="http://schemas.microsoft.com/office/2006/metadata/contentType" xmlns:ma="http://schemas.microsoft.com/office/2006/metadata/properties/metaAttributes" ct:_="" ma:_="" ma:contentTypeName="Document" ma:contentTypeID="0x010100293B981485C9E24DAE651C97D9FBC267" ma:contentTypeVersion="3" ma:contentTypeDescription="Create a new document." ma:contentTypeScope="" ma:versionID="81e1889baf096e0f1fabc7e628f510b3">
   <xsd:schema xmlns:xsd="http://www.w3.org/2001/XMLSchema" xmlns:xs="http://www.w3.org/2001/XMLSchema" xmlns:p="http://schemas.microsoft.com/office/2006/metadata/properties" xmlns:ns2="32f33a6e-f018-4796-a6d6-b8c30f0661e9" targetNamespace="http://schemas.microsoft.com/office/2006/metadata/properties" ma:root="true" ma:fieldsID="4b8b816b6954550eb9ea5c593f5cc868" ns2:_="">
     <xsd:import namespace="32f33a6e-f018-4796-a6d6-b8c30f0661e9"/>
@@ -16610,24 +16703,22 @@
 </ct:contentTypeSchema>
 </file>
 
-<file path=customXml/itemProps1.xml><?xml version="1.0" encoding="utf-8"?>
-<ds:datastoreItem xmlns:ds="http://schemas.openxmlformats.org/officeDocument/2006/customXml" ds:itemID="{A23F7C98-3FFE-4C5F-944F-A4441C902565}">
-  <ds:schemaRefs>
-    <ds:schemaRef ds:uri="http://schemas.microsoft.com/office/2006/metadata/properties"/>
-    <ds:schemaRef ds:uri="http://schemas.microsoft.com/office/infopath/2007/PartnerControls"/>
-  </ds:schemaRefs>
-</ds:datastoreItem>
+<file path=customXml/item3.xml><?xml version="1.0" encoding="utf-8"?>
+<?mso-contentType ?>
+<FormTemplates xmlns="http://schemas.microsoft.com/sharepoint/v3/contenttype/forms">
+  <Display>DocumentLibraryForm</Display>
+  <Edit>DocumentLibraryForm</Edit>
+  <New>DocumentLibraryForm</New>
+</FormTemplates>
 </file>
 
-<file path=customXml/itemProps2.xml><?xml version="1.0" encoding="utf-8"?>
-<ds:datastoreItem xmlns:ds="http://schemas.openxmlformats.org/officeDocument/2006/customXml" ds:itemID="{4600720B-B3B7-4143-BD04-33B8636F1BB4}">
-  <ds:schemaRefs>
-    <ds:schemaRef ds:uri="http://schemas.microsoft.com/sharepoint/v3/contenttype/forms"/>
-  </ds:schemaRefs>
-</ds:datastoreItem>
+<file path=customXml/item4.xml><?xml version="1.0" encoding="utf-8"?>
+<p:properties xmlns:p="http://schemas.microsoft.com/office/2006/metadata/properties" xmlns:xsi="http://www.w3.org/2001/XMLSchema-instance" xmlns:pc="http://schemas.microsoft.com/office/infopath/2007/PartnerControls">
+  <documentManagement/>
+</p:properties>
 </file>
 
-<file path=customXml/itemProps3.xml><?xml version="1.0" encoding="utf-8"?>
+<file path=customXml/itemProps1.xml><?xml version="1.0" encoding="utf-8"?>
 <ds:datastoreItem xmlns:ds="http://schemas.openxmlformats.org/officeDocument/2006/customXml" ds:itemID="{EF278816-EC6F-A645-907D-7F25AECB1D4A}">
   <ds:schemaRefs>
     <ds:schemaRef ds:uri="http://schemas.openxmlformats.org/officeDocument/2006/bibliography"/>
@@ -16635,20 +16726,14 @@
 </ds:datastoreItem>
 </file>
 
+<file path=customXml/itemProps2.xml><?xml version="1.0" encoding="utf-8"?>
+<ds:datastoreItem xmlns:ds="http://schemas.openxmlformats.org/officeDocument/2006/customXml" ds:itemID="{C73B572D-5AC7-4DCD-8766-4799B902B24D}"/>
+</file>
+
+<file path=customXml/itemProps3.xml><?xml version="1.0" encoding="utf-8"?>
+<ds:datastoreItem xmlns:ds="http://schemas.openxmlformats.org/officeDocument/2006/customXml" ds:itemID="{062D1343-0FB4-40D7-89E9-FA51C7D4BD53}"/>
+</file>
+
 <file path=customXml/itemProps4.xml><?xml version="1.0" encoding="utf-8"?>
-<ds:datastoreItem xmlns:ds="http://schemas.openxmlformats.org/officeDocument/2006/customXml" ds:itemID="{0B931EFC-A946-44C4-87C8-DD61BD6FA963}">
-  <ds:schemaRefs>
-    <ds:schemaRef ds:uri="http://schemas.microsoft.com/office/2006/metadata/contentType"/>
-    <ds:schemaRef ds:uri="http://schemas.microsoft.com/office/2006/metadata/properties/metaAttributes"/>
-    <ds:schemaRef ds:uri="http://www.w3.org/2001/XMLSchema"/>
-    <ds:schemaRef ds:uri="http://schemas.microsoft.com/office/2006/metadata/properties"/>
-    <ds:schemaRef ds:uri="32f33a6e-f018-4796-a6d6-b8c30f0661e9"/>
-    <ds:schemaRef ds:uri="http://schemas.microsoft.com/office/2006/documentManagement/types"/>
-    <ds:schemaRef ds:uri="http://schemas.microsoft.com/office/infopath/2007/PartnerControls"/>
-    <ds:schemaRef ds:uri="http://schemas.openxmlformats.org/package/2006/metadata/core-properties"/>
-    <ds:schemaRef ds:uri="http://purl.org/dc/elements/1.1/"/>
-    <ds:schemaRef ds:uri="http://purl.org/dc/terms/"/>
-    <ds:schemaRef ds:uri="http://schemas.microsoft.com/internal/obd"/>
-  </ds:schemaRefs>
-</ds:datastoreItem>
+<ds:datastoreItem xmlns:ds="http://schemas.openxmlformats.org/officeDocument/2006/customXml" ds:itemID="{C2C28CFB-24AA-4C55-9570-A82C7FE6B8BE}"/>
 </file>
--- a/01-artefactos-de-gestao/01.01-templates/convocatoria-outra-reuniao-template-v06.docx
+++ b/01-artefactos-de-gestao/01.01-templates/convocatoria-outra-reuniao-template-v06.docx
@@ -16566,9 +16566,10 @@
 </file>
 
 <file path=customXml/item2.xml><?xml version="1.0" encoding="utf-8"?>
-<ct:contentTypeSchema xmlns:ct="http://schemas.microsoft.com/office/2006/metadata/contentType" xmlns:ma="http://schemas.microsoft.com/office/2006/metadata/properties/metaAttributes" ct:_="" ma:_="" ma:contentTypeName="Document" ma:contentTypeID="0x010100293B981485C9E24DAE651C97D9FBC267" ma:contentTypeVersion="3" ma:contentTypeDescription="Create a new document." ma:contentTypeScope="" ma:versionID="81e1889baf096e0f1fabc7e628f510b3">
-  <xsd:schema xmlns:xsd="http://www.w3.org/2001/XMLSchema" xmlns:xs="http://www.w3.org/2001/XMLSchema" xmlns:p="http://schemas.microsoft.com/office/2006/metadata/properties" xmlns:ns2="32f33a6e-f018-4796-a6d6-b8c30f0661e9" targetNamespace="http://schemas.microsoft.com/office/2006/metadata/properties" ma:root="true" ma:fieldsID="4b8b816b6954550eb9ea5c593f5cc868" ns2:_="">
+<ct:contentTypeSchema xmlns:ct="http://schemas.microsoft.com/office/2006/metadata/contentType" xmlns:ma="http://schemas.microsoft.com/office/2006/metadata/properties/metaAttributes" ct:_="" ma:_="" ma:contentTypeName="Documento" ma:contentTypeID="0x010100293B981485C9E24DAE651C97D9FBC267" ma:contentTypeVersion="9" ma:contentTypeDescription="Criar um novo documento." ma:contentTypeScope="" ma:versionID="67106ac685bde41cc0caab8279921af5">
+  <xsd:schema xmlns:xsd="http://www.w3.org/2001/XMLSchema" xmlns:xs="http://www.w3.org/2001/XMLSchema" xmlns:p="http://schemas.microsoft.com/office/2006/metadata/properties" xmlns:ns2="32f33a6e-f018-4796-a6d6-b8c30f0661e9" xmlns:ns3="59ec22bb-74c1-4c3c-af96-122e757b18d2" targetNamespace="http://schemas.microsoft.com/office/2006/metadata/properties" ma:root="true" ma:fieldsID="6a225e97788944c998cfd0bee463245c" ns2:_="" ns3:_="">
     <xsd:import namespace="32f33a6e-f018-4796-a6d6-b8c30f0661e9"/>
+    <xsd:import namespace="59ec22bb-74c1-4c3c-af96-122e757b18d2"/>
     <xsd:element name="properties">
       <xsd:complexType>
         <xsd:sequence>
@@ -16578,6 +16579,11 @@
                 <xsd:element ref="ns2:MediaServiceMetadata" minOccurs="0"/>
                 <xsd:element ref="ns2:MediaServiceFastMetadata" minOccurs="0"/>
                 <xsd:element ref="ns2:MediaServiceSearchProperties" minOccurs="0"/>
+                <xsd:element ref="ns2:MediaServiceDateTaken" minOccurs="0"/>
+                <xsd:element ref="ns2:MediaServiceGenerationTime" minOccurs="0"/>
+                <xsd:element ref="ns2:MediaServiceEventHashCode" minOccurs="0"/>
+                <xsd:element ref="ns2:lcf76f155ced4ddcb4097134ff3c332f" minOccurs="0"/>
+                <xsd:element ref="ns3:TaxCatchAll" minOccurs="0"/>
               </xsd:all>
             </xsd:complexType>
           </xsd:element>
@@ -16603,6 +16609,43 @@
         <xsd:restriction base="dms:Note"/>
       </xsd:simpleType>
     </xsd:element>
+    <xsd:element name="MediaServiceDateTaken" ma:index="11" nillable="true" ma:displayName="MediaServiceDateTaken" ma:hidden="true" ma:indexed="true" ma:internalName="MediaServiceDateTaken" ma:readOnly="true">
+      <xsd:simpleType>
+        <xsd:restriction base="dms:Text"/>
+      </xsd:simpleType>
+    </xsd:element>
+    <xsd:element name="MediaServiceGenerationTime" ma:index="12" nillable="true" ma:displayName="MediaServiceGenerationTime" ma:hidden="true" ma:internalName="MediaServiceGenerationTime" ma:readOnly="true">
+      <xsd:simpleType>
+        <xsd:restriction base="dms:Text"/>
+      </xsd:simpleType>
+    </xsd:element>
+    <xsd:element name="MediaServiceEventHashCode" ma:index="13" nillable="true" ma:displayName="MediaServiceEventHashCode" ma:hidden="true" ma:internalName="MediaServiceEventHashCode" ma:readOnly="true">
+      <xsd:simpleType>
+        <xsd:restriction base="dms:Text"/>
+      </xsd:simpleType>
+    </xsd:element>
+    <xsd:element name="lcf76f155ced4ddcb4097134ff3c332f" ma:index="15" nillable="true" ma:taxonomy="true" ma:internalName="lcf76f155ced4ddcb4097134ff3c332f" ma:taxonomyFieldName="MediaServiceImageTags" ma:displayName="Etiquetas de Imagem" ma:readOnly="false" ma:fieldId="{5cf76f15-5ced-4ddc-b409-7134ff3c332f}" ma:taxonomyMulti="true" ma:sspId="1374c586-51ca-419d-b13a-551147e70874" ma:termSetId="09814cd3-568e-fe90-9814-8d621ff8fb84" ma:anchorId="fba54fb3-c3e1-fe81-a776-ca4b69148c4d" ma:open="true" ma:isKeyword="false">
+      <xsd:complexType>
+        <xsd:sequence>
+          <xsd:element ref="pc:Terms" minOccurs="0" maxOccurs="1"/>
+        </xsd:sequence>
+      </xsd:complexType>
+    </xsd:element>
+  </xsd:schema>
+  <xsd:schema xmlns:xsd="http://www.w3.org/2001/XMLSchema" xmlns:xs="http://www.w3.org/2001/XMLSchema" xmlns:dms="http://schemas.microsoft.com/office/2006/documentManagement/types" xmlns:pc="http://schemas.microsoft.com/office/infopath/2007/PartnerControls" targetNamespace="59ec22bb-74c1-4c3c-af96-122e757b18d2" elementFormDefault="qualified">
+    <xsd:import namespace="http://schemas.microsoft.com/office/2006/documentManagement/types"/>
+    <xsd:import namespace="http://schemas.microsoft.com/office/infopath/2007/PartnerControls"/>
+    <xsd:element name="TaxCatchAll" ma:index="16" nillable="true" ma:displayName="Taxonomy Catch All Column" ma:hidden="true" ma:list="{281605ea-d3cc-4310-8c97-aa0e64c9f496}" ma:internalName="TaxCatchAll" ma:showField="CatchAllData" ma:web="59ec22bb-74c1-4c3c-af96-122e757b18d2">
+      <xsd:complexType>
+        <xsd:complexContent>
+          <xsd:extension base="dms:MultiChoiceLookup">
+            <xsd:sequence>
+              <xsd:element name="Value" type="dms:Lookup" maxOccurs="unbounded" minOccurs="0" nillable="true"/>
+            </xsd:sequence>
+          </xsd:extension>
+        </xsd:complexContent>
+      </xsd:complexType>
+    </xsd:element>
   </xsd:schema>
   <xsd:schema xmlns="http://schemas.openxmlformats.org/package/2006/metadata/core-properties" xmlns:xsd="http://www.w3.org/2001/XMLSchema" xmlns:xsi="http://www.w3.org/2001/XMLSchema-instance" xmlns:dc="http://purl.org/dc/elements/1.1/" xmlns:dcterms="http://purl.org/dc/terms/" xmlns:odoc="http://schemas.microsoft.com/internal/obd" targetNamespace="http://schemas.openxmlformats.org/package/2006/metadata/core-properties" elementFormDefault="qualified" attributeFormDefault="unqualified" blockDefault="#all">
     <xsd:import namespace="http://purl.org/dc/elements/1.1/" schemaLocation="http://dublincore.org/schemas/xmls/qdc/2003/04/02/dc.xsd"/>
@@ -16613,8 +16656,8 @@
         <xsd:element ref="dc:creator" minOccurs="0" maxOccurs="1"/>
         <xsd:element ref="dcterms:created" minOccurs="0" maxOccurs="1"/>
         <xsd:element ref="dc:identifier" minOccurs="0" maxOccurs="1"/>
-        <xsd:element name="contentType" minOccurs="0" maxOccurs="1" type="xsd:string" ma:index="0" ma:displayName="Content Type"/>
-        <xsd:element ref="dc:title" minOccurs="0" maxOccurs="1" ma:index="4" ma:displayName="Title"/>
+        <xsd:element name="contentType" minOccurs="0" maxOccurs="1" type="xsd:string" ma:index="0" ma:displayName="Tipo de Conteúdo"/>
+        <xsd:element ref="dc:title" minOccurs="0" maxOccurs="1" ma:index="4" ma:displayName="Título"/>
         <xsd:element ref="dc:subject" minOccurs="0" maxOccurs="1"/>
         <xsd:element ref="dc:description" minOccurs="0" maxOccurs="1"/>
         <xsd:element name="keywords" minOccurs="0" maxOccurs="1" type="xsd:string"/>
@@ -16714,7 +16757,12 @@
 
 <file path=customXml/item4.xml><?xml version="1.0" encoding="utf-8"?>
 <p:properties xmlns:p="http://schemas.microsoft.com/office/2006/metadata/properties" xmlns:xsi="http://www.w3.org/2001/XMLSchema-instance" xmlns:pc="http://schemas.microsoft.com/office/infopath/2007/PartnerControls">
-  <documentManagement/>
+  <documentManagement>
+    <TaxCatchAll xmlns="59ec22bb-74c1-4c3c-af96-122e757b18d2" xsi:nil="true"/>
+    <lcf76f155ced4ddcb4097134ff3c332f xmlns="32f33a6e-f018-4796-a6d6-b8c30f0661e9">
+      <Terms xmlns="http://schemas.microsoft.com/office/infopath/2007/PartnerControls"/>
+    </lcf76f155ced4ddcb4097134ff3c332f>
+  </documentManagement>
 </p:properties>
 </file>
 
@@ -16727,7 +16775,7 @@
 </file>
 
 <file path=customXml/itemProps2.xml><?xml version="1.0" encoding="utf-8"?>
-<ds:datastoreItem xmlns:ds="http://schemas.openxmlformats.org/officeDocument/2006/customXml" ds:itemID="{C73B572D-5AC7-4DCD-8766-4799B902B24D}"/>
+<ds:datastoreItem xmlns:ds="http://schemas.openxmlformats.org/officeDocument/2006/customXml" ds:itemID="{9A0BF329-8F34-4389-AEF6-A2EE1D2B469C}"/>
 </file>
 
 <file path=customXml/itemProps3.xml><?xml version="1.0" encoding="utf-8"?>

--- a/01-artefactos-de-gestao/01.01-templates/convocatoria-outra-reuniao-template-v06.docx
+++ b/01-artefactos-de-gestao/01.01-templates/convocatoria-outra-reuniao-template-v06.docx
@@ -75,7 +75,55 @@
                 <w:sz w:val="17"/>
                 <w:lang w:val="pt-PT"/>
               </w:rPr>
-              <w:t>Este ficheiro é o template obrigatório para convocar uma reunião extraordinária ou outra reunião formal não abrangida pelos templates específicos de Backlog Refinement, Sprint Planning e Sprint Review, e não pode ser substituído por um template próprio. É também o template obrigatório para a reunião formal autónoma de controlo final realizada antes da submissão de cada milestone. Em m2, m3 e m4, essa mesma reunião realiza cumulativamente o controlo final da Milestone de Entrega e o fecho do respetivo Momento de Avaliação.</w:t>
+              <w:t xml:space="preserve">Este ficheiro é o template obrigatório para convocar uma reunião extraordinária ou outra reunião formal não abrangida pelos templates específicos de Backlog </w:t>
+            </w:r>
+            <w:proofErr w:type="spellStart"/>
+            <w:r>
+              <w:rPr>
+                <w:sz w:val="17"/>
+                <w:lang w:val="pt-PT"/>
+              </w:rPr>
+              <w:t>Refinement</w:t>
+            </w:r>
+            <w:proofErr w:type="spellEnd"/>
+            <w:r>
+              <w:rPr>
+                <w:sz w:val="17"/>
+                <w:lang w:val="pt-PT"/>
+              </w:rPr>
+              <w:t xml:space="preserve">, Sprint </w:t>
+            </w:r>
+            <w:proofErr w:type="spellStart"/>
+            <w:r>
+              <w:rPr>
+                <w:sz w:val="17"/>
+                <w:lang w:val="pt-PT"/>
+              </w:rPr>
+              <w:t>Planning</w:t>
+            </w:r>
+            <w:proofErr w:type="spellEnd"/>
+            <w:r>
+              <w:rPr>
+                <w:sz w:val="17"/>
+                <w:lang w:val="pt-PT"/>
+              </w:rPr>
+              <w:t xml:space="preserve"> e Sprint </w:t>
+            </w:r>
+            <w:proofErr w:type="spellStart"/>
+            <w:r>
+              <w:rPr>
+                <w:sz w:val="17"/>
+                <w:lang w:val="pt-PT"/>
+              </w:rPr>
+              <w:t>Review</w:t>
+            </w:r>
+            <w:proofErr w:type="spellEnd"/>
+            <w:r>
+              <w:rPr>
+                <w:sz w:val="17"/>
+                <w:lang w:val="pt-PT"/>
+              </w:rPr>
+              <w:t>, e não pode ser substituído por um template próprio. É também o template obrigatório para a reunião formal autónoma de controlo final realizada antes da submissão de cada milestone. Em m2, m3 e m4, essa mesma reunião realiza cumulativamente o controlo final da Milestone de Entrega e o fecho do respetivo Momento de Avaliação.</w:t>
             </w:r>
           </w:p>
           <w:p>
@@ -278,21 +326,7 @@
                 <w:sz w:val="17"/>
                 <w:lang w:val="pt-PT"/>
               </w:rPr>
-              <w:t xml:space="preserve">Grupo </w:t>
-            </w:r>
-            <w:r>
-              <w:rPr>
-                <w:sz w:val="17"/>
-                <w:lang w:val="pt-PT"/>
-              </w:rPr>
-              <w:t>0</w:t>
-            </w:r>
-            <w:r>
-              <w:rPr>
-                <w:sz w:val="17"/>
-                <w:lang w:val="pt-PT"/>
-              </w:rPr>
-              <w:t>3</w:t>
+              <w:t>Grupo 03</w:t>
             </w:r>
           </w:p>
         </w:tc>
@@ -345,6 +379,7 @@
                 <w:lang w:val="pt-PT"/>
               </w:rPr>
             </w:pPr>
+            <w:proofErr w:type="spellStart"/>
             <w:r>
               <w:rPr>
                 <w:sz w:val="17"/>
@@ -352,6 +387,7 @@
               </w:rPr>
               <w:t>MedStock</w:t>
             </w:r>
+            <w:proofErr w:type="spellEnd"/>
           </w:p>
         </w:tc>
       </w:tr>
@@ -413,14 +449,7 @@
                 <w:sz w:val="17"/>
                 <w:lang w:val="pt-PT"/>
               </w:rPr>
-              <w:t>m</w:t>
-            </w:r>
-            <w:r>
-              <w:rPr>
-                <w:sz w:val="17"/>
-                <w:lang w:val="pt-PT"/>
-              </w:rPr>
-              <w:t>2</w:t>
+              <w:t>m2</w:t>
             </w:r>
           </w:p>
         </w:tc>
@@ -2488,7 +2517,23 @@
                 <w:sz w:val="17"/>
                 <w:lang w:val="pt-PT"/>
               </w:rPr>
-              <w:t xml:space="preserve">Quando esta convocatória for utilizada para a reunião formal autónoma de controlo final anterior à submissão de uma milestone, a ordem de trabalhos deve incluir obrigatoriamente a alternativa C — Controlo Final da Milestone de Entrega. Devem ser previstos, pelo menos: confirmação dos artefactos a entregar; preenchimento integral da checklist de controlo final definida na Avaliação Interna dos Grupos; verificação da CCA cumulativa e atualizada; confirmação da exportação da CCA para PDF e da preparação desse PDF para assinatura; verificação do README, da estrutura e conteúdo do diretório /projeto e do ZIP cumulativo; confirmação dos mapas e restantes evidências aplicáveis; identificação de incumprimentos e respetivas ações corretivas; e aprovação do resultado do controlo final. </w:t>
+              <w:t xml:space="preserve">Quando esta convocatória for utilizada para a reunião formal autónoma de controlo final anterior à submissão de uma milestone, a ordem de trabalhos deve incluir obrigatoriamente a alternativa C — Controlo Final da Milestone de Entrega. Devem ser previstos, pelo menos: confirmação dos artefactos a entregar; preenchimento integral da </w:t>
+            </w:r>
+            <w:proofErr w:type="spellStart"/>
+            <w:r>
+              <w:rPr>
+                <w:sz w:val="17"/>
+                <w:lang w:val="pt-PT"/>
+              </w:rPr>
+              <w:t>checklist</w:t>
+            </w:r>
+            <w:proofErr w:type="spellEnd"/>
+            <w:r>
+              <w:rPr>
+                <w:sz w:val="17"/>
+                <w:lang w:val="pt-PT"/>
+              </w:rPr>
+              <w:t xml:space="preserve"> de controlo final definida na Avaliação Interna dos Grupos; verificação da CCA cumulativa e atualizada; confirmação da exportação da CCA para PDF e da preparação desse PDF para assinatura; verificação do README, da estrutura e conteúdo do diretório /projeto e do ZIP cumulativo; confirmação dos mapas e restantes evidências aplicáveis; identificação de incumprimentos e respetivas ações corretivas; e aprovação do resultado do controlo final. </w:t>
             </w:r>
           </w:p>
           <w:p>
@@ -2513,7 +2558,55 @@
                 <w:sz w:val="17"/>
                 <w:lang w:val="pt-PT"/>
               </w:rPr>
-              <w:t xml:space="preserve">Em m2, m3 e m4, a mesma reunião deve incluir cumulativamente a alternativa D — Fecho do Momento de Avaliação. A ordem de trabalhos deve prever, pelo menos, a apreciação e aprovação do número de alunos considerado (n), do Orçamento Total do Grupo (B_T), do total de pontos de cada aluno (P_i), do Índice Bruto (IB_i) e da Nota Individual (NI_i), com identificação dos mapas acumulados e restantes evidências que fundamentam esses valores. </w:t>
+              <w:t>Em m2, m3 e m4, a mesma reunião deve incluir cumulativamente a alternativa D — Fecho do Momento de Avaliação. A ordem de trabalhos deve prever, pelo menos, a apreciação e aprovação do número de alunos considerado (n), do Orçamento Total do Grupo (B_T), do total de pontos de cada aluno (</w:t>
+            </w:r>
+            <w:proofErr w:type="spellStart"/>
+            <w:r>
+              <w:rPr>
+                <w:sz w:val="17"/>
+                <w:lang w:val="pt-PT"/>
+              </w:rPr>
+              <w:t>P_i</w:t>
+            </w:r>
+            <w:proofErr w:type="spellEnd"/>
+            <w:r>
+              <w:rPr>
+                <w:sz w:val="17"/>
+                <w:lang w:val="pt-PT"/>
+              </w:rPr>
+              <w:t>), do Índice Bruto (</w:t>
+            </w:r>
+            <w:proofErr w:type="spellStart"/>
+            <w:r>
+              <w:rPr>
+                <w:sz w:val="17"/>
+                <w:lang w:val="pt-PT"/>
+              </w:rPr>
+              <w:t>IB_i</w:t>
+            </w:r>
+            <w:proofErr w:type="spellEnd"/>
+            <w:r>
+              <w:rPr>
+                <w:sz w:val="17"/>
+                <w:lang w:val="pt-PT"/>
+              </w:rPr>
+              <w:t>) e da Nota Individual (</w:t>
+            </w:r>
+            <w:proofErr w:type="spellStart"/>
+            <w:r>
+              <w:rPr>
+                <w:sz w:val="17"/>
+                <w:lang w:val="pt-PT"/>
+              </w:rPr>
+              <w:t>NI_i</w:t>
+            </w:r>
+            <w:proofErr w:type="spellEnd"/>
+            <w:r>
+              <w:rPr>
+                <w:sz w:val="17"/>
+                <w:lang w:val="pt-PT"/>
+              </w:rPr>
+              <w:t xml:space="preserve">), com identificação dos mapas acumulados e restantes evidências que fundamentam esses valores. </w:t>
             </w:r>
           </w:p>
           <w:p>
@@ -2537,7 +2630,23 @@
                 <w:sz w:val="17"/>
                 <w:lang w:val="pt-PT"/>
               </w:rPr>
-              <w:t>Em «Objetivo ou decisão esperada», indique concretamente o resultado pretendido e evite formulações vagas. Em «Referências e preparação necessária», identifique as Issues, os documentos, os ficheiros editáveis, os PDF assinados, as versões, as evidências e o trabalho prévio. A ordem de trabalhos não deve antecipar uma decisão: deve identificar a matéria a analisar e o resultado que se pretende obter da reunião.</w:t>
+              <w:t xml:space="preserve">Em «Objetivo ou decisão esperada», indique concretamente o resultado pretendido e evite formulações vagas. Em «Referências e preparação necessária», identifique as </w:t>
+            </w:r>
+            <w:proofErr w:type="spellStart"/>
+            <w:r>
+              <w:rPr>
+                <w:sz w:val="17"/>
+                <w:lang w:val="pt-PT"/>
+              </w:rPr>
+              <w:t>Issues</w:t>
+            </w:r>
+            <w:proofErr w:type="spellEnd"/>
+            <w:r>
+              <w:rPr>
+                <w:sz w:val="17"/>
+                <w:lang w:val="pt-PT"/>
+              </w:rPr>
+              <w:t>, os documentos, os ficheiros editáveis, os PDF assinados, as versões, as evidências e o trabalho prévio. A ordem de trabalhos não deve antecipar uma decisão: deve identificar a matéria a analisar e o resultado que se pretende obter da reunião.</w:t>
             </w:r>
           </w:p>
         </w:tc>
@@ -4383,7 +4492,7 @@
       </w:pPr>
     </w:p>
     <w:sectPr>
-      <w:footerReference w:type="default" r:id="rId11"/>
+      <w:footerReference w:type="default" r:id="rId8"/>
       <w:pgSz w:w="11906" w:h="16838"/>
       <w:pgMar w:top="709" w:right="850" w:bottom="765" w:left="850" w:header="340" w:footer="397" w:gutter="0"/>
       <w:cols w:space="720"/>
@@ -4422,7 +4531,7 @@
 <w:ftr xmlns:wpc="http://schemas.microsoft.com/office/word/2010/wordprocessingCanvas" xmlns:cx="http://schemas.microsoft.com/office/drawing/2014/chartex" xmlns:cx1="http://schemas.microsoft.com/office/drawing/2015/9/8/chartex" xmlns:cx2="http://schemas.microsoft.com/office/drawing/2015/10/21/chartex" xmlns:cx3="http://schemas.microsoft.com/office/drawing/2016/5/9/chartex" xmlns:cx4="http://schemas.microsoft.com/office/drawing/2016/5/10/chartex" xmlns:cx5="http://schemas.microsoft.com/office/drawing/2016/5/11/chartex" xmlns:cx6="http://schemas.microsoft.com/office/drawing/2016/5/12/chartex" xmlns:cx7="http://schemas.microsoft.com/office/drawing/2016/5/13/chartex" xmlns:cx8="http://schemas.microsoft.com/office/drawing/2016/5/14/chartex" xmlns:mc="http://schemas.openxmlformats.org/markup-compatibility/2006" xmlns:aink="http://schemas.microsoft.com/office/drawing/2016/ink" xmlns:am3d="http://schemas.microsoft.com/office/drawing/2017/model3d" xmlns:o="urn:schemas-microsoft-com:office:office" xmlns:oel="http://schemas.microsoft.com/office/2019/extlst" xmlns:r="http://schemas.openxmlformats.org/officeDocument/2006/relationships" xmlns:m="http://schemas.openxmlformats.org/officeDocument/2006/math" xmlns:v="urn:schemas-microsoft-com:vml" xmlns:wp14="http://schemas.microsoft.com/office/word/2010/wordprocessingDrawing" xmlns:wp="http://schemas.openxmlformats.org/drawingml/2006/wordprocessingDrawing" xmlns:w10="urn:schemas-microsoft-com:office:word" xmlns:w="http://schemas.openxmlformats.org/wordprocessingml/2006/main" xmlns:w14="http://schemas.microsoft.com/office/word/2010/wordml" xmlns:w15="http://schemas.microsoft.com/office/word/2012/wordml" xmlns:w16cex="http://schemas.microsoft.com/office/word/2018/wordml/cex" xmlns:w16cid="http://schemas.microsoft.com/office/word/2016/wordml/cid" xmlns:w16="http://schemas.microsoft.com/office/word/2018/wordml" xmlns:w16du="http://schemas.microsoft.com/office/word/2023/wordml/word16du" xmlns:w16sdtdh="http://schemas.microsoft.com/office/word/2020/wordml/sdtdatahash" xmlns:w16sdtfl="http://schemas.microsoft.com/office/word/2024/wordml/sdtformatlock" xmlns:w16se="http://schemas.microsoft.com/office/word/2015/wordml/symex" xmlns:wpg="http://schemas.microsoft.com/office/word/2010/wordprocessingGroup" xmlns:wpi="http://schemas.microsoft.com/office/word/2010/wordprocessingInk" xmlns:wne="http://schemas.microsoft.com/office/word/2006/wordml" xmlns:wps="http://schemas.microsoft.com/office/word/2010/wordprocessingShape" mc:Ignorable="w14 w15 w16se w16cid w16 w16cex w16sdtdh w16sdtfl w16du wp14">
   <w:p>
     <w:pPr>
-      <w:pStyle w:val="Footer"/>
+      <w:pStyle w:val="Rodap"/>
       <w:jc w:val="right"/>
     </w:pPr>
     <w:r>
@@ -4583,7 +4692,7 @@
     <w:lvl w:ilvl="0">
       <w:start w:val="1"/>
       <w:numFmt w:val="decimal"/>
-      <w:pStyle w:val="ListNumber3"/>
+      <w:pStyle w:val="Listanumerada3"/>
       <w:lvlText w:val="%1."/>
       <w:lvlJc w:val="left"/>
       <w:pPr>
@@ -4601,7 +4710,7 @@
     <w:lvl w:ilvl="0">
       <w:start w:val="1"/>
       <w:numFmt w:val="decimal"/>
-      <w:pStyle w:val="ListNumber2"/>
+      <w:pStyle w:val="Listanumerada2"/>
       <w:lvlText w:val="%1."/>
       <w:lvlJc w:val="left"/>
       <w:pPr>
@@ -4639,7 +4748,7 @@
     <w:lvl w:ilvl="0">
       <w:start w:val="1"/>
       <w:numFmt w:val="bullet"/>
-      <w:pStyle w:val="ListBullet3"/>
+      <w:pStyle w:val="Listacommarcas3"/>
       <w:lvlText w:val=""/>
       <w:lvlJc w:val="left"/>
       <w:pPr>
@@ -4660,7 +4769,7 @@
     <w:lvl w:ilvl="0">
       <w:start w:val="1"/>
       <w:numFmt w:val="bullet"/>
-      <w:pStyle w:val="ListBullet2"/>
+      <w:pStyle w:val="Listacommarcas2"/>
       <w:lvlText w:val=""/>
       <w:lvlJc w:val="left"/>
       <w:pPr>
@@ -4681,7 +4790,7 @@
     <w:lvl w:ilvl="0">
       <w:start w:val="1"/>
       <w:numFmt w:val="decimal"/>
-      <w:pStyle w:val="ListNumber"/>
+      <w:pStyle w:val="Listanumerada"/>
       <w:lvlText w:val="%1."/>
       <w:lvlJc w:val="left"/>
       <w:pPr>
@@ -4699,7 +4808,7 @@
     <w:lvl w:ilvl="0">
       <w:start w:val="1"/>
       <w:numFmt w:val="bullet"/>
-      <w:pStyle w:val="ListBullet"/>
+      <w:pStyle w:val="Listacommarcas"/>
       <w:lvlText w:val=""/>
       <w:lvlJc w:val="left"/>
       <w:pPr>
@@ -5142,11 +5251,11 @@
       <w:sz w:val="18"/>
     </w:rPr>
   </w:style>
-  <w:style w:type="paragraph" w:styleId="Heading1">
+  <w:style w:type="paragraph" w:styleId="Ttulo1">
     <w:name w:val="heading 1"/>
     <w:basedOn w:val="Normal"/>
     <w:next w:val="Normal"/>
-    <w:link w:val="Heading1Char"/>
+    <w:link w:val="Ttulo1Carter"/>
     <w:uiPriority w:val="9"/>
     <w:qFormat/>
     <w:rsid w:val="00FC693F"/>
@@ -5165,11 +5274,11 @@
       <w:szCs w:val="28"/>
     </w:rPr>
   </w:style>
-  <w:style w:type="paragraph" w:styleId="Heading2">
+  <w:style w:type="paragraph" w:styleId="Ttulo2">
     <w:name w:val="heading 2"/>
     <w:basedOn w:val="Normal"/>
     <w:next w:val="Normal"/>
-    <w:link w:val="Heading2Char"/>
+    <w:link w:val="Ttulo2Carter"/>
     <w:uiPriority w:val="9"/>
     <w:unhideWhenUsed/>
     <w:qFormat/>
@@ -5189,11 +5298,11 @@
       <w:szCs w:val="26"/>
     </w:rPr>
   </w:style>
-  <w:style w:type="paragraph" w:styleId="Heading3">
+  <w:style w:type="paragraph" w:styleId="Ttulo3">
     <w:name w:val="heading 3"/>
     <w:basedOn w:val="Normal"/>
     <w:next w:val="Normal"/>
-    <w:link w:val="Heading3Char"/>
+    <w:link w:val="Ttulo3Carter"/>
     <w:uiPriority w:val="9"/>
     <w:unhideWhenUsed/>
     <w:qFormat/>
@@ -5211,11 +5320,11 @@
       <w:color w:val="4F81BD" w:themeColor="accent1"/>
     </w:rPr>
   </w:style>
-  <w:style w:type="paragraph" w:styleId="Heading4">
+  <w:style w:type="paragraph" w:styleId="Ttulo4">
     <w:name w:val="heading 4"/>
     <w:basedOn w:val="Normal"/>
     <w:next w:val="Normal"/>
-    <w:link w:val="Heading4Char"/>
+    <w:link w:val="Ttulo4Carter"/>
     <w:uiPriority w:val="9"/>
     <w:semiHidden/>
     <w:unhideWhenUsed/>
@@ -5236,11 +5345,11 @@
       <w:color w:val="4F81BD" w:themeColor="accent1"/>
     </w:rPr>
   </w:style>
-  <w:style w:type="paragraph" w:styleId="Heading5">
+  <w:style w:type="paragraph" w:styleId="Ttulo5">
     <w:name w:val="heading 5"/>
     <w:basedOn w:val="Normal"/>
     <w:next w:val="Normal"/>
-    <w:link w:val="Heading5Char"/>
+    <w:link w:val="Ttulo5Carter"/>
     <w:uiPriority w:val="9"/>
     <w:semiHidden/>
     <w:unhideWhenUsed/>
@@ -5257,11 +5366,11 @@
       <w:color w:val="243F60" w:themeColor="accent1" w:themeShade="7F"/>
     </w:rPr>
   </w:style>
-  <w:style w:type="paragraph" w:styleId="Heading6">
+  <w:style w:type="paragraph" w:styleId="Ttulo6">
     <w:name w:val="heading 6"/>
     <w:basedOn w:val="Normal"/>
     <w:next w:val="Normal"/>
-    <w:link w:val="Heading6Char"/>
+    <w:link w:val="Ttulo6Carter"/>
     <w:uiPriority w:val="9"/>
     <w:semiHidden/>
     <w:unhideWhenUsed/>
@@ -5280,11 +5389,11 @@
       <w:color w:val="243F60" w:themeColor="accent1" w:themeShade="7F"/>
     </w:rPr>
   </w:style>
-  <w:style w:type="paragraph" w:styleId="Heading7">
+  <w:style w:type="paragraph" w:styleId="Ttulo7">
     <w:name w:val="heading 7"/>
     <w:basedOn w:val="Normal"/>
     <w:next w:val="Normal"/>
-    <w:link w:val="Heading7Char"/>
+    <w:link w:val="Ttulo7Carter"/>
     <w:uiPriority w:val="9"/>
     <w:semiHidden/>
     <w:unhideWhenUsed/>
@@ -5303,11 +5412,11 @@
       <w:color w:val="404040" w:themeColor="text1" w:themeTint="BF"/>
     </w:rPr>
   </w:style>
-  <w:style w:type="paragraph" w:styleId="Heading8">
+  <w:style w:type="paragraph" w:styleId="Ttulo8">
     <w:name w:val="heading 8"/>
     <w:basedOn w:val="Normal"/>
     <w:next w:val="Normal"/>
-    <w:link w:val="Heading8Char"/>
+    <w:link w:val="Ttulo8Carter"/>
     <w:uiPriority w:val="9"/>
     <w:semiHidden/>
     <w:unhideWhenUsed/>
@@ -5326,11 +5435,11 @@
       <w:szCs w:val="20"/>
     </w:rPr>
   </w:style>
-  <w:style w:type="paragraph" w:styleId="Heading9">
+  <w:style w:type="paragraph" w:styleId="Ttulo9">
     <w:name w:val="heading 9"/>
     <w:basedOn w:val="Normal"/>
     <w:next w:val="Normal"/>
-    <w:link w:val="Heading9Char"/>
+    <w:link w:val="Ttulo9Carter"/>
     <w:uiPriority w:val="9"/>
     <w:semiHidden/>
     <w:unhideWhenUsed/>
@@ -5351,13 +5460,12 @@
       <w:szCs w:val="20"/>
     </w:rPr>
   </w:style>
-  <w:style w:type="character" w:default="1" w:styleId="DefaultParagraphFont">
+  <w:style w:type="character" w:default="1" w:styleId="Tipodeletrapredefinidodopargrafo">
     <w:name w:val="Default Paragraph Font"/>
     <w:uiPriority w:val="1"/>
-    <w:semiHidden/>
     <w:unhideWhenUsed/>
   </w:style>
-  <w:style w:type="table" w:default="1" w:styleId="TableNormal">
+  <w:style w:type="table" w:default="1" w:styleId="Tabelanormal">
     <w:name w:val="Normal Table"/>
     <w:uiPriority w:val="99"/>
     <w:semiHidden/>
@@ -5372,16 +5480,16 @@
       </w:tblCellMar>
     </w:tblPr>
   </w:style>
-  <w:style w:type="numbering" w:default="1" w:styleId="NoList">
+  <w:style w:type="numbering" w:default="1" w:styleId="Semlista">
     <w:name w:val="No List"/>
     <w:uiPriority w:val="99"/>
     <w:semiHidden/>
     <w:unhideWhenUsed/>
   </w:style>
-  <w:style w:type="paragraph" w:styleId="Header">
+  <w:style w:type="paragraph" w:styleId="Cabealho">
     <w:name w:val="header"/>
     <w:basedOn w:val="Normal"/>
-    <w:link w:val="HeaderChar"/>
+    <w:link w:val="CabealhoCarter"/>
     <w:uiPriority w:val="99"/>
     <w:unhideWhenUsed/>
     <w:rsid w:val="00E618BF"/>
@@ -5393,17 +5501,17 @@
       <w:spacing w:after="0" w:line="240" w:lineRule="auto"/>
     </w:pPr>
   </w:style>
-  <w:style w:type="character" w:customStyle="1" w:styleId="HeaderChar">
-    <w:name w:val="Header Char"/>
-    <w:basedOn w:val="DefaultParagraphFont"/>
-    <w:link w:val="Header"/>
+  <w:style w:type="character" w:customStyle="1" w:styleId="CabealhoCarter">
+    <w:name w:val="Cabeçalho Caráter"/>
+    <w:basedOn w:val="Tipodeletrapredefinidodopargrafo"/>
+    <w:link w:val="Cabealho"/>
     <w:uiPriority w:val="99"/>
     <w:rsid w:val="00E618BF"/>
   </w:style>
-  <w:style w:type="paragraph" w:styleId="Footer">
+  <w:style w:type="paragraph" w:styleId="Rodap">
     <w:name w:val="footer"/>
     <w:basedOn w:val="Normal"/>
-    <w:link w:val="FooterChar"/>
+    <w:link w:val="RodapCarter"/>
     <w:uiPriority w:val="99"/>
     <w:unhideWhenUsed/>
     <w:rsid w:val="00E618BF"/>
@@ -5415,14 +5523,14 @@
       <w:spacing w:after="0" w:line="240" w:lineRule="auto"/>
     </w:pPr>
   </w:style>
-  <w:style w:type="character" w:customStyle="1" w:styleId="FooterChar">
-    <w:name w:val="Footer Char"/>
-    <w:basedOn w:val="DefaultParagraphFont"/>
-    <w:link w:val="Footer"/>
+  <w:style w:type="character" w:customStyle="1" w:styleId="RodapCarter">
+    <w:name w:val="Rodapé Caráter"/>
+    <w:basedOn w:val="Tipodeletrapredefinidodopargrafo"/>
+    <w:link w:val="Rodap"/>
     <w:uiPriority w:val="99"/>
     <w:rsid w:val="00E618BF"/>
   </w:style>
-  <w:style w:type="paragraph" w:styleId="NoSpacing">
+  <w:style w:type="paragraph" w:styleId="SemEspaamento">
     <w:name w:val="No Spacing"/>
     <w:uiPriority w:val="1"/>
     <w:qFormat/>
@@ -5431,10 +5539,10 @@
       <w:spacing w:after="0" w:line="240" w:lineRule="auto"/>
     </w:pPr>
   </w:style>
-  <w:style w:type="character" w:customStyle="1" w:styleId="Heading1Char">
-    <w:name w:val="Heading 1 Char"/>
-    <w:basedOn w:val="DefaultParagraphFont"/>
-    <w:link w:val="Heading1"/>
+  <w:style w:type="character" w:customStyle="1" w:styleId="Ttulo1Carter">
+    <w:name w:val="Título 1 Caráter"/>
+    <w:basedOn w:val="Tipodeletrapredefinidodopargrafo"/>
+    <w:link w:val="Ttulo1"/>
     <w:uiPriority w:val="9"/>
     <w:rsid w:val="00FC693F"/>
     <w:rPr>
@@ -5446,10 +5554,10 @@
       <w:szCs w:val="28"/>
     </w:rPr>
   </w:style>
-  <w:style w:type="character" w:customStyle="1" w:styleId="Heading2Char">
-    <w:name w:val="Heading 2 Char"/>
-    <w:basedOn w:val="DefaultParagraphFont"/>
-    <w:link w:val="Heading2"/>
+  <w:style w:type="character" w:customStyle="1" w:styleId="Ttulo2Carter">
+    <w:name w:val="Título 2 Caráter"/>
+    <w:basedOn w:val="Tipodeletrapredefinidodopargrafo"/>
+    <w:link w:val="Ttulo2"/>
     <w:uiPriority w:val="9"/>
     <w:rsid w:val="00FC693F"/>
     <w:rPr>
@@ -5461,10 +5569,10 @@
       <w:szCs w:val="26"/>
     </w:rPr>
   </w:style>
-  <w:style w:type="character" w:customStyle="1" w:styleId="Heading3Char">
-    <w:name w:val="Heading 3 Char"/>
-    <w:basedOn w:val="DefaultParagraphFont"/>
-    <w:link w:val="Heading3"/>
+  <w:style w:type="character" w:customStyle="1" w:styleId="Ttulo3Carter">
+    <w:name w:val="Título 3 Caráter"/>
+    <w:basedOn w:val="Tipodeletrapredefinidodopargrafo"/>
+    <w:link w:val="Ttulo3"/>
     <w:uiPriority w:val="9"/>
     <w:rsid w:val="00FC693F"/>
     <w:rPr>
@@ -5474,11 +5582,11 @@
       <w:color w:val="4F81BD" w:themeColor="accent1"/>
     </w:rPr>
   </w:style>
-  <w:style w:type="paragraph" w:styleId="Title">
+  <w:style w:type="paragraph" w:styleId="Ttulo">
     <w:name w:val="Title"/>
     <w:basedOn w:val="Normal"/>
     <w:next w:val="Normal"/>
-    <w:link w:val="TitleChar"/>
+    <w:link w:val="TtuloCarter"/>
     <w:uiPriority w:val="10"/>
     <w:qFormat/>
     <w:rsid w:val="00FC693F"/>
@@ -5498,10 +5606,10 @@
       <w:szCs w:val="52"/>
     </w:rPr>
   </w:style>
-  <w:style w:type="character" w:customStyle="1" w:styleId="TitleChar">
-    <w:name w:val="Title Char"/>
-    <w:basedOn w:val="DefaultParagraphFont"/>
-    <w:link w:val="Title"/>
+  <w:style w:type="character" w:customStyle="1" w:styleId="TtuloCarter">
+    <w:name w:val="Título Caráter"/>
+    <w:basedOn w:val="Tipodeletrapredefinidodopargrafo"/>
+    <w:link w:val="Ttulo"/>
     <w:uiPriority w:val="10"/>
     <w:rsid w:val="00FC693F"/>
     <w:rPr>
@@ -5513,11 +5621,11 @@
       <w:szCs w:val="52"/>
     </w:rPr>
   </w:style>
-  <w:style w:type="paragraph" w:styleId="Subtitle">
+  <w:style w:type="paragraph" w:styleId="Subttulo">
     <w:name w:val="Subtitle"/>
     <w:basedOn w:val="Normal"/>
     <w:next w:val="Normal"/>
-    <w:link w:val="SubtitleChar"/>
+    <w:link w:val="SubttuloCarter"/>
     <w:uiPriority w:val="11"/>
     <w:qFormat/>
     <w:rsid w:val="00FC693F"/>
@@ -5536,10 +5644,10 @@
       <w:szCs w:val="24"/>
     </w:rPr>
   </w:style>
-  <w:style w:type="character" w:customStyle="1" w:styleId="SubtitleChar">
-    <w:name w:val="Subtitle Char"/>
-    <w:basedOn w:val="DefaultParagraphFont"/>
-    <w:link w:val="Subtitle"/>
+  <w:style w:type="character" w:customStyle="1" w:styleId="SubttuloCarter">
+    <w:name w:val="Subtítulo Caráter"/>
+    <w:basedOn w:val="Tipodeletrapredefinidodopargrafo"/>
+    <w:link w:val="Subttulo"/>
     <w:uiPriority w:val="11"/>
     <w:rsid w:val="00FC693F"/>
     <w:rPr>
@@ -5552,7 +5660,7 @@
       <w:szCs w:val="24"/>
     </w:rPr>
   </w:style>
-  <w:style w:type="paragraph" w:styleId="ListParagraph">
+  <w:style w:type="paragraph" w:styleId="PargrafodaLista">
     <w:name w:val="List Paragraph"/>
     <w:basedOn w:val="Normal"/>
     <w:uiPriority w:val="34"/>
@@ -5563,10 +5671,10 @@
       <w:contextualSpacing/>
     </w:pPr>
   </w:style>
-  <w:style w:type="paragraph" w:styleId="BodyText">
+  <w:style w:type="paragraph" w:styleId="Corpodetexto">
     <w:name w:val="Body Text"/>
     <w:basedOn w:val="Normal"/>
-    <w:link w:val="BodyTextChar"/>
+    <w:link w:val="CorpodetextoCarter"/>
     <w:uiPriority w:val="99"/>
     <w:unhideWhenUsed/>
     <w:rsid w:val="00AA1D8D"/>
@@ -5574,17 +5682,17 @@
       <w:spacing w:after="120"/>
     </w:pPr>
   </w:style>
-  <w:style w:type="character" w:customStyle="1" w:styleId="BodyTextChar">
-    <w:name w:val="Body Text Char"/>
-    <w:basedOn w:val="DefaultParagraphFont"/>
-    <w:link w:val="BodyText"/>
+  <w:style w:type="character" w:customStyle="1" w:styleId="CorpodetextoCarter">
+    <w:name w:val="Corpo de texto Caráter"/>
+    <w:basedOn w:val="Tipodeletrapredefinidodopargrafo"/>
+    <w:link w:val="Corpodetexto"/>
     <w:uiPriority w:val="99"/>
     <w:rsid w:val="00AA1D8D"/>
   </w:style>
-  <w:style w:type="paragraph" w:styleId="BodyText2">
+  <w:style w:type="paragraph" w:styleId="Corpodetexto2">
     <w:name w:val="Body Text 2"/>
     <w:basedOn w:val="Normal"/>
-    <w:link w:val="BodyText2Char"/>
+    <w:link w:val="Corpodetexto2Carter"/>
     <w:uiPriority w:val="99"/>
     <w:unhideWhenUsed/>
     <w:rsid w:val="00AA1D8D"/>
@@ -5592,17 +5700,17 @@
       <w:spacing w:after="120" w:line="480" w:lineRule="auto"/>
     </w:pPr>
   </w:style>
-  <w:style w:type="character" w:customStyle="1" w:styleId="BodyText2Char">
-    <w:name w:val="Body Text 2 Char"/>
-    <w:basedOn w:val="DefaultParagraphFont"/>
-    <w:link w:val="BodyText2"/>
+  <w:style w:type="character" w:customStyle="1" w:styleId="Corpodetexto2Carter">
+    <w:name w:val="Corpo de texto 2 Caráter"/>
+    <w:basedOn w:val="Tipodeletrapredefinidodopargrafo"/>
+    <w:link w:val="Corpodetexto2"/>
     <w:uiPriority w:val="99"/>
     <w:rsid w:val="00AA1D8D"/>
   </w:style>
-  <w:style w:type="paragraph" w:styleId="BodyText3">
+  <w:style w:type="paragraph" w:styleId="Corpodetexto3">
     <w:name w:val="Body Text 3"/>
     <w:basedOn w:val="Normal"/>
-    <w:link w:val="BodyText3Char"/>
+    <w:link w:val="Corpodetexto3Carter"/>
     <w:uiPriority w:val="99"/>
     <w:unhideWhenUsed/>
     <w:rsid w:val="00AA1D8D"/>
@@ -5614,10 +5722,10 @@
       <w:szCs w:val="16"/>
     </w:rPr>
   </w:style>
-  <w:style w:type="character" w:customStyle="1" w:styleId="BodyText3Char">
-    <w:name w:val="Body Text 3 Char"/>
-    <w:basedOn w:val="DefaultParagraphFont"/>
-    <w:link w:val="BodyText3"/>
+  <w:style w:type="character" w:customStyle="1" w:styleId="Corpodetexto3Carter">
+    <w:name w:val="Corpo de texto 3 Caráter"/>
+    <w:basedOn w:val="Tipodeletrapredefinidodopargrafo"/>
+    <w:link w:val="Corpodetexto3"/>
     <w:uiPriority w:val="99"/>
     <w:rsid w:val="00AA1D8D"/>
     <w:rPr>
@@ -5625,7 +5733,7 @@
       <w:szCs w:val="16"/>
     </w:rPr>
   </w:style>
-  <w:style w:type="paragraph" w:styleId="List">
+  <w:style w:type="paragraph" w:styleId="Lista">
     <w:name w:val="List"/>
     <w:basedOn w:val="Normal"/>
     <w:uiPriority w:val="99"/>
@@ -5636,7 +5744,7 @@
       <w:contextualSpacing/>
     </w:pPr>
   </w:style>
-  <w:style w:type="paragraph" w:styleId="List2">
+  <w:style w:type="paragraph" w:styleId="Lista2">
     <w:name w:val="List 2"/>
     <w:basedOn w:val="Normal"/>
     <w:uiPriority w:val="99"/>
@@ -5647,7 +5755,7 @@
       <w:contextualSpacing/>
     </w:pPr>
   </w:style>
-  <w:style w:type="paragraph" w:styleId="List3">
+  <w:style w:type="paragraph" w:styleId="Lista3">
     <w:name w:val="List 3"/>
     <w:basedOn w:val="Normal"/>
     <w:uiPriority w:val="99"/>
@@ -5658,7 +5766,7 @@
       <w:contextualSpacing/>
     </w:pPr>
   </w:style>
-  <w:style w:type="paragraph" w:styleId="ListBullet">
+  <w:style w:type="paragraph" w:styleId="Listacommarcas">
     <w:name w:val="List Bullet"/>
     <w:basedOn w:val="Normal"/>
     <w:uiPriority w:val="99"/>
@@ -5671,7 +5779,7 @@
       <w:contextualSpacing/>
     </w:pPr>
   </w:style>
-  <w:style w:type="paragraph" w:styleId="ListBullet2">
+  <w:style w:type="paragraph" w:styleId="Listacommarcas2">
     <w:name w:val="List Bullet 2"/>
     <w:basedOn w:val="Normal"/>
     <w:uiPriority w:val="99"/>
@@ -5684,7 +5792,7 @@
       <w:contextualSpacing/>
     </w:pPr>
   </w:style>
-  <w:style w:type="paragraph" w:styleId="ListBullet3">
+  <w:style w:type="paragraph" w:styleId="Listacommarcas3">
     <w:name w:val="List Bullet 3"/>
     <w:basedOn w:val="Normal"/>
     <w:uiPriority w:val="99"/>
@@ -5697,7 +5805,7 @@
       <w:contextualSpacing/>
     </w:pPr>
   </w:style>
-  <w:style w:type="paragraph" w:styleId="ListNumber">
+  <w:style w:type="paragraph" w:styleId="Listanumerada">
     <w:name w:val="List Number"/>
     <w:basedOn w:val="Normal"/>
     <w:uiPriority w:val="99"/>
@@ -5710,7 +5818,7 @@
       <w:contextualSpacing/>
     </w:pPr>
   </w:style>
-  <w:style w:type="paragraph" w:styleId="ListNumber2">
+  <w:style w:type="paragraph" w:styleId="Listanumerada2">
     <w:name w:val="List Number 2"/>
     <w:basedOn w:val="Normal"/>
     <w:uiPriority w:val="99"/>
@@ -5723,7 +5831,7 @@
       <w:contextualSpacing/>
     </w:pPr>
   </w:style>
-  <w:style w:type="paragraph" w:styleId="ListNumber3">
+  <w:style w:type="paragraph" w:styleId="Listanumerada3">
     <w:name w:val="List Number 3"/>
     <w:basedOn w:val="Normal"/>
     <w:uiPriority w:val="99"/>
@@ -5736,7 +5844,7 @@
       <w:contextualSpacing/>
     </w:pPr>
   </w:style>
-  <w:style w:type="paragraph" w:styleId="ListContinue">
+  <w:style w:type="paragraph" w:styleId="Listadecont">
     <w:name w:val="List Continue"/>
     <w:basedOn w:val="Normal"/>
     <w:uiPriority w:val="99"/>
@@ -5748,7 +5856,7 @@
       <w:contextualSpacing/>
     </w:pPr>
   </w:style>
-  <w:style w:type="paragraph" w:styleId="ListContinue2">
+  <w:style w:type="paragraph" w:styleId="Listadecont2">
     <w:name w:val="List Continue 2"/>
     <w:basedOn w:val="Normal"/>
     <w:uiPriority w:val="99"/>
@@ -5760,7 +5868,7 @@
       <w:contextualSpacing/>
     </w:pPr>
   </w:style>
-  <w:style w:type="paragraph" w:styleId="ListContinue3">
+  <w:style w:type="paragraph" w:styleId="Listadecont3">
     <w:name w:val="List Continue 3"/>
     <w:basedOn w:val="Normal"/>
     <w:uiPriority w:val="99"/>
@@ -5772,9 +5880,9 @@
       <w:contextualSpacing/>
     </w:pPr>
   </w:style>
-  <w:style w:type="paragraph" w:styleId="MacroText">
+  <w:style w:type="paragraph" w:styleId="Textodemacro">
     <w:name w:val="macro"/>
-    <w:link w:val="MacroTextChar"/>
+    <w:link w:val="TextodemacroCarter"/>
     <w:uiPriority w:val="99"/>
     <w:unhideWhenUsed/>
     <w:rsid w:val="0029639D"/>
@@ -5795,10 +5903,10 @@
       <w:szCs w:val="20"/>
     </w:rPr>
   </w:style>
-  <w:style w:type="character" w:customStyle="1" w:styleId="MacroTextChar">
-    <w:name w:val="Macro Text Char"/>
-    <w:basedOn w:val="DefaultParagraphFont"/>
-    <w:link w:val="MacroText"/>
+  <w:style w:type="character" w:customStyle="1" w:styleId="TextodemacroCarter">
+    <w:name w:val="Texto de macro Caráter"/>
+    <w:basedOn w:val="Tipodeletrapredefinidodopargrafo"/>
+    <w:link w:val="Textodemacro"/>
     <w:uiPriority w:val="99"/>
     <w:rsid w:val="0029639D"/>
     <w:rPr>
@@ -5807,11 +5915,11 @@
       <w:szCs w:val="20"/>
     </w:rPr>
   </w:style>
-  <w:style w:type="paragraph" w:styleId="Quote">
+  <w:style w:type="paragraph" w:styleId="Citao">
     <w:name w:val="Quote"/>
     <w:basedOn w:val="Normal"/>
     <w:next w:val="Normal"/>
-    <w:link w:val="QuoteChar"/>
+    <w:link w:val="CitaoCarter"/>
     <w:uiPriority w:val="29"/>
     <w:qFormat/>
     <w:rsid w:val="00FC693F"/>
@@ -5821,10 +5929,10 @@
       <w:color w:val="000000" w:themeColor="text1"/>
     </w:rPr>
   </w:style>
-  <w:style w:type="character" w:customStyle="1" w:styleId="QuoteChar">
-    <w:name w:val="Quote Char"/>
-    <w:basedOn w:val="DefaultParagraphFont"/>
-    <w:link w:val="Quote"/>
+  <w:style w:type="character" w:customStyle="1" w:styleId="CitaoCarter">
+    <w:name w:val="Citação Caráter"/>
+    <w:basedOn w:val="Tipodeletrapredefinidodopargrafo"/>
+    <w:link w:val="Citao"/>
     <w:uiPriority w:val="29"/>
     <w:rsid w:val="00FC693F"/>
     <w:rPr>
@@ -5833,10 +5941,10 @@
       <w:color w:val="000000" w:themeColor="text1"/>
     </w:rPr>
   </w:style>
-  <w:style w:type="character" w:customStyle="1" w:styleId="Heading4Char">
-    <w:name w:val="Heading 4 Char"/>
-    <w:basedOn w:val="DefaultParagraphFont"/>
-    <w:link w:val="Heading4"/>
+  <w:style w:type="character" w:customStyle="1" w:styleId="Ttulo4Carter">
+    <w:name w:val="Título 4 Caráter"/>
+    <w:basedOn w:val="Tipodeletrapredefinidodopargrafo"/>
+    <w:link w:val="Ttulo4"/>
     <w:uiPriority w:val="9"/>
     <w:semiHidden/>
     <w:rsid w:val="00FC693F"/>
@@ -5849,10 +5957,10 @@
       <w:color w:val="4F81BD" w:themeColor="accent1"/>
     </w:rPr>
   </w:style>
-  <w:style w:type="character" w:customStyle="1" w:styleId="Heading5Char">
-    <w:name w:val="Heading 5 Char"/>
-    <w:basedOn w:val="DefaultParagraphFont"/>
-    <w:link w:val="Heading5"/>
+  <w:style w:type="character" w:customStyle="1" w:styleId="Ttulo5Carter">
+    <w:name w:val="Título 5 Caráter"/>
+    <w:basedOn w:val="Tipodeletrapredefinidodopargrafo"/>
+    <w:link w:val="Ttulo5"/>
     <w:uiPriority w:val="9"/>
     <w:semiHidden/>
     <w:rsid w:val="00FC693F"/>
@@ -5861,10 +5969,10 @@
       <w:color w:val="243F60" w:themeColor="accent1" w:themeShade="7F"/>
     </w:rPr>
   </w:style>
-  <w:style w:type="character" w:customStyle="1" w:styleId="Heading6Char">
-    <w:name w:val="Heading 6 Char"/>
-    <w:basedOn w:val="DefaultParagraphFont"/>
-    <w:link w:val="Heading6"/>
+  <w:style w:type="character" w:customStyle="1" w:styleId="Ttulo6Carter">
+    <w:name w:val="Título 6 Caráter"/>
+    <w:basedOn w:val="Tipodeletrapredefinidodopargrafo"/>
+    <w:link w:val="Ttulo6"/>
     <w:uiPriority w:val="9"/>
     <w:semiHidden/>
     <w:rsid w:val="00FC693F"/>
@@ -5875,10 +5983,10 @@
       <w:color w:val="243F60" w:themeColor="accent1" w:themeShade="7F"/>
     </w:rPr>
   </w:style>
-  <w:style w:type="character" w:customStyle="1" w:styleId="Heading7Char">
-    <w:name w:val="Heading 7 Char"/>
-    <w:basedOn w:val="DefaultParagraphFont"/>
-    <w:link w:val="Heading7"/>
+  <w:style w:type="character" w:customStyle="1" w:styleId="Ttulo7Carter">
+    <w:name w:val="Título 7 Caráter"/>
+    <w:basedOn w:val="Tipodeletrapredefinidodopargrafo"/>
+    <w:link w:val="Ttulo7"/>
     <w:uiPriority w:val="9"/>
     <w:semiHidden/>
     <w:rsid w:val="00FC693F"/>
@@ -5889,10 +5997,10 @@
       <w:color w:val="404040" w:themeColor="text1" w:themeTint="BF"/>
     </w:rPr>
   </w:style>
-  <w:style w:type="character" w:customStyle="1" w:styleId="Heading8Char">
-    <w:name w:val="Heading 8 Char"/>
-    <w:basedOn w:val="DefaultParagraphFont"/>
-    <w:link w:val="Heading8"/>
+  <w:style w:type="character" w:customStyle="1" w:styleId="Ttulo8Carter">
+    <w:name w:val="Título 8 Caráter"/>
+    <w:basedOn w:val="Tipodeletrapredefinidodopargrafo"/>
+    <w:link w:val="Ttulo8"/>
     <w:uiPriority w:val="9"/>
     <w:semiHidden/>
     <w:rsid w:val="00FC693F"/>
@@ -5903,10 +6011,10 @@
       <w:szCs w:val="20"/>
     </w:rPr>
   </w:style>
-  <w:style w:type="character" w:customStyle="1" w:styleId="Heading9Char">
-    <w:name w:val="Heading 9 Char"/>
-    <w:basedOn w:val="DefaultParagraphFont"/>
-    <w:link w:val="Heading9"/>
+  <w:style w:type="character" w:customStyle="1" w:styleId="Ttulo9Carter">
+    <w:name w:val="Título 9 Caráter"/>
+    <w:basedOn w:val="Tipodeletrapredefinidodopargrafo"/>
+    <w:link w:val="Ttulo9"/>
     <w:uiPriority w:val="9"/>
     <w:semiHidden/>
     <w:rsid w:val="00FC693F"/>
@@ -5919,7 +6027,7 @@
       <w:szCs w:val="20"/>
     </w:rPr>
   </w:style>
-  <w:style w:type="paragraph" w:styleId="Caption">
+  <w:style w:type="paragraph" w:styleId="Legenda">
     <w:name w:val="caption"/>
     <w:basedOn w:val="Normal"/>
     <w:next w:val="Normal"/>
@@ -5938,9 +6046,9 @@
       <w:szCs w:val="18"/>
     </w:rPr>
   </w:style>
-  <w:style w:type="character" w:styleId="Strong">
+  <w:style w:type="character" w:styleId="Forte">
     <w:name w:val="Strong"/>
-    <w:basedOn w:val="DefaultParagraphFont"/>
+    <w:basedOn w:val="Tipodeletrapredefinidodopargrafo"/>
     <w:uiPriority w:val="22"/>
     <w:qFormat/>
     <w:rsid w:val="00FC693F"/>
@@ -5949,9 +6057,9 @@
       <w:bCs/>
     </w:rPr>
   </w:style>
-  <w:style w:type="character" w:styleId="Emphasis">
+  <w:style w:type="character" w:styleId="nfase">
     <w:name w:val="Emphasis"/>
-    <w:basedOn w:val="DefaultParagraphFont"/>
+    <w:basedOn w:val="Tipodeletrapredefinidodopargrafo"/>
     <w:uiPriority w:val="20"/>
     <w:qFormat/>
     <w:rsid w:val="00FC693F"/>
@@ -5960,11 +6068,11 @@
       <w:iCs/>
     </w:rPr>
   </w:style>
-  <w:style w:type="paragraph" w:styleId="IntenseQuote">
+  <w:style w:type="paragraph" w:styleId="CitaoIntensa">
     <w:name w:val="Intense Quote"/>
     <w:basedOn w:val="Normal"/>
     <w:next w:val="Normal"/>
-    <w:link w:val="IntenseQuoteChar"/>
+    <w:link w:val="CitaoIntensaCarter"/>
     <w:uiPriority w:val="30"/>
     <w:qFormat/>
     <w:rsid w:val="00FC693F"/>
@@ -5983,10 +6091,10 @@
       <w:color w:val="4F81BD" w:themeColor="accent1"/>
     </w:rPr>
   </w:style>
-  <w:style w:type="character" w:customStyle="1" w:styleId="IntenseQuoteChar">
-    <w:name w:val="Intense Quote Char"/>
-    <w:basedOn w:val="DefaultParagraphFont"/>
-    <w:link w:val="IntenseQuote"/>
+  <w:style w:type="character" w:customStyle="1" w:styleId="CitaoIntensaCarter">
+    <w:name w:val="Citação Intensa Caráter"/>
+    <w:basedOn w:val="Tipodeletrapredefinidodopargrafo"/>
+    <w:link w:val="CitaoIntensa"/>
     <w:uiPriority w:val="30"/>
     <w:rsid w:val="00FC693F"/>
     <w:rPr>
@@ -5997,9 +6105,9 @@
       <w:color w:val="4F81BD" w:themeColor="accent1"/>
     </w:rPr>
   </w:style>
-  <w:style w:type="character" w:styleId="SubtleEmphasis">
+  <w:style w:type="character" w:styleId="nfaseDiscreta">
     <w:name w:val="Subtle Emphasis"/>
-    <w:basedOn w:val="DefaultParagraphFont"/>
+    <w:basedOn w:val="Tipodeletrapredefinidodopargrafo"/>
     <w:uiPriority w:val="19"/>
     <w:qFormat/>
     <w:rsid w:val="00FC693F"/>
@@ -6009,9 +6117,9 @@
       <w:color w:val="808080" w:themeColor="text1" w:themeTint="7F"/>
     </w:rPr>
   </w:style>
-  <w:style w:type="character" w:styleId="IntenseEmphasis">
+  <w:style w:type="character" w:styleId="nfaseIntensa">
     <w:name w:val="Intense Emphasis"/>
-    <w:basedOn w:val="DefaultParagraphFont"/>
+    <w:basedOn w:val="Tipodeletrapredefinidodopargrafo"/>
     <w:uiPriority w:val="21"/>
     <w:qFormat/>
     <w:rsid w:val="00FC693F"/>
@@ -6023,9 +6131,9 @@
       <w:color w:val="4F81BD" w:themeColor="accent1"/>
     </w:rPr>
   </w:style>
-  <w:style w:type="character" w:styleId="SubtleReference">
+  <w:style w:type="character" w:styleId="RefernciaDiscreta">
     <w:name w:val="Subtle Reference"/>
-    <w:basedOn w:val="DefaultParagraphFont"/>
+    <w:basedOn w:val="Tipodeletrapredefinidodopargrafo"/>
     <w:uiPriority w:val="31"/>
     <w:qFormat/>
     <w:rsid w:val="00FC693F"/>
@@ -6035,9 +6143,9 @@
       <w:u w:val="single"/>
     </w:rPr>
   </w:style>
-  <w:style w:type="character" w:styleId="IntenseReference">
+  <w:style w:type="character" w:styleId="RefernciaIntensa">
     <w:name w:val="Intense Reference"/>
-    <w:basedOn w:val="DefaultParagraphFont"/>
+    <w:basedOn w:val="Tipodeletrapredefinidodopargrafo"/>
     <w:uiPriority w:val="32"/>
     <w:qFormat/>
     <w:rsid w:val="00FC693F"/>
@@ -6050,9 +6158,9 @@
       <w:u w:val="single"/>
     </w:rPr>
   </w:style>
-  <w:style w:type="character" w:styleId="BookTitle">
+  <w:style w:type="character" w:styleId="TtulodoLivro">
     <w:name w:val="Book Title"/>
-    <w:basedOn w:val="DefaultParagraphFont"/>
+    <w:basedOn w:val="Tipodeletrapredefinidodopargrafo"/>
     <w:uiPriority w:val="33"/>
     <w:qFormat/>
     <w:rsid w:val="00FC693F"/>
@@ -6063,9 +6171,9 @@
       <w:spacing w:val="5"/>
     </w:rPr>
   </w:style>
-  <w:style w:type="paragraph" w:styleId="TOCHeading">
+  <w:style w:type="paragraph" w:styleId="Cabealhodondice">
     <w:name w:val="TOC Heading"/>
-    <w:basedOn w:val="Heading1"/>
+    <w:basedOn w:val="Ttulo1"/>
     <w:next w:val="Normal"/>
     <w:uiPriority w:val="39"/>
     <w:semiHidden/>
@@ -6076,9 +6184,9 @@
       <w:outlineLvl w:val="9"/>
     </w:pPr>
   </w:style>
-  <w:style w:type="table" w:styleId="TableGrid">
+  <w:style w:type="table" w:styleId="TabelacomGrelha">
     <w:name w:val="Table Grid"/>
-    <w:basedOn w:val="TableNormal"/>
+    <w:basedOn w:val="Tabelanormal"/>
     <w:uiPriority w:val="59"/>
     <w:rsid w:val="00FC693F"/>
     <w:pPr>
@@ -6095,9 +6203,9 @@
       </w:tblBorders>
     </w:tblPr>
   </w:style>
-  <w:style w:type="table" w:styleId="LightShading">
+  <w:style w:type="table" w:styleId="SombreadoClaro">
     <w:name w:val="Light Shading"/>
-    <w:basedOn w:val="TableNormal"/>
+    <w:basedOn w:val="Tabelanormal"/>
     <w:uiPriority w:val="60"/>
     <w:rsid w:val="00FC693F"/>
     <w:pPr>
@@ -6191,9 +6299,9 @@
       </w:tcPr>
     </w:tblStylePr>
   </w:style>
-  <w:style w:type="table" w:styleId="LightShading-Accent1">
+  <w:style w:type="table" w:styleId="SombreadoClaro-Cor1">
     <w:name w:val="Light Shading Accent 1"/>
-    <w:basedOn w:val="TableNormal"/>
+    <w:basedOn w:val="Tabelanormal"/>
     <w:uiPriority w:val="60"/>
     <w:rsid w:val="00FC693F"/>
     <w:pPr>
@@ -6287,9 +6395,9 @@
       </w:tcPr>
     </w:tblStylePr>
   </w:style>
-  <w:style w:type="table" w:styleId="LightShading-Accent2">
+  <w:style w:type="table" w:styleId="SombreadoClaro-Cor2">
     <w:name w:val="Light Shading Accent 2"/>
-    <w:basedOn w:val="TableNormal"/>
+    <w:basedOn w:val="Tabelanormal"/>
     <w:uiPriority w:val="60"/>
     <w:rsid w:val="00FC693F"/>
     <w:pPr>
@@ -6383,9 +6491,9 @@
       </w:tcPr>
     </w:tblStylePr>
   </w:style>
-  <w:style w:type="table" w:styleId="LightShading-Accent3">
+  <w:style w:type="table" w:styleId="SombreadoClaro-Cor3">
     <w:name w:val="Light Shading Accent 3"/>
-    <w:basedOn w:val="TableNormal"/>
+    <w:basedOn w:val="Tabelanormal"/>
     <w:uiPriority w:val="60"/>
     <w:rsid w:val="00FC693F"/>
     <w:pPr>
@@ -6479,9 +6587,9 @@
       </w:tcPr>
     </w:tblStylePr>
   </w:style>
-  <w:style w:type="table" w:styleId="LightShading-Accent4">
+  <w:style w:type="table" w:styleId="SombreadoClaro-Cor4">
     <w:name w:val="Light Shading Accent 4"/>
-    <w:basedOn w:val="TableNormal"/>
+    <w:basedOn w:val="Tabelanormal"/>
     <w:uiPriority w:val="60"/>
     <w:rsid w:val="00FC693F"/>
     <w:pPr>
@@ -6575,9 +6683,9 @@
       </w:tcPr>
     </w:tblStylePr>
   </w:style>
-  <w:style w:type="table" w:styleId="LightShading-Accent5">
+  <w:style w:type="table" w:styleId="SombreadoClaro-Cor5">
     <w:name w:val="Light Shading Accent 5"/>
-    <w:basedOn w:val="TableNormal"/>
+    <w:basedOn w:val="Tabelanormal"/>
     <w:uiPriority w:val="60"/>
     <w:rsid w:val="00FC693F"/>
     <w:pPr>
@@ -6671,9 +6779,9 @@
       </w:tcPr>
     </w:tblStylePr>
   </w:style>
-  <w:style w:type="table" w:styleId="LightShading-Accent6">
+  <w:style w:type="table" w:styleId="SombreadoClaro-Cor6">
     <w:name w:val="Light Shading Accent 6"/>
-    <w:basedOn w:val="TableNormal"/>
+    <w:basedOn w:val="Tabelanormal"/>
     <w:uiPriority w:val="60"/>
     <w:rsid w:val="00FC693F"/>
     <w:pPr>
@@ -6767,9 +6875,9 @@
       </w:tcPr>
     </w:tblStylePr>
   </w:style>
-  <w:style w:type="table" w:styleId="LightList">
+  <w:style w:type="table" w:styleId="ListaClara">
     <w:name w:val="Light List"/>
-    <w:basedOn w:val="TableNormal"/>
+    <w:basedOn w:val="Tabelanormal"/>
     <w:uiPriority w:val="61"/>
     <w:rsid w:val="00FC693F"/>
     <w:pPr>
@@ -6852,9 +6960,9 @@
       </w:tcPr>
     </w:tblStylePr>
   </w:style>
-  <w:style w:type="table" w:styleId="LightList-Accent1">
+  <w:style w:type="table" w:styleId="ListaClara-Cor1">
     <w:name w:val="Light List Accent 1"/>
-    <w:basedOn w:val="TableNormal"/>
+    <w:basedOn w:val="Tabelanormal"/>
     <w:uiPriority w:val="61"/>
     <w:rsid w:val="00FC693F"/>
     <w:pPr>
@@ -6937,9 +7045,9 @@
       </w:tcPr>
     </w:tblStylePr>
   </w:style>
-  <w:style w:type="table" w:styleId="LightList-Accent2">
+  <w:style w:type="table" w:styleId="ListaClara-Cor2">
     <w:name w:val="Light List Accent 2"/>
-    <w:basedOn w:val="TableNormal"/>
+    <w:basedOn w:val="Tabelanormal"/>
     <w:uiPriority w:val="61"/>
     <w:rsid w:val="00CB0664"/>
     <w:pPr>
@@ -7022,9 +7130,9 @@
       </w:tcPr>
     </w:tblStylePr>
   </w:style>
-  <w:style w:type="table" w:styleId="LightList-Accent3">
+  <w:style w:type="table" w:styleId="ListaClara-Cor3">
     <w:name w:val="Light List Accent 3"/>
-    <w:basedOn w:val="TableNormal"/>
+    <w:basedOn w:val="Tabelanormal"/>
     <w:uiPriority w:val="61"/>
     <w:rsid w:val="00CB0664"/>
     <w:pPr>
@@ -7107,9 +7215,9 @@
       </w:tcPr>
     </w:tblStylePr>
   </w:style>
-  <w:style w:type="table" w:styleId="LightList-Accent4">
+  <w:style w:type="table" w:styleId="ListaClara-Cor4">
     <w:name w:val="Light List Accent 4"/>
-    <w:basedOn w:val="TableNormal"/>
+    <w:basedOn w:val="Tabelanormal"/>
     <w:uiPriority w:val="61"/>
     <w:rsid w:val="00CB0664"/>
     <w:pPr>
@@ -7192,9 +7300,9 @@
       </w:tcPr>
     </w:tblStylePr>
   </w:style>
-  <w:style w:type="table" w:styleId="LightList-Accent5">
+  <w:style w:type="table" w:styleId="ListaClara-Cor5">
     <w:name w:val="Light List Accent 5"/>
-    <w:basedOn w:val="TableNormal"/>
+    <w:basedOn w:val="Tabelanormal"/>
     <w:uiPriority w:val="61"/>
     <w:rsid w:val="00CB0664"/>
     <w:pPr>
@@ -7277,9 +7385,9 @@
       </w:tcPr>
     </w:tblStylePr>
   </w:style>
-  <w:style w:type="table" w:styleId="LightList-Accent6">
+  <w:style w:type="table" w:styleId="ListaClara-Cor6">
     <w:name w:val="Light List Accent 6"/>
-    <w:basedOn w:val="TableNormal"/>
+    <w:basedOn w:val="Tabelanormal"/>
     <w:uiPriority w:val="61"/>
     <w:rsid w:val="00CB0664"/>
     <w:pPr>
@@ -7362,9 +7470,9 @@
       </w:tcPr>
     </w:tblStylePr>
   </w:style>
-  <w:style w:type="table" w:styleId="LightGrid">
+  <w:style w:type="table" w:styleId="GrelhaClara">
     <w:name w:val="Light Grid"/>
-    <w:basedOn w:val="TableNormal"/>
+    <w:basedOn w:val="Tabelanormal"/>
     <w:uiPriority w:val="62"/>
     <w:rsid w:val="00CB0664"/>
     <w:pPr>
@@ -7485,9 +7593,9 @@
       </w:tcPr>
     </w:tblStylePr>
   </w:style>
-  <w:style w:type="table" w:styleId="LightGrid-Accent1">
+  <w:style w:type="table" w:styleId="GrelhaClara-Cor1">
     <w:name w:val="Light Grid Accent 1"/>
-    <w:basedOn w:val="TableNormal"/>
+    <w:basedOn w:val="Tabelanormal"/>
     <w:uiPriority w:val="62"/>
     <w:rsid w:val="00CB0664"/>
     <w:pPr>
@@ -7608,9 +7716,9 @@
       </w:tcPr>
     </w:tblStylePr>
   </w:style>
-  <w:style w:type="table" w:styleId="LightGrid-Accent2">
+  <w:style w:type="table" w:styleId="GrelhaClara-Cor2">
     <w:name w:val="Light Grid Accent 2"/>
-    <w:basedOn w:val="TableNormal"/>
+    <w:basedOn w:val="Tabelanormal"/>
     <w:uiPriority w:val="62"/>
     <w:rsid w:val="00CB0664"/>
     <w:pPr>
@@ -7731,9 +7839,9 @@
       </w:tcPr>
     </w:tblStylePr>
   </w:style>
-  <w:style w:type="table" w:styleId="LightGrid-Accent3">
+  <w:style w:type="table" w:styleId="GrelhaClara-Cor3">
     <w:name w:val="Light Grid Accent 3"/>
-    <w:basedOn w:val="TableNormal"/>
+    <w:basedOn w:val="Tabelanormal"/>
     <w:uiPriority w:val="62"/>
     <w:rsid w:val="00CB0664"/>
     <w:pPr>
@@ -7854,9 +7962,9 @@
       </w:tcPr>
     </w:tblStylePr>
   </w:style>
-  <w:style w:type="table" w:styleId="LightGrid-Accent4">
+  <w:style w:type="table" w:styleId="GrelhaClara-Cor4">
     <w:name w:val="Light Grid Accent 4"/>
-    <w:basedOn w:val="TableNormal"/>
+    <w:basedOn w:val="Tabelanormal"/>
     <w:uiPriority w:val="62"/>
     <w:rsid w:val="00CB0664"/>
     <w:pPr>
@@ -7977,9 +8085,9 @@
       </w:tcPr>
     </w:tblStylePr>
   </w:style>
-  <w:style w:type="table" w:styleId="LightGrid-Accent5">
+  <w:style w:type="table" w:styleId="GrelhaClara-Cor5">
     <w:name w:val="Light Grid Accent 5"/>
-    <w:basedOn w:val="TableNormal"/>
+    <w:basedOn w:val="Tabelanormal"/>
     <w:uiPriority w:val="62"/>
     <w:rsid w:val="00CB0664"/>
     <w:pPr>
@@ -8100,9 +8208,9 @@
       </w:tcPr>
     </w:tblStylePr>
   </w:style>
-  <w:style w:type="table" w:styleId="LightGrid-Accent6">
+  <w:style w:type="table" w:styleId="GrelhaClara-Cor6">
     <w:name w:val="Light Grid Accent 6"/>
-    <w:basedOn w:val="TableNormal"/>
+    <w:basedOn w:val="Tabelanormal"/>
     <w:uiPriority w:val="62"/>
     <w:rsid w:val="00CB0664"/>
     <w:pPr>
@@ -8223,9 +8331,9 @@
       </w:tcPr>
     </w:tblStylePr>
   </w:style>
-  <w:style w:type="table" w:styleId="MediumShading1">
+  <w:style w:type="table" w:styleId="SombreadoMdio1">
     <w:name w:val="Medium Shading 1"/>
-    <w:basedOn w:val="TableNormal"/>
+    <w:basedOn w:val="Tabelanormal"/>
     <w:uiPriority w:val="63"/>
     <w:rsid w:val="00CB0664"/>
     <w:pPr>
@@ -8322,9 +8430,9 @@
       </w:tcPr>
     </w:tblStylePr>
   </w:style>
-  <w:style w:type="table" w:styleId="MediumShading1-Accent1">
+  <w:style w:type="table" w:styleId="SombreadoMdio1-Cor1">
     <w:name w:val="Medium Shading 1 Accent 1"/>
-    <w:basedOn w:val="TableNormal"/>
+    <w:basedOn w:val="Tabelanormal"/>
     <w:uiPriority w:val="63"/>
     <w:rsid w:val="00CB0664"/>
     <w:pPr>
@@ -8421,9 +8529,9 @@
       </w:tcPr>
     </w:tblStylePr>
   </w:style>
-  <w:style w:type="table" w:styleId="MediumShading1-Accent2">
+  <w:style w:type="table" w:styleId="SombreadoMdio1-Cor2">
     <w:name w:val="Medium Shading 1 Accent 2"/>
-    <w:basedOn w:val="TableNormal"/>
+    <w:basedOn w:val="Tabelanormal"/>
     <w:uiPriority w:val="63"/>
     <w:rsid w:val="00CB0664"/>
     <w:pPr>
@@ -8520,9 +8628,9 @@
       </w:tcPr>
     </w:tblStylePr>
   </w:style>
-  <w:style w:type="table" w:styleId="MediumShading1-Accent3">
+  <w:style w:type="table" w:styleId="SombreadoMdio1-Cor3">
     <w:name w:val="Medium Shading 1 Accent 3"/>
-    <w:basedOn w:val="TableNormal"/>
+    <w:basedOn w:val="Tabelanormal"/>
     <w:uiPriority w:val="63"/>
     <w:rsid w:val="00CB0664"/>
     <w:pPr>
@@ -8619,9 +8727,9 @@
       </w:tcPr>
     </w:tblStylePr>
   </w:style>
-  <w:style w:type="table" w:styleId="MediumShading1-Accent4">
+  <w:style w:type="table" w:styleId="SombreadoMdio1-Cor4">
     <w:name w:val="Medium Shading 1 Accent 4"/>
-    <w:basedOn w:val="TableNormal"/>
+    <w:basedOn w:val="Tabelanormal"/>
     <w:uiPriority w:val="63"/>
     <w:rsid w:val="00CB0664"/>
     <w:pPr>
@@ -8718,9 +8826,9 @@
       </w:tcPr>
     </w:tblStylePr>
   </w:style>
-  <w:style w:type="table" w:styleId="MediumShading1-Accent5">
+  <w:style w:type="table" w:styleId="SombreadoMdio1-Cor5">
     <w:name w:val="Medium Shading 1 Accent 5"/>
-    <w:basedOn w:val="TableNormal"/>
+    <w:basedOn w:val="Tabelanormal"/>
     <w:uiPriority w:val="63"/>
     <w:rsid w:val="00CB0664"/>
     <w:pPr>
@@ -8817,9 +8925,9 @@
       </w:tcPr>
     </w:tblStylePr>
   </w:style>
-  <w:style w:type="table" w:styleId="MediumShading1-Accent6">
+  <w:style w:type="table" w:styleId="SombreadoMdio1-Cor6">
     <w:name w:val="Medium Shading 1 Accent 6"/>
-    <w:basedOn w:val="TableNormal"/>
+    <w:basedOn w:val="Tabelanormal"/>
     <w:uiPriority w:val="63"/>
     <w:rsid w:val="00CB0664"/>
     <w:pPr>
@@ -8916,9 +9024,9 @@
       </w:tcPr>
     </w:tblStylePr>
   </w:style>
-  <w:style w:type="table" w:styleId="MediumShading2">
+  <w:style w:type="table" w:styleId="SombreadoMdio2">
     <w:name w:val="Medium Shading 2"/>
-    <w:basedOn w:val="TableNormal"/>
+    <w:basedOn w:val="Tabelanormal"/>
     <w:uiPriority w:val="64"/>
     <w:rsid w:val="00CB0664"/>
     <w:pPr>
@@ -9058,9 +9166,9 @@
       </w:tcPr>
     </w:tblStylePr>
   </w:style>
-  <w:style w:type="table" w:styleId="MediumShading2-Accent1">
+  <w:style w:type="table" w:styleId="SombreadoMdio2-Cor1">
     <w:name w:val="Medium Shading 2 Accent 1"/>
-    <w:basedOn w:val="TableNormal"/>
+    <w:basedOn w:val="Tabelanormal"/>
     <w:uiPriority w:val="64"/>
     <w:rsid w:val="00CB0664"/>
     <w:pPr>
@@ -9200,9 +9308,9 @@
       </w:tcPr>
     </w:tblStylePr>
   </w:style>
-  <w:style w:type="table" w:styleId="MediumShading2-Accent2">
+  <w:style w:type="table" w:styleId="SombreadoMdio2-Cor2">
     <w:name w:val="Medium Shading 2 Accent 2"/>
-    <w:basedOn w:val="TableNormal"/>
+    <w:basedOn w:val="Tabelanormal"/>
     <w:uiPriority w:val="64"/>
     <w:rsid w:val="00CB0664"/>
     <w:pPr>
@@ -9342,9 +9450,9 @@
       </w:tcPr>
     </w:tblStylePr>
   </w:style>
-  <w:style w:type="table" w:styleId="MediumShading2-Accent3">
+  <w:style w:type="table" w:styleId="SombreadoMdio2-Cor3">
     <w:name w:val="Medium Shading 2 Accent 3"/>
-    <w:basedOn w:val="TableNormal"/>
+    <w:basedOn w:val="Tabelanormal"/>
     <w:uiPriority w:val="64"/>
     <w:rsid w:val="00CB0664"/>
     <w:pPr>
@@ -9484,9 +9592,9 @@
       </w:tcPr>
     </w:tblStylePr>
   </w:style>
-  <w:style w:type="table" w:styleId="MediumShading2-Accent4">
+  <w:style w:type="table" w:styleId="SombreadoMdio2-Cor4">
     <w:name w:val="Medium Shading 2 Accent 4"/>
-    <w:basedOn w:val="TableNormal"/>
+    <w:basedOn w:val="Tabelanormal"/>
     <w:uiPriority w:val="64"/>
     <w:rsid w:val="00CB0664"/>
     <w:pPr>
@@ -9626,9 +9734,9 @@
       </w:tcPr>
     </w:tblStylePr>
   </w:style>
-  <w:style w:type="table" w:styleId="MediumShading2-Accent5">
+  <w:style w:type="table" w:styleId="SombreadoMdio2-Cor5">
     <w:name w:val="Medium Shading 2 Accent 5"/>
-    <w:basedOn w:val="TableNormal"/>
+    <w:basedOn w:val="Tabelanormal"/>
     <w:uiPriority w:val="64"/>
     <w:rsid w:val="00CB0664"/>
     <w:pPr>
@@ -9768,9 +9876,9 @@
       </w:tcPr>
     </w:tblStylePr>
   </w:style>
-  <w:style w:type="table" w:styleId="MediumShading2-Accent6">
+  <w:style w:type="table" w:styleId="SombreadoMdio2-Cor6">
     <w:name w:val="Medium Shading 2 Accent 6"/>
-    <w:basedOn w:val="TableNormal"/>
+    <w:basedOn w:val="Tabelanormal"/>
     <w:uiPriority w:val="64"/>
     <w:rsid w:val="00CB0664"/>
     <w:pPr>
@@ -9910,9 +10018,9 @@
       </w:tcPr>
     </w:tblStylePr>
   </w:style>
-  <w:style w:type="table" w:styleId="MediumList1">
+  <w:style w:type="table" w:styleId="ListaMdia1">
     <w:name w:val="Medium List 1"/>
-    <w:basedOn w:val="TableNormal"/>
+    <w:basedOn w:val="Tabelanormal"/>
     <w:uiPriority w:val="65"/>
     <w:rsid w:val="00CB0664"/>
     <w:pPr>
@@ -9987,9 +10095,9 @@
       </w:tcPr>
     </w:tblStylePr>
   </w:style>
-  <w:style w:type="table" w:styleId="MediumList1-Accent1">
+  <w:style w:type="table" w:styleId="ListaMdia1-Cor1">
     <w:name w:val="Medium List 1 Accent 1"/>
-    <w:basedOn w:val="TableNormal"/>
+    <w:basedOn w:val="Tabelanormal"/>
     <w:uiPriority w:val="65"/>
     <w:rsid w:val="00CB0664"/>
     <w:pPr>
@@ -10064,9 +10172,9 @@
       </w:tcPr>
     </w:tblStylePr>
   </w:style>
-  <w:style w:type="table" w:styleId="MediumList1-Accent2">
+  <w:style w:type="table" w:styleId="ListaMdia1-Cor2">
     <w:name w:val="Medium List 1 Accent 2"/>
-    <w:basedOn w:val="TableNormal"/>
+    <w:basedOn w:val="Tabelanormal"/>
     <w:uiPriority w:val="65"/>
     <w:rsid w:val="00CB0664"/>
     <w:pPr>
@@ -10141,9 +10249,9 @@
       </w:tcPr>
     </w:tblStylePr>
   </w:style>
-  <w:style w:type="table" w:styleId="MediumList1-Accent3">
+  <w:style w:type="table" w:styleId="ListaMdia1-Cor3">
     <w:name w:val="Medium List 1 Accent 3"/>
-    <w:basedOn w:val="TableNormal"/>
+    <w:basedOn w:val="Tabelanormal"/>
     <w:uiPriority w:val="65"/>
     <w:rsid w:val="00CB0664"/>
     <w:pPr>
@@ -10218,9 +10326,9 @@
       </w:tcPr>
     </w:tblStylePr>
   </w:style>
-  <w:style w:type="table" w:styleId="MediumList1-Accent4">
+  <w:style w:type="table" w:styleId="ListaMdia1-Cor4">
     <w:name w:val="Medium List 1 Accent 4"/>
-    <w:basedOn w:val="TableNormal"/>
+    <w:basedOn w:val="Tabelanormal"/>
     <w:uiPriority w:val="65"/>
     <w:rsid w:val="00CB0664"/>
     <w:pPr>
@@ -10295,9 +10403,9 @@
       </w:tcPr>
     </w:tblStylePr>
   </w:style>
-  <w:style w:type="table" w:styleId="MediumList1-Accent5">
+  <w:style w:type="table" w:styleId="ListaMdia1-Cor5">
     <w:name w:val="Medium List 1 Accent 5"/>
-    <w:basedOn w:val="TableNormal"/>
+    <w:basedOn w:val="Tabelanormal"/>
     <w:uiPriority w:val="65"/>
     <w:rsid w:val="00CB0664"/>
     <w:pPr>
@@ -10372,9 +10480,9 @@
       </w:tcPr>
     </w:tblStylePr>
   </w:style>
-  <w:style w:type="table" w:styleId="MediumList1-Accent6">
+  <w:style w:type="table" w:styleId="ListaMdia1-Cor6">
     <w:name w:val="Medium List 1 Accent 6"/>
-    <w:basedOn w:val="TableNormal"/>
+    <w:basedOn w:val="Tabelanormal"/>
     <w:uiPriority w:val="65"/>
     <w:rsid w:val="00CB0664"/>
     <w:pPr>
@@ -10449,9 +10557,9 @@
       </w:tcPr>
     </w:tblStylePr>
   </w:style>
-  <w:style w:type="table" w:styleId="MediumList2">
+  <w:style w:type="table" w:styleId="ListaMdia2">
     <w:name w:val="Medium List 2"/>
-    <w:basedOn w:val="TableNormal"/>
+    <w:basedOn w:val="Tabelanormal"/>
     <w:uiPriority w:val="66"/>
     <w:rsid w:val="00CB0664"/>
     <w:pPr>
@@ -10570,9 +10678,9 @@
       </w:tcPr>
     </w:tblStylePr>
   </w:style>
-  <w:style w:type="table" w:styleId="MediumList2-Accent1">
+  <w:style w:type="table" w:styleId="ListaMdia2-Cor1">
     <w:name w:val="Medium List 2 Accent 1"/>
-    <w:basedOn w:val="TableNormal"/>
+    <w:basedOn w:val="Tabelanormal"/>
     <w:uiPriority w:val="66"/>
     <w:rsid w:val="00CB0664"/>
     <w:pPr>
@@ -10691,9 +10799,9 @@
       </w:tcPr>
     </w:tblStylePr>
   </w:style>
-  <w:style w:type="table" w:styleId="MediumList2-Accent2">
+  <w:style w:type="table" w:styleId="ListaMdia2-Cor2">
     <w:name w:val="Medium List 2 Accent 2"/>
-    <w:basedOn w:val="TableNormal"/>
+    <w:basedOn w:val="Tabelanormal"/>
     <w:uiPriority w:val="66"/>
     <w:rsid w:val="00CB0664"/>
     <w:pPr>
@@ -10812,9 +10920,9 @@
       </w:tcPr>
     </w:tblStylePr>
   </w:style>
-  <w:style w:type="table" w:styleId="MediumList2-Accent3">
+  <w:style w:type="table" w:styleId="ListaMdia2-Cor3">
     <w:name w:val="Medium List 2 Accent 3"/>
-    <w:basedOn w:val="TableNormal"/>
+    <w:basedOn w:val="Tabelanormal"/>
     <w:uiPriority w:val="66"/>
     <w:rsid w:val="00CB0664"/>
     <w:pPr>
@@ -10933,9 +11041,9 @@
       </w:tcPr>
     </w:tblStylePr>
   </w:style>
-  <w:style w:type="table" w:styleId="MediumList2-Accent4">
+  <w:style w:type="table" w:styleId="ListaMdia2-Cor4">
     <w:name w:val="Medium List 2 Accent 4"/>
-    <w:basedOn w:val="TableNormal"/>
+    <w:basedOn w:val="Tabelanormal"/>
     <w:uiPriority w:val="66"/>
     <w:rsid w:val="00CB0664"/>
     <w:pPr>
@@ -11054,9 +11162,9 @@
       </w:tcPr>
     </w:tblStylePr>
   </w:style>
-  <w:style w:type="table" w:styleId="MediumList2-Accent5">
+  <w:style w:type="table" w:styleId="ListaMdia2-Cor5">
     <w:name w:val="Medium List 2 Accent 5"/>
-    <w:basedOn w:val="TableNormal"/>
+    <w:basedOn w:val="Tabelanormal"/>
     <w:uiPriority w:val="66"/>
     <w:rsid w:val="00CB0664"/>
     <w:pPr>
@@ -11175,9 +11283,9 @@
       </w:tcPr>
     </w:tblStylePr>
   </w:style>
-  <w:style w:type="table" w:styleId="MediumList2-Accent6">
+  <w:style w:type="table" w:styleId="ListaMdia2-Cor6">
     <w:name w:val="Medium List 2 Accent 6"/>
-    <w:basedOn w:val="TableNormal"/>
+    <w:basedOn w:val="Tabelanormal"/>
     <w:uiPriority w:val="66"/>
     <w:rsid w:val="00CB0664"/>
     <w:pPr>
@@ -11296,9 +11404,9 @@
       </w:tcPr>
     </w:tblStylePr>
   </w:style>
-  <w:style w:type="table" w:styleId="MediumGrid1">
+  <w:style w:type="table" w:styleId="GrelhaMdia1">
     <w:name w:val="Medium Grid 1"/>
-    <w:basedOn w:val="TableNormal"/>
+    <w:basedOn w:val="Tabelanormal"/>
     <w:uiPriority w:val="67"/>
     <w:rsid w:val="00CB0664"/>
     <w:pPr>
@@ -11362,9 +11470,9 @@
       </w:tcPr>
     </w:tblStylePr>
   </w:style>
-  <w:style w:type="table" w:styleId="MediumGrid1-Accent1">
+  <w:style w:type="table" w:styleId="GrelhaMdia1-Cor1">
     <w:name w:val="Medium Grid 1 Accent 1"/>
-    <w:basedOn w:val="TableNormal"/>
+    <w:basedOn w:val="Tabelanormal"/>
     <w:uiPriority w:val="67"/>
     <w:rsid w:val="00CB0664"/>
     <w:pPr>
@@ -11428,9 +11536,9 @@
       </w:tcPr>
     </w:tblStylePr>
   </w:style>
-  <w:style w:type="table" w:styleId="MediumGrid1-Accent2">
+  <w:style w:type="table" w:styleId="GrelhaMdia1-Cor2">
     <w:name w:val="Medium Grid 1 Accent 2"/>
-    <w:basedOn w:val="TableNormal"/>
+    <w:basedOn w:val="Tabelanormal"/>
     <w:uiPriority w:val="67"/>
     <w:rsid w:val="00CB0664"/>
     <w:pPr>
@@ -11494,9 +11602,9 @@
       </w:tcPr>
     </w:tblStylePr>
   </w:style>
-  <w:style w:type="table" w:styleId="MediumGrid1-Accent3">
+  <w:style w:type="table" w:styleId="GrelhaMdia1-Cor3">
     <w:name w:val="Medium Grid 1 Accent 3"/>
-    <w:basedOn w:val="TableNormal"/>
+    <w:basedOn w:val="Tabelanormal"/>
     <w:uiPriority w:val="67"/>
     <w:rsid w:val="00CB0664"/>
     <w:pPr>
@@ -11560,9 +11668,9 @@
       </w:tcPr>
     </w:tblStylePr>
   </w:style>
-  <w:style w:type="table" w:styleId="MediumGrid1-Accent4">
+  <w:style w:type="table" w:styleId="GrelhaMdia1-Cor4">
     <w:name w:val="Medium Grid 1 Accent 4"/>
-    <w:basedOn w:val="TableNormal"/>
+    <w:basedOn w:val="Tabelanormal"/>
     <w:uiPriority w:val="67"/>
     <w:rsid w:val="00CB0664"/>
     <w:pPr>
@@ -11626,9 +11734,9 @@
       </w:tcPr>
     </w:tblStylePr>
   </w:style>
-  <w:style w:type="table" w:styleId="MediumGrid1-Accent5">
+  <w:style w:type="table" w:styleId="GrelhaMdia1-Cor5">
     <w:name w:val="Medium Grid 1 Accent 5"/>
-    <w:basedOn w:val="TableNormal"/>
+    <w:basedOn w:val="Tabelanormal"/>
     <w:uiPriority w:val="67"/>
     <w:rsid w:val="00CB0664"/>
     <w:pPr>
@@ -11692,9 +11800,9 @@
       </w:tcPr>
     </w:tblStylePr>
   </w:style>
-  <w:style w:type="table" w:styleId="MediumGrid1-Accent6">
+  <w:style w:type="table" w:styleId="GrelhaMdia1-Cor6">
     <w:name w:val="Medium Grid 1 Accent 6"/>
-    <w:basedOn w:val="TableNormal"/>
+    <w:basedOn w:val="Tabelanormal"/>
     <w:uiPriority w:val="67"/>
     <w:rsid w:val="00CB0664"/>
     <w:pPr>
@@ -11758,9 +11866,9 @@
       </w:tcPr>
     </w:tblStylePr>
   </w:style>
-  <w:style w:type="table" w:styleId="MediumGrid2">
+  <w:style w:type="table" w:styleId="GrelhaMdia2">
     <w:name w:val="Medium Grid 2"/>
-    <w:basedOn w:val="TableNormal"/>
+    <w:basedOn w:val="Tabelanormal"/>
     <w:uiPriority w:val="68"/>
     <w:rsid w:val="00CB0664"/>
     <w:pPr>
@@ -11876,9 +11984,9 @@
       </w:tcPr>
     </w:tblStylePr>
   </w:style>
-  <w:style w:type="table" w:styleId="MediumGrid2-Accent1">
+  <w:style w:type="table" w:styleId="GrelhaMdia2-Cor1">
     <w:name w:val="Medium Grid 2 Accent 1"/>
-    <w:basedOn w:val="TableNormal"/>
+    <w:basedOn w:val="Tabelanormal"/>
     <w:uiPriority w:val="68"/>
     <w:rsid w:val="00CB0664"/>
     <w:pPr>
@@ -11994,9 +12102,9 @@
       </w:tcPr>
     </w:tblStylePr>
   </w:style>
-  <w:style w:type="table" w:styleId="MediumGrid2-Accent2">
+  <w:style w:type="table" w:styleId="GrelhaMdia2-Cor2">
     <w:name w:val="Medium Grid 2 Accent 2"/>
-    <w:basedOn w:val="TableNormal"/>
+    <w:basedOn w:val="Tabelanormal"/>
     <w:uiPriority w:val="68"/>
     <w:rsid w:val="00CB0664"/>
     <w:pPr>
@@ -12112,9 +12220,9 @@
       </w:tcPr>
     </w:tblStylePr>
   </w:style>
-  <w:style w:type="table" w:styleId="MediumGrid2-Accent3">
+  <w:style w:type="table" w:styleId="GrelhaMdia2-Cor3">
     <w:name w:val="Medium Grid 2 Accent 3"/>
-    <w:basedOn w:val="TableNormal"/>
+    <w:basedOn w:val="Tabelanormal"/>
     <w:uiPriority w:val="68"/>
     <w:rsid w:val="00CB0664"/>
     <w:pPr>
@@ -12230,9 +12338,9 @@
       </w:tcPr>
     </w:tblStylePr>
   </w:style>
-  <w:style w:type="table" w:styleId="MediumGrid2-Accent4">
+  <w:style w:type="table" w:styleId="GrelhaMdia2-Cor4">
     <w:name w:val="Medium Grid 2 Accent 4"/>
-    <w:basedOn w:val="TableNormal"/>
+    <w:basedOn w:val="Tabelanormal"/>
     <w:uiPriority w:val="68"/>
     <w:rsid w:val="00CB0664"/>
     <w:pPr>
@@ -12348,9 +12456,9 @@
       </w:tcPr>
     </w:tblStylePr>
   </w:style>
-  <w:style w:type="table" w:styleId="MediumGrid2-Accent5">
+  <w:style w:type="table" w:styleId="GrelhaMdia2-Cor5">
     <w:name w:val="Medium Grid 2 Accent 5"/>
-    <w:basedOn w:val="TableNormal"/>
+    <w:basedOn w:val="Tabelanormal"/>
     <w:uiPriority w:val="68"/>
     <w:rsid w:val="00CB0664"/>
     <w:pPr>
@@ -12466,9 +12574,9 @@
       </w:tcPr>
     </w:tblStylePr>
   </w:style>
-  <w:style w:type="table" w:styleId="MediumGrid2-Accent6">
+  <w:style w:type="table" w:styleId="GrelhaMdia2-Cor6">
     <w:name w:val="Medium Grid 2 Accent 6"/>
-    <w:basedOn w:val="TableNormal"/>
+    <w:basedOn w:val="Tabelanormal"/>
     <w:uiPriority w:val="68"/>
     <w:rsid w:val="00CB0664"/>
     <w:pPr>
@@ -12584,9 +12692,9 @@
       </w:tcPr>
     </w:tblStylePr>
   </w:style>
-  <w:style w:type="table" w:styleId="MediumGrid3">
+  <w:style w:type="table" w:styleId="GrelhaMdia3">
     <w:name w:val="Medium Grid 3"/>
-    <w:basedOn w:val="TableNormal"/>
+    <w:basedOn w:val="Tabelanormal"/>
     <w:uiPriority w:val="69"/>
     <w:rsid w:val="00CB0664"/>
     <w:pPr>
@@ -12718,9 +12826,9 @@
       </w:tcPr>
     </w:tblStylePr>
   </w:style>
-  <w:style w:type="table" w:styleId="MediumGrid3-Accent1">
+  <w:style w:type="table" w:styleId="GrelhaMdia3-Cor1">
     <w:name w:val="Medium Grid 3 Accent 1"/>
-    <w:basedOn w:val="TableNormal"/>
+    <w:basedOn w:val="Tabelanormal"/>
     <w:uiPriority w:val="69"/>
     <w:rsid w:val="00CB0664"/>
     <w:pPr>
@@ -12852,9 +12960,9 @@
       </w:tcPr>
     </w:tblStylePr>
   </w:style>
-  <w:style w:type="table" w:styleId="MediumGrid3-Accent2">
+  <w:style w:type="table" w:styleId="GrelhaMdia3-Cor2">
     <w:name w:val="Medium Grid 3 Accent 2"/>
-    <w:basedOn w:val="TableNormal"/>
+    <w:basedOn w:val="Tabelanormal"/>
     <w:uiPriority w:val="69"/>
     <w:rsid w:val="00CB0664"/>
     <w:pPr>
@@ -12986,9 +13094,9 @@
       </w:tcPr>
     </w:tblStylePr>
   </w:style>
-  <w:style w:type="table" w:styleId="MediumGrid3-Accent3">
+  <w:style w:type="table" w:styleId="GrelhaMdia3-Cor3">
     <w:name w:val="Medium Grid 3 Accent 3"/>
-    <w:basedOn w:val="TableNormal"/>
+    <w:basedOn w:val="Tabelanormal"/>
     <w:uiPriority w:val="69"/>
     <w:rsid w:val="00CB0664"/>
     <w:pPr>
@@ -13120,9 +13228,9 @@
       </w:tcPr>
     </w:tblStylePr>
   </w:style>
-  <w:style w:type="table" w:styleId="MediumGrid3-Accent4">
+  <w:style w:type="table" w:styleId="GrelhaMdia3-Cor4">
     <w:name w:val="Medium Grid 3 Accent 4"/>
-    <w:basedOn w:val="TableNormal"/>
+    <w:basedOn w:val="Tabelanormal"/>
     <w:uiPriority w:val="69"/>
     <w:rsid w:val="00CB0664"/>
     <w:pPr>
@@ -13254,9 +13362,9 @@
       </w:tcPr>
     </w:tblStylePr>
   </w:style>
-  <w:style w:type="table" w:styleId="MediumGrid3-Accent5">
+  <w:style w:type="table" w:styleId="GrelhaMdia3-Cor5">
     <w:name w:val="Medium Grid 3 Accent 5"/>
-    <w:basedOn w:val="TableNormal"/>
+    <w:basedOn w:val="Tabelanormal"/>
     <w:uiPriority w:val="69"/>
     <w:rsid w:val="00CB0664"/>
     <w:pPr>
@@ -13388,9 +13496,9 @@
       </w:tcPr>
     </w:tblStylePr>
   </w:style>
-  <w:style w:type="table" w:styleId="MediumGrid3-Accent6">
+  <w:style w:type="table" w:styleId="GrelhaMdia3-Cor6">
     <w:name w:val="Medium Grid 3 Accent 6"/>
-    <w:basedOn w:val="TableNormal"/>
+    <w:basedOn w:val="Tabelanormal"/>
     <w:uiPriority w:val="69"/>
     <w:rsid w:val="00CB0664"/>
     <w:pPr>
@@ -13522,9 +13630,9 @@
       </w:tcPr>
     </w:tblStylePr>
   </w:style>
-  <w:style w:type="table" w:styleId="DarkList">
+  <w:style w:type="table" w:styleId="ListaEscura">
     <w:name w:val="Dark List"/>
-    <w:basedOn w:val="TableNormal"/>
+    <w:basedOn w:val="Tabelanormal"/>
     <w:uiPriority w:val="70"/>
     <w:rsid w:val="00CB0664"/>
     <w:pPr>
@@ -13629,9 +13737,9 @@
       </w:tcPr>
     </w:tblStylePr>
   </w:style>
-  <w:style w:type="table" w:styleId="DarkList-Accent1">
+  <w:style w:type="table" w:styleId="ListaEscura-Cor1">
     <w:name w:val="Dark List Accent 1"/>
-    <w:basedOn w:val="TableNormal"/>
+    <w:basedOn w:val="Tabelanormal"/>
     <w:uiPriority w:val="70"/>
     <w:rsid w:val="00CB0664"/>
     <w:pPr>
@@ -13736,9 +13844,9 @@
       </w:tcPr>
     </w:tblStylePr>
   </w:style>
-  <w:style w:type="table" w:styleId="DarkList-Accent2">
+  <w:style w:type="table" w:styleId="ListaEscura-Cor2">
     <w:name w:val="Dark List Accent 2"/>
-    <w:basedOn w:val="TableNormal"/>
+    <w:basedOn w:val="Tabelanormal"/>
     <w:uiPriority w:val="70"/>
     <w:rsid w:val="00CB0664"/>
     <w:pPr>
@@ -13843,9 +13951,9 @@
       </w:tcPr>
     </w:tblStylePr>
   </w:style>
-  <w:style w:type="table" w:styleId="DarkList-Accent3">
+  <w:style w:type="table" w:styleId="ListaEscura-Cor3">
     <w:name w:val="Dark List Accent 3"/>
-    <w:basedOn w:val="TableNormal"/>
+    <w:basedOn w:val="Tabelanormal"/>
     <w:uiPriority w:val="70"/>
     <w:rsid w:val="00CB0664"/>
     <w:pPr>
@@ -13950,9 +14058,9 @@
       </w:tcPr>
     </w:tblStylePr>
   </w:style>
-  <w:style w:type="table" w:styleId="DarkList-Accent4">
+  <w:style w:type="table" w:styleId="ListaEscura-Cor4">
     <w:name w:val="Dark List Accent 4"/>
-    <w:basedOn w:val="TableNormal"/>
+    <w:basedOn w:val="Tabelanormal"/>
     <w:uiPriority w:val="70"/>
     <w:rsid w:val="00CB0664"/>
     <w:pPr>
@@ -14057,9 +14165,9 @@
       </w:tcPr>
     </w:tblStylePr>
   </w:style>
-  <w:style w:type="table" w:styleId="DarkList-Accent5">
+  <w:style w:type="table" w:styleId="ListaEscura-Cor5">
     <w:name w:val="Dark List Accent 5"/>
-    <w:basedOn w:val="TableNormal"/>
+    <w:basedOn w:val="Tabelanormal"/>
     <w:uiPriority w:val="70"/>
     <w:rsid w:val="00CB0664"/>
     <w:pPr>
@@ -14164,9 +14272,9 @@
       </w:tcPr>
     </w:tblStylePr>
   </w:style>
-  <w:style w:type="table" w:styleId="DarkList-Accent6">
+  <w:style w:type="table" w:styleId="ListaEscura-Cor6">
     <w:name w:val="Dark List Accent 6"/>
-    <w:basedOn w:val="TableNormal"/>
+    <w:basedOn w:val="Tabelanormal"/>
     <w:uiPriority w:val="70"/>
     <w:rsid w:val="00CB0664"/>
     <w:pPr>
@@ -14271,9 +14379,9 @@
       </w:tcPr>
     </w:tblStylePr>
   </w:style>
-  <w:style w:type="table" w:styleId="ColorfulShading">
+  <w:style w:type="table" w:styleId="SombreadoColorido">
     <w:name w:val="Colorful Shading"/>
-    <w:basedOn w:val="TableNormal"/>
+    <w:basedOn w:val="Tabelanormal"/>
     <w:uiPriority w:val="71"/>
     <w:rsid w:val="00CB0664"/>
     <w:pPr>
@@ -14386,9 +14494,9 @@
       </w:rPr>
     </w:tblStylePr>
   </w:style>
-  <w:style w:type="table" w:styleId="ColorfulShading-Accent1">
+  <w:style w:type="table" w:styleId="SombreadoColorido-Cor1">
     <w:name w:val="Colorful Shading Accent 1"/>
-    <w:basedOn w:val="TableNormal"/>
+    <w:basedOn w:val="Tabelanormal"/>
     <w:uiPriority w:val="71"/>
     <w:rsid w:val="00CB0664"/>
     <w:pPr>
@@ -14501,9 +14609,9 @@
       </w:rPr>
     </w:tblStylePr>
   </w:style>
-  <w:style w:type="table" w:styleId="ColorfulShading-Accent2">
+  <w:style w:type="table" w:styleId="SombreadoColorido-Cor2">
     <w:name w:val="Colorful Shading Accent 2"/>
-    <w:basedOn w:val="TableNormal"/>
+    <w:basedOn w:val="Tabelanormal"/>
     <w:uiPriority w:val="71"/>
     <w:rsid w:val="00CB0664"/>
     <w:pPr>
@@ -14616,9 +14724,9 @@
       </w:rPr>
     </w:tblStylePr>
   </w:style>
-  <w:style w:type="table" w:styleId="ColorfulShading-Accent3">
+  <w:style w:type="table" w:styleId="SombreadoColorido-Cor3">
     <w:name w:val="Colorful Shading Accent 3"/>
-    <w:basedOn w:val="TableNormal"/>
+    <w:basedOn w:val="Tabelanormal"/>
     <w:uiPriority w:val="71"/>
     <w:rsid w:val="00CB0664"/>
     <w:pPr>
@@ -14721,9 +14829,9 @@
       </w:tcPr>
     </w:tblStylePr>
   </w:style>
-  <w:style w:type="table" w:styleId="ColorfulShading-Accent4">
+  <w:style w:type="table" w:styleId="SombreadoColorido-Cor4">
     <w:name w:val="Colorful Shading Accent 4"/>
-    <w:basedOn w:val="TableNormal"/>
+    <w:basedOn w:val="Tabelanormal"/>
     <w:uiPriority w:val="71"/>
     <w:rsid w:val="00CB0664"/>
     <w:pPr>
@@ -14836,9 +14944,9 @@
       </w:rPr>
     </w:tblStylePr>
   </w:style>
-  <w:style w:type="table" w:styleId="ColorfulShading-Accent5">
+  <w:style w:type="table" w:styleId="SombreadoColorido-Cor5">
     <w:name w:val="Colorful Shading Accent 5"/>
-    <w:basedOn w:val="TableNormal"/>
+    <w:basedOn w:val="Tabelanormal"/>
     <w:uiPriority w:val="71"/>
     <w:rsid w:val="00CB0664"/>
     <w:pPr>
@@ -14951,9 +15059,9 @@
       </w:rPr>
     </w:tblStylePr>
   </w:style>
-  <w:style w:type="table" w:styleId="ColorfulShading-Accent6">
+  <w:style w:type="table" w:styleId="SombreadoColorido-Cor6">
     <w:name w:val="Colorful Shading Accent 6"/>
-    <w:basedOn w:val="TableNormal"/>
+    <w:basedOn w:val="Tabelanormal"/>
     <w:uiPriority w:val="71"/>
     <w:rsid w:val="00CB0664"/>
     <w:pPr>
@@ -15066,9 +15174,9 @@
       </w:rPr>
     </w:tblStylePr>
   </w:style>
-  <w:style w:type="table" w:styleId="ColorfulList">
+  <w:style w:type="table" w:styleId="ListaColorida">
     <w:name w:val="Colorful List"/>
-    <w:basedOn w:val="TableNormal"/>
+    <w:basedOn w:val="Tabelanormal"/>
     <w:uiPriority w:val="72"/>
     <w:rsid w:val="00CB0664"/>
     <w:pPr>
@@ -15145,9 +15253,9 @@
       </w:tcPr>
     </w:tblStylePr>
   </w:style>
-  <w:style w:type="table" w:styleId="ColorfulList-Accent1">
+  <w:style w:type="table" w:styleId="ListaColorida-Cor1">
     <w:name w:val="Colorful List Accent 1"/>
-    <w:basedOn w:val="TableNormal"/>
+    <w:basedOn w:val="Tabelanormal"/>
     <w:uiPriority w:val="72"/>
     <w:rsid w:val="00CB0664"/>
     <w:pPr>
@@ -15224,9 +15332,9 @@
       </w:tcPr>
     </w:tblStylePr>
   </w:style>
-  <w:style w:type="table" w:styleId="ColorfulList-Accent2">
+  <w:style w:type="table" w:styleId="ListaColorida-Cor2">
     <w:name w:val="Colorful List Accent 2"/>
-    <w:basedOn w:val="TableNormal"/>
+    <w:basedOn w:val="Tabelanormal"/>
     <w:uiPriority w:val="72"/>
     <w:rsid w:val="00CB0664"/>
     <w:pPr>
@@ -15303,9 +15411,9 @@
       </w:tcPr>
     </w:tblStylePr>
   </w:style>
-  <w:style w:type="table" w:styleId="ColorfulList-Accent3">
+  <w:style w:type="table" w:styleId="ListaColorida-Cor3">
     <w:name w:val="Colorful List Accent 3"/>
-    <w:basedOn w:val="TableNormal"/>
+    <w:basedOn w:val="Tabelanormal"/>
     <w:uiPriority w:val="72"/>
     <w:rsid w:val="00CB0664"/>
     <w:pPr>
@@ -15382,9 +15490,9 @@
       </w:tcPr>
     </w:tblStylePr>
   </w:style>
-  <w:style w:type="table" w:styleId="ColorfulList-Accent4">
+  <w:style w:type="table" w:styleId="ListaColorida-Cor4">
     <w:name w:val="Colorful List Accent 4"/>
-    <w:basedOn w:val="TableNormal"/>
+    <w:basedOn w:val="Tabelanormal"/>
     <w:uiPriority w:val="72"/>
     <w:rsid w:val="00CB0664"/>
     <w:pPr>
@@ -15461,9 +15569,9 @@
       </w:tcPr>
     </w:tblStylePr>
   </w:style>
-  <w:style w:type="table" w:styleId="ColorfulList-Accent5">
+  <w:style w:type="table" w:styleId="ListaColorida-Cor5">
     <w:name w:val="Colorful List Accent 5"/>
-    <w:basedOn w:val="TableNormal"/>
+    <w:basedOn w:val="Tabelanormal"/>
     <w:uiPriority w:val="72"/>
     <w:rsid w:val="00CB0664"/>
     <w:pPr>
@@ -15540,9 +15648,9 @@
       </w:tcPr>
     </w:tblStylePr>
   </w:style>
-  <w:style w:type="table" w:styleId="ColorfulList-Accent6">
+  <w:style w:type="table" w:styleId="ListaColorida-Cor6">
     <w:name w:val="Colorful List Accent 6"/>
-    <w:basedOn w:val="TableNormal"/>
+    <w:basedOn w:val="Tabelanormal"/>
     <w:uiPriority w:val="72"/>
     <w:rsid w:val="00CB0664"/>
     <w:pPr>
@@ -15619,9 +15727,9 @@
       </w:tcPr>
     </w:tblStylePr>
   </w:style>
-  <w:style w:type="table" w:styleId="ColorfulGrid">
+  <w:style w:type="table" w:styleId="GrelhaColorida">
     <w:name w:val="Colorful Grid"/>
-    <w:basedOn w:val="TableNormal"/>
+    <w:basedOn w:val="Tabelanormal"/>
     <w:uiPriority w:val="73"/>
     <w:rsid w:val="00CB0664"/>
     <w:pPr>
@@ -15692,9 +15800,9 @@
       </w:tcPr>
     </w:tblStylePr>
   </w:style>
-  <w:style w:type="table" w:styleId="ColorfulGrid-Accent1">
+  <w:style w:type="table" w:styleId="GrelhaColorida-Cor1">
     <w:name w:val="Colorful Grid Accent 1"/>
-    <w:basedOn w:val="TableNormal"/>
+    <w:basedOn w:val="Tabelanormal"/>
     <w:uiPriority w:val="73"/>
     <w:rsid w:val="00CB0664"/>
     <w:pPr>
@@ -15765,9 +15873,9 @@
       </w:tcPr>
     </w:tblStylePr>
   </w:style>
-  <w:style w:type="table" w:styleId="ColorfulGrid-Accent2">
+  <w:style w:type="table" w:styleId="GrelhaColorida-Cor2">
     <w:name w:val="Colorful Grid Accent 2"/>
-    <w:basedOn w:val="TableNormal"/>
+    <w:basedOn w:val="Tabelanormal"/>
     <w:uiPriority w:val="73"/>
     <w:rsid w:val="00CB0664"/>
     <w:pPr>
@@ -15838,9 +15946,9 @@
       </w:tcPr>
     </w:tblStylePr>
   </w:style>
-  <w:style w:type="table" w:styleId="ColorfulGrid-Accent3">
+  <w:style w:type="table" w:styleId="GrelhaColorida-Cor3">
     <w:name w:val="Colorful Grid Accent 3"/>
-    <w:basedOn w:val="TableNormal"/>
+    <w:basedOn w:val="Tabelanormal"/>
     <w:uiPriority w:val="73"/>
     <w:rsid w:val="00CB0664"/>
     <w:pPr>
@@ -15911,9 +16019,9 @@
       </w:tcPr>
     </w:tblStylePr>
   </w:style>
-  <w:style w:type="table" w:styleId="ColorfulGrid-Accent4">
+  <w:style w:type="table" w:styleId="GrelhaColorida-Cor4">
     <w:name w:val="Colorful Grid Accent 4"/>
-    <w:basedOn w:val="TableNormal"/>
+    <w:basedOn w:val="Tabelanormal"/>
     <w:uiPriority w:val="73"/>
     <w:rsid w:val="00CB0664"/>
     <w:pPr>
@@ -15984,9 +16092,9 @@
       </w:tcPr>
     </w:tblStylePr>
   </w:style>
-  <w:style w:type="table" w:styleId="ColorfulGrid-Accent5">
+  <w:style w:type="table" w:styleId="GrelhaColorida-Cor5">
     <w:name w:val="Colorful Grid Accent 5"/>
-    <w:basedOn w:val="TableNormal"/>
+    <w:basedOn w:val="Tabelanormal"/>
     <w:uiPriority w:val="73"/>
     <w:rsid w:val="00CB0664"/>
     <w:pPr>
@@ -16057,9 +16165,9 @@
       </w:tcPr>
     </w:tblStylePr>
   </w:style>
-  <w:style w:type="table" w:styleId="ColorfulGrid-Accent6">
+  <w:style w:type="table" w:styleId="GrelhaColorida-Cor6">
     <w:name w:val="Colorful Grid Accent 6"/>
-    <w:basedOn w:val="TableNormal"/>
+    <w:basedOn w:val="Tabelanormal"/>
     <w:uiPriority w:val="73"/>
     <w:rsid w:val="00CB0664"/>
     <w:pPr>
@@ -16454,28 +16562,14 @@
 </file>
 
 <file path=customXml/item1.xml><?xml version="1.0" encoding="utf-8"?>
-<p:properties xmlns:p="http://schemas.microsoft.com/office/2006/metadata/properties" xmlns:xsi="http://www.w3.org/2001/XMLSchema-instance" xmlns:pc="http://schemas.microsoft.com/office/infopath/2007/PartnerControls">
-  <documentManagement/>
-</p:properties>
+<b:Sources xmlns:b="http://schemas.openxmlformats.org/officeDocument/2006/bibliography" xmlns="http://schemas.openxmlformats.org/officeDocument/2006/bibliography" SelectedStyle="/APA.XSL" StyleName="APA"/>
 </file>
 
 <file path=customXml/item2.xml><?xml version="1.0" encoding="utf-8"?>
-<?mso-contentType ?>
-<FormTemplates xmlns="http://schemas.microsoft.com/sharepoint/v3/contenttype/forms">
-  <Display>DocumentLibraryForm</Display>
-  <Edit>DocumentLibraryForm</Edit>
-  <New>DocumentLibraryForm</New>
-</FormTemplates>
-</file>
-
-<file path=customXml/item3.xml><?xml version="1.0" encoding="utf-8"?>
-<b:Sources xmlns:b="http://schemas.openxmlformats.org/officeDocument/2006/bibliography" xmlns="http://schemas.openxmlformats.org/officeDocument/2006/bibliography" SelectedStyle="/APA.XSL" StyleName="APA"/>
-</file>
-
-<file path=customXml/item4.xml><?xml version="1.0" encoding="utf-8"?>
-<ct:contentTypeSchema xmlns:ct="http://schemas.microsoft.com/office/2006/metadata/contentType" xmlns:ma="http://schemas.microsoft.com/office/2006/metadata/properties/metaAttributes" ct:_="" ma:_="" ma:contentTypeName="Document" ma:contentTypeID="0x010100293B981485C9E24DAE651C97D9FBC267" ma:contentTypeVersion="3" ma:contentTypeDescription="Create a new document." ma:contentTypeScope="" ma:versionID="81e1889baf096e0f1fabc7e628f510b3">
-  <xsd:schema xmlns:xsd="http://www.w3.org/2001/XMLSchema" xmlns:xs="http://www.w3.org/2001/XMLSchema" xmlns:p="http://schemas.microsoft.com/office/2006/metadata/properties" xmlns:ns2="32f33a6e-f018-4796-a6d6-b8c30f0661e9" targetNamespace="http://schemas.microsoft.com/office/2006/metadata/properties" ma:root="true" ma:fieldsID="4b8b816b6954550eb9ea5c593f5cc868" ns2:_="">
+<ct:contentTypeSchema xmlns:ct="http://schemas.microsoft.com/office/2006/metadata/contentType" xmlns:ma="http://schemas.microsoft.com/office/2006/metadata/properties/metaAttributes" ct:_="" ma:_="" ma:contentTypeName="Documento" ma:contentTypeID="0x010100293B981485C9E24DAE651C97D9FBC267" ma:contentTypeVersion="9" ma:contentTypeDescription="Criar um novo documento." ma:contentTypeScope="" ma:versionID="67106ac685bde41cc0caab8279921af5">
+  <xsd:schema xmlns:xsd="http://www.w3.org/2001/XMLSchema" xmlns:xs="http://www.w3.org/2001/XMLSchema" xmlns:p="http://schemas.microsoft.com/office/2006/metadata/properties" xmlns:ns2="32f33a6e-f018-4796-a6d6-b8c30f0661e9" xmlns:ns3="59ec22bb-74c1-4c3c-af96-122e757b18d2" targetNamespace="http://schemas.microsoft.com/office/2006/metadata/properties" ma:root="true" ma:fieldsID="6a225e97788944c998cfd0bee463245c" ns2:_="" ns3:_="">
     <xsd:import namespace="32f33a6e-f018-4796-a6d6-b8c30f0661e9"/>
+    <xsd:import namespace="59ec22bb-74c1-4c3c-af96-122e757b18d2"/>
     <xsd:element name="properties">
       <xsd:complexType>
         <xsd:sequence>
@@ -16485,6 +16579,11 @@
                 <xsd:element ref="ns2:MediaServiceMetadata" minOccurs="0"/>
                 <xsd:element ref="ns2:MediaServiceFastMetadata" minOccurs="0"/>
                 <xsd:element ref="ns2:MediaServiceSearchProperties" minOccurs="0"/>
+                <xsd:element ref="ns2:MediaServiceDateTaken" minOccurs="0"/>
+                <xsd:element ref="ns2:MediaServiceGenerationTime" minOccurs="0"/>
+                <xsd:element ref="ns2:MediaServiceEventHashCode" minOccurs="0"/>
+                <xsd:element ref="ns2:lcf76f155ced4ddcb4097134ff3c332f" minOccurs="0"/>
+                <xsd:element ref="ns3:TaxCatchAll" minOccurs="0"/>
               </xsd:all>
             </xsd:complexType>
           </xsd:element>
@@ -16510,6 +16609,43 @@
         <xsd:restriction base="dms:Note"/>
       </xsd:simpleType>
     </xsd:element>
+    <xsd:element name="MediaServiceDateTaken" ma:index="11" nillable="true" ma:displayName="MediaServiceDateTaken" ma:hidden="true" ma:indexed="true" ma:internalName="MediaServiceDateTaken" ma:readOnly="true">
+      <xsd:simpleType>
+        <xsd:restriction base="dms:Text"/>
+      </xsd:simpleType>
+    </xsd:element>
+    <xsd:element name="MediaServiceGenerationTime" ma:index="12" nillable="true" ma:displayName="MediaServiceGenerationTime" ma:hidden="true" ma:internalName="MediaServiceGenerationTime" ma:readOnly="true">
+      <xsd:simpleType>
+        <xsd:restriction base="dms:Text"/>
+      </xsd:simpleType>
+    </xsd:element>
+    <xsd:element name="MediaServiceEventHashCode" ma:index="13" nillable="true" ma:displayName="MediaServiceEventHashCode" ma:hidden="true" ma:internalName="MediaServiceEventHashCode" ma:readOnly="true">
+      <xsd:simpleType>
+        <xsd:restriction base="dms:Text"/>
+      </xsd:simpleType>
+    </xsd:element>
+    <xsd:element name="lcf76f155ced4ddcb4097134ff3c332f" ma:index="15" nillable="true" ma:taxonomy="true" ma:internalName="lcf76f155ced4ddcb4097134ff3c332f" ma:taxonomyFieldName="MediaServiceImageTags" ma:displayName="Etiquetas de Imagem" ma:readOnly="false" ma:fieldId="{5cf76f15-5ced-4ddc-b409-7134ff3c332f}" ma:taxonomyMulti="true" ma:sspId="1374c586-51ca-419d-b13a-551147e70874" ma:termSetId="09814cd3-568e-fe90-9814-8d621ff8fb84" ma:anchorId="fba54fb3-c3e1-fe81-a776-ca4b69148c4d" ma:open="true" ma:isKeyword="false">
+      <xsd:complexType>
+        <xsd:sequence>
+          <xsd:element ref="pc:Terms" minOccurs="0" maxOccurs="1"/>
+        </xsd:sequence>
+      </xsd:complexType>
+    </xsd:element>
+  </xsd:schema>
+  <xsd:schema xmlns:xsd="http://www.w3.org/2001/XMLSchema" xmlns:xs="http://www.w3.org/2001/XMLSchema" xmlns:dms="http://schemas.microsoft.com/office/2006/documentManagement/types" xmlns:pc="http://schemas.microsoft.com/office/infopath/2007/PartnerControls" targetNamespace="59ec22bb-74c1-4c3c-af96-122e757b18d2" elementFormDefault="qualified">
+    <xsd:import namespace="http://schemas.microsoft.com/office/2006/documentManagement/types"/>
+    <xsd:import namespace="http://schemas.microsoft.com/office/infopath/2007/PartnerControls"/>
+    <xsd:element name="TaxCatchAll" ma:index="16" nillable="true" ma:displayName="Taxonomy Catch All Column" ma:hidden="true" ma:list="{281605ea-d3cc-4310-8c97-aa0e64c9f496}" ma:internalName="TaxCatchAll" ma:showField="CatchAllData" ma:web="59ec22bb-74c1-4c3c-af96-122e757b18d2">
+      <xsd:complexType>
+        <xsd:complexContent>
+          <xsd:extension base="dms:MultiChoiceLookup">
+            <xsd:sequence>
+              <xsd:element name="Value" type="dms:Lookup" maxOccurs="unbounded" minOccurs="0" nillable="true"/>
+            </xsd:sequence>
+          </xsd:extension>
+        </xsd:complexContent>
+      </xsd:complexType>
+    </xsd:element>
   </xsd:schema>
   <xsd:schema xmlns="http://schemas.openxmlformats.org/package/2006/metadata/core-properties" xmlns:xsd="http://www.w3.org/2001/XMLSchema" xmlns:xsi="http://www.w3.org/2001/XMLSchema-instance" xmlns:dc="http://purl.org/dc/elements/1.1/" xmlns:dcterms="http://purl.org/dc/terms/" xmlns:odoc="http://schemas.microsoft.com/internal/obd" targetNamespace="http://schemas.openxmlformats.org/package/2006/metadata/core-properties" elementFormDefault="qualified" attributeFormDefault="unqualified" blockDefault="#all">
     <xsd:import namespace="http://purl.org/dc/elements/1.1/" schemaLocation="http://dublincore.org/schemas/xmls/qdc/2003/04/02/dc.xsd"/>
@@ -16520,8 +16656,8 @@
         <xsd:element ref="dc:creator" minOccurs="0" maxOccurs="1"/>
         <xsd:element ref="dcterms:created" minOccurs="0" maxOccurs="1"/>
         <xsd:element ref="dc:identifier" minOccurs="0" maxOccurs="1"/>
-        <xsd:element name="contentType" minOccurs="0" maxOccurs="1" type="xsd:string" ma:index="0" ma:displayName="Content Type"/>
-        <xsd:element ref="dc:title" minOccurs="0" maxOccurs="1" ma:index="4" ma:displayName="Title"/>
+        <xsd:element name="contentType" minOccurs="0" maxOccurs="1" type="xsd:string" ma:index="0" ma:displayName="Tipo de Conteúdo"/>
+        <xsd:element ref="dc:title" minOccurs="0" maxOccurs="1" ma:index="4" ma:displayName="Título"/>
         <xsd:element ref="dc:subject" minOccurs="0" maxOccurs="1"/>
         <xsd:element ref="dc:description" minOccurs="0" maxOccurs="1"/>
         <xsd:element name="keywords" minOccurs="0" maxOccurs="1" type="xsd:string"/>
@@ -16610,24 +16746,27 @@
 </ct:contentTypeSchema>
 </file>
 
-<file path=customXml/itemProps1.xml><?xml version="1.0" encoding="utf-8"?>
-<ds:datastoreItem xmlns:ds="http://schemas.openxmlformats.org/officeDocument/2006/customXml" ds:itemID="{A23F7C98-3FFE-4C5F-944F-A4441C902565}">
-  <ds:schemaRefs>
-    <ds:schemaRef ds:uri="http://schemas.microsoft.com/office/2006/metadata/properties"/>
-    <ds:schemaRef ds:uri="http://schemas.microsoft.com/office/infopath/2007/PartnerControls"/>
-  </ds:schemaRefs>
-</ds:datastoreItem>
+<file path=customXml/item3.xml><?xml version="1.0" encoding="utf-8"?>
+<?mso-contentType ?>
+<FormTemplates xmlns="http://schemas.microsoft.com/sharepoint/v3/contenttype/forms">
+  <Display>DocumentLibraryForm</Display>
+  <Edit>DocumentLibraryForm</Edit>
+  <New>DocumentLibraryForm</New>
+</FormTemplates>
 </file>
 
-<file path=customXml/itemProps2.xml><?xml version="1.0" encoding="utf-8"?>
-<ds:datastoreItem xmlns:ds="http://schemas.openxmlformats.org/officeDocument/2006/customXml" ds:itemID="{4600720B-B3B7-4143-BD04-33B8636F1BB4}">
-  <ds:schemaRefs>
-    <ds:schemaRef ds:uri="http://schemas.microsoft.com/sharepoint/v3/contenttype/forms"/>
-  </ds:schemaRefs>
-</ds:datastoreItem>
+<file path=customXml/item4.xml><?xml version="1.0" encoding="utf-8"?>
+<p:properties xmlns:p="http://schemas.microsoft.com/office/2006/metadata/properties" xmlns:xsi="http://www.w3.org/2001/XMLSchema-instance" xmlns:pc="http://schemas.microsoft.com/office/infopath/2007/PartnerControls">
+  <documentManagement>
+    <TaxCatchAll xmlns="59ec22bb-74c1-4c3c-af96-122e757b18d2" xsi:nil="true"/>
+    <lcf76f155ced4ddcb4097134ff3c332f xmlns="32f33a6e-f018-4796-a6d6-b8c30f0661e9">
+      <Terms xmlns="http://schemas.microsoft.com/office/infopath/2007/PartnerControls"/>
+    </lcf76f155ced4ddcb4097134ff3c332f>
+  </documentManagement>
+</p:properties>
 </file>
 
-<file path=customXml/itemProps3.xml><?xml version="1.0" encoding="utf-8"?>
+<file path=customXml/itemProps1.xml><?xml version="1.0" encoding="utf-8"?>
 <ds:datastoreItem xmlns:ds="http://schemas.openxmlformats.org/officeDocument/2006/customXml" ds:itemID="{EF278816-EC6F-A645-907D-7F25AECB1D4A}">
   <ds:schemaRefs>
     <ds:schemaRef ds:uri="http://schemas.openxmlformats.org/officeDocument/2006/bibliography"/>
@@ -16635,20 +16774,14 @@
 </ds:datastoreItem>
 </file>
 
+<file path=customXml/itemProps2.xml><?xml version="1.0" encoding="utf-8"?>
+<ds:datastoreItem xmlns:ds="http://schemas.openxmlformats.org/officeDocument/2006/customXml" ds:itemID="{9A0BF329-8F34-4389-AEF6-A2EE1D2B469C}"/>
+</file>
+
+<file path=customXml/itemProps3.xml><?xml version="1.0" encoding="utf-8"?>
+<ds:datastoreItem xmlns:ds="http://schemas.openxmlformats.org/officeDocument/2006/customXml" ds:itemID="{062D1343-0FB4-40D7-89E9-FA51C7D4BD53}"/>
+</file>
+
 <file path=customXml/itemProps4.xml><?xml version="1.0" encoding="utf-8"?>
-<ds:datastoreItem xmlns:ds="http://schemas.openxmlformats.org/officeDocument/2006/customXml" ds:itemID="{0B931EFC-A946-44C4-87C8-DD61BD6FA963}">
-  <ds:schemaRefs>
-    <ds:schemaRef ds:uri="http://schemas.microsoft.com/office/2006/metadata/contentType"/>
-    <ds:schemaRef ds:uri="http://schemas.microsoft.com/office/2006/metadata/properties/metaAttributes"/>
-    <ds:schemaRef ds:uri="http://www.w3.org/2001/XMLSchema"/>
-    <ds:schemaRef ds:uri="http://schemas.microsoft.com/office/2006/metadata/properties"/>
-    <ds:schemaRef ds:uri="32f33a6e-f018-4796-a6d6-b8c30f0661e9"/>
-    <ds:schemaRef ds:uri="http://schemas.microsoft.com/office/2006/documentManagement/types"/>
-    <ds:schemaRef ds:uri="http://schemas.microsoft.com/office/infopath/2007/PartnerControls"/>
-    <ds:schemaRef ds:uri="http://schemas.openxmlformats.org/package/2006/metadata/core-properties"/>
-    <ds:schemaRef ds:uri="http://purl.org/dc/elements/1.1/"/>
-    <ds:schemaRef ds:uri="http://purl.org/dc/terms/"/>
-    <ds:schemaRef ds:uri="http://schemas.microsoft.com/internal/obd"/>
-  </ds:schemaRefs>
-</ds:datastoreItem>
+<ds:datastoreItem xmlns:ds="http://schemas.openxmlformats.org/officeDocument/2006/customXml" ds:itemID="{C2C28CFB-24AA-4C55-9570-A82C7FE6B8BE}"/>
 </file>